--- a/Python Notes 240314.docx
+++ b/Python Notes 240314.docx
@@ -1,7 +1,1627 @@
 
 <file path=word/document.xml><?xml version="1.0" encoding="utf-8"?>
-<w:document xmlns:wpc="http://schemas.microsoft.com/office/word/2010/wordprocessingCanvas" xmlns:cx="http://schemas.microsoft.com/office/drawing/2014/chartex" xmlns:cx1="http://schemas.microsoft.com/office/drawing/2015/9/8/chartex" xmlns:cx2="http://schemas.microsoft.com/office/drawing/2015/10/21/chartex" xmlns:cx3="http://schemas.microsoft.com/office/drawing/2016/5/9/chartex" xmlns:cx4="http://schemas.microsoft.com/office/drawing/2016/5/10/chartex" xmlns:cx5="http://schemas.microsoft.com/office/drawing/2016/5/11/chartex" xmlns:cx6="http://schemas.microsoft.com/office/drawing/2016/5/12/chartex" xmlns:cx7="http://schemas.microsoft.com/office/drawing/2016/5/13/chartex" xmlns:cx8="http://schemas.microsoft.com/office/drawing/2016/5/14/chartex" xmlns:mc="http://schemas.openxmlformats.org/markup-compatibility/2006" xmlns:aink="http://schemas.microsoft.com/office/drawing/2016/ink" xmlns:am3d="http://schemas.microsoft.com/office/drawing/2017/model3d" xmlns:o="urn:schemas-microsoft-com:office:office" xmlns:oel="http://schemas.microsoft.com/office/2019/extlst" xmlns:r="http://schemas.openxmlformats.org/officeDocument/2006/relationships" xmlns:m="http://schemas.openxmlformats.org/officeDocument/2006/math" xmlns:v="urn:schemas-microsoft-com:vml" xmlns:wp14="http://schemas.microsoft.com/office/word/2010/wordprocessingDrawing" xmlns:wp="http://schemas.openxmlformats.org/drawingml/2006/wordprocessingDrawing" xmlns:w10="urn:schemas-microsoft-com:office:word" xmlns:w="http://schemas.openxmlformats.org/wordprocessingml/2006/main" xmlns:w14="http://schemas.microsoft.com/office/word/2010/wordml" xmlns:w15="http://schemas.microsoft.com/office/word/2012/wordml" xmlns:w16cex="http://schemas.microsoft.com/office/word/2018/wordml/cex" xmlns:w16cid="http://schemas.microsoft.com/office/word/2016/wordml/cid" xmlns:w16="http://schemas.microsoft.com/office/word/2018/wordml" xmlns:w16sdtdh="http://schemas.microsoft.com/office/word/2020/wordml/sdtdatahash" xmlns:w16se="http://schemas.microsoft.com/office/word/2015/wordml/symex" xmlns:wpg="http://schemas.microsoft.com/office/word/2010/wordprocessingGroup" xmlns:wpi="http://schemas.microsoft.com/office/word/2010/wordprocessingInk" xmlns:wne="http://schemas.microsoft.com/office/word/2006/wordml" xmlns:wps="http://schemas.microsoft.com/office/word/2010/wordprocessingShape" mc:Ignorable="w14 w15 w16se w16cid w16 w16cex w16sdtdh wp14">
+<w:document xmlns:wpc="http://schemas.microsoft.com/office/word/2010/wordprocessingCanvas" xmlns:cx="http://schemas.microsoft.com/office/drawing/2014/chartex" xmlns:cx1="http://schemas.microsoft.com/office/drawing/2015/9/8/chartex" xmlns:cx2="http://schemas.microsoft.com/office/drawing/2015/10/21/chartex" xmlns:cx3="http://schemas.microsoft.com/office/drawing/2016/5/9/chartex" xmlns:cx4="http://schemas.microsoft.com/office/drawing/2016/5/10/chartex" xmlns:cx5="http://schemas.microsoft.com/office/drawing/2016/5/11/chartex" xmlns:cx6="http://schemas.microsoft.com/office/drawing/2016/5/12/chartex" xmlns:cx7="http://schemas.microsoft.com/office/drawing/2016/5/13/chartex" xmlns:cx8="http://schemas.microsoft.com/office/drawing/2016/5/14/chartex" xmlns:mc="http://schemas.openxmlformats.org/markup-compatibility/2006" xmlns:aink="http://schemas.microsoft.com/office/drawing/2016/ink" xmlns:am3d="http://schemas.microsoft.com/office/drawing/2017/model3d" xmlns:o="urn:schemas-microsoft-com:office:office" xmlns:oel="http://schemas.microsoft.com/office/2019/extlst" xmlns:r="http://schemas.openxmlformats.org/officeDocument/2006/relationships" xmlns:m="http://schemas.openxmlformats.org/officeDocument/2006/math" xmlns:v="urn:schemas-microsoft-com:vml" xmlns:wp14="http://schemas.microsoft.com/office/word/2010/wordprocessingDrawing" xmlns:wp="http://schemas.openxmlformats.org/drawingml/2006/wordprocessingDrawing" xmlns:w10="urn:schemas-microsoft-com:office:word" xmlns:w="http://schemas.openxmlformats.org/wordprocessingml/2006/main" xmlns:w14="http://schemas.microsoft.com/office/word/2010/wordml" xmlns:w15="http://schemas.microsoft.com/office/word/2012/wordml" xmlns:w16cex="http://schemas.microsoft.com/office/word/2018/wordml/cex" xmlns:w16cid="http://schemas.microsoft.com/office/word/2016/wordml/cid" xmlns:w16="http://schemas.microsoft.com/office/word/2018/wordml" xmlns:w16du="http://schemas.microsoft.com/office/word/2023/wordml/word16du" xmlns:w16sdtdh="http://schemas.microsoft.com/office/word/2020/wordml/sdtdatahash" xmlns:w16sdtfl="http://schemas.microsoft.com/office/word/2024/wordml/sdtformatlock" xmlns:w16se="http://schemas.microsoft.com/office/word/2015/wordml/symex" xmlns:wpg="http://schemas.microsoft.com/office/word/2010/wordprocessingGroup" xmlns:wpi="http://schemas.microsoft.com/office/word/2010/wordprocessingInk" xmlns:wne="http://schemas.microsoft.com/office/word/2006/wordml" xmlns:wps="http://schemas.microsoft.com/office/word/2010/wordprocessingShape" mc:Ignorable="w14 w15 w16se w16cid w16 w16cex w16sdtdh w16sdtfl w16du wp14">
   <w:body>
+    <w:p>
+      <w:pPr>
+        <w:pStyle w:val="Heading1"/>
+      </w:pPr>
+      <w:r>
+        <w:t>Revision 6.9 update</w:t>
+      </w:r>
+    </w:p>
+    <w:p>
+      <w:r>
+        <w:t xml:space="preserve">This tiny script suggested by </w:t>
+      </w:r>
+      <w:proofErr w:type="spellStart"/>
+      <w:r>
+        <w:t>claude</w:t>
+      </w:r>
+      <w:proofErr w:type="spellEnd"/>
+      <w:r>
+        <w:t xml:space="preserve"> at anthropic.ai seemed to fix all the configuration issues:</w:t>
+      </w:r>
+    </w:p>
+    <w:p>
+      <w:pPr>
+        <w:pStyle w:val="code"/>
+      </w:pPr>
+      <w:r>
+        <w:t xml:space="preserve">import </w:t>
+      </w:r>
+      <w:proofErr w:type="spellStart"/>
+      <w:r>
+        <w:t>os</w:t>
+      </w:r>
+      <w:proofErr w:type="spellEnd"/>
+    </w:p>
+    <w:p>
+      <w:pPr>
+        <w:pStyle w:val="code"/>
+      </w:pPr>
+      <w:r>
+        <w:t>import sys</w:t>
+      </w:r>
+    </w:p>
+    <w:p>
+      <w:pPr>
+        <w:pStyle w:val="code"/>
+      </w:pPr>
+      <w:proofErr w:type="spellStart"/>
+      <w:proofErr w:type="gramStart"/>
+      <w:r>
+        <w:t>sys.path</w:t>
+      </w:r>
+      <w:proofErr w:type="gramEnd"/>
+      <w:r>
+        <w:t>.insert</w:t>
+      </w:r>
+      <w:proofErr w:type="spellEnd"/>
+      <w:r>
+        <w:t xml:space="preserve">(0, </w:t>
+      </w:r>
+      <w:proofErr w:type="spellStart"/>
+      <w:r>
+        <w:t>os.getcwd</w:t>
+      </w:r>
+      <w:proofErr w:type="spellEnd"/>
+      <w:r>
+        <w:t>())</w:t>
+      </w:r>
+    </w:p>
+    <w:p/>
+    <w:p>
+      <w:r>
+        <w:t xml:space="preserve">This is now in Python script </w:t>
+      </w:r>
+      <w:r>
+        <w:rPr>
+          <w:b/>
+          <w:bCs/>
+        </w:rPr>
+        <w:t>fix_path.py</w:t>
+      </w:r>
+      <w:r>
+        <w:t xml:space="preserve">. </w:t>
+      </w:r>
+    </w:p>
+    <w:p>
+      <w:r>
+        <w:t xml:space="preserve">cross_links.py is now correctly named. </w:t>
+      </w:r>
+      <w:r>
+        <w:t>The flow diagram has been updated.</w:t>
+      </w:r>
+    </w:p>
+    <w:p>
+      <w:r>
+        <w:t>Full import list</w:t>
+      </w:r>
+    </w:p>
+    <w:p>
+      <w:pPr>
+        <w:pStyle w:val="code"/>
+      </w:pPr>
+      <w:r>
+        <w:t xml:space="preserve">import </w:t>
+      </w:r>
+      <w:proofErr w:type="spellStart"/>
+      <w:r>
+        <w:t>os</w:t>
+      </w:r>
+      <w:proofErr w:type="spellEnd"/>
+    </w:p>
+    <w:p>
+      <w:pPr>
+        <w:pStyle w:val="code"/>
+      </w:pPr>
+      <w:r>
+        <w:t xml:space="preserve">import re </w:t>
+      </w:r>
+    </w:p>
+    <w:p>
+      <w:pPr>
+        <w:pStyle w:val="code"/>
+      </w:pPr>
+      <w:r>
+        <w:t>import requests</w:t>
+      </w:r>
+    </w:p>
+    <w:p>
+      <w:pPr>
+        <w:pStyle w:val="code"/>
+      </w:pPr>
+      <w:r>
+        <w:t>import time</w:t>
+      </w:r>
+    </w:p>
+    <w:p>
+      <w:pPr>
+        <w:pStyle w:val="code"/>
+      </w:pPr>
+      <w:r>
+        <w:t xml:space="preserve">from </w:t>
+      </w:r>
+      <w:proofErr w:type="spellStart"/>
+      <w:proofErr w:type="gramStart"/>
+      <w:r>
+        <w:t>urllib.parse</w:t>
+      </w:r>
+      <w:proofErr w:type="spellEnd"/>
+      <w:proofErr w:type="gramEnd"/>
+      <w:r>
+        <w:t xml:space="preserve"> import unquote</w:t>
+      </w:r>
+    </w:p>
+    <w:p>
+      <w:pPr>
+        <w:pStyle w:val="code"/>
+      </w:pPr>
+      <w:r>
+        <w:t xml:space="preserve">import </w:t>
+      </w:r>
+      <w:proofErr w:type="spellStart"/>
+      <w:r>
+        <w:t>pywikibot</w:t>
+      </w:r>
+      <w:proofErr w:type="spellEnd"/>
+      <w:r>
+        <w:t>*</w:t>
+      </w:r>
+    </w:p>
+    <w:p>
+      <w:pPr>
+        <w:pStyle w:val="code"/>
+      </w:pPr>
+      <w:r>
+        <w:t xml:space="preserve">import </w:t>
+      </w:r>
+      <w:proofErr w:type="spellStart"/>
+      <w:r>
+        <w:t>colorama</w:t>
+      </w:r>
+      <w:proofErr w:type="spellEnd"/>
+      <w:r>
+        <w:t>*</w:t>
+      </w:r>
+    </w:p>
+    <w:p>
+      <w:pPr>
+        <w:pStyle w:val="code"/>
+      </w:pPr>
+      <w:r>
+        <w:t xml:space="preserve">from </w:t>
+      </w:r>
+      <w:proofErr w:type="spellStart"/>
+      <w:r>
+        <w:t>colorama</w:t>
+      </w:r>
+      <w:proofErr w:type="spellEnd"/>
+      <w:r>
+        <w:t xml:space="preserve"> import Fore, Back, Style, Cursor</w:t>
+      </w:r>
+    </w:p>
+    <w:p>
+      <w:pPr>
+        <w:pStyle w:val="Heading1"/>
+      </w:pPr>
+      <w:r>
+        <w:t>Revision 6.8 update</w:t>
+      </w:r>
+    </w:p>
+    <w:p>
+      <w:r>
+        <w:t xml:space="preserve">I added </w:t>
+      </w:r>
+      <w:r>
+        <w:t xml:space="preserve">code to read a configuration file </w:t>
+      </w:r>
+      <w:r>
+        <w:t>to set all the global parameters if needed. Defaults are still set at the start of the script to ensure that the global variable names are pre-defined.</w:t>
+      </w:r>
+    </w:p>
+    <w:p>
+      <w:r>
+        <w:t>Here is the code for sitemap.py:</w:t>
+      </w:r>
+    </w:p>
+    <w:p>
+      <w:pPr>
+        <w:pStyle w:val="code"/>
+      </w:pPr>
+      <w:r>
+        <w:t>#=============================================================================================</w:t>
+      </w:r>
+    </w:p>
+    <w:p>
+      <w:pPr>
+        <w:pStyle w:val="code"/>
+      </w:pPr>
+      <w:r>
+        <w:t>#</w:t>
+      </w:r>
+    </w:p>
+    <w:p>
+      <w:pPr>
+        <w:pStyle w:val="code"/>
+      </w:pPr>
+      <w:r>
+        <w:t># function to read configuration info from a file 'sitemap_config.txt'</w:t>
+      </w:r>
+    </w:p>
+    <w:p>
+      <w:pPr>
+        <w:pStyle w:val="code"/>
+      </w:pPr>
+      <w:r>
+        <w:t># function reads text that defines global configuration variables initialized at top of this source file</w:t>
+      </w:r>
+    </w:p>
+    <w:p>
+      <w:pPr>
+        <w:pStyle w:val="code"/>
+      </w:pPr>
+      <w:r>
+        <w:t># introduced revision 6.8</w:t>
+      </w:r>
+    </w:p>
+    <w:p>
+      <w:pPr>
+        <w:pStyle w:val="code"/>
+      </w:pPr>
+      <w:r>
+        <w:t>#</w:t>
+      </w:r>
+    </w:p>
+    <w:p>
+      <w:pPr>
+        <w:pStyle w:val="code"/>
+      </w:pPr>
+    </w:p>
+    <w:p>
+      <w:pPr>
+        <w:pStyle w:val="code"/>
+      </w:pPr>
+      <w:r>
+        <w:t xml:space="preserve">def </w:t>
+      </w:r>
+      <w:proofErr w:type="spellStart"/>
+      <w:r>
+        <w:t>read_config_file</w:t>
+      </w:r>
+      <w:proofErr w:type="spellEnd"/>
+      <w:r>
+        <w:t>(</w:t>
+      </w:r>
+      <w:proofErr w:type="spellStart"/>
+      <w:r>
+        <w:t>file_name</w:t>
+      </w:r>
+      <w:proofErr w:type="spellEnd"/>
+      <w:r>
+        <w:t>):</w:t>
+      </w:r>
+    </w:p>
+    <w:p>
+      <w:pPr>
+        <w:pStyle w:val="code"/>
+      </w:pPr>
+      <w:r>
+        <w:t xml:space="preserve">  with open(</w:t>
+      </w:r>
+      <w:proofErr w:type="spellStart"/>
+      <w:r>
+        <w:t>file_name,"r</w:t>
+      </w:r>
+      <w:proofErr w:type="gramStart"/>
+      <w:r>
+        <w:t>",encoding</w:t>
+      </w:r>
+      <w:proofErr w:type="spellEnd"/>
+      <w:proofErr w:type="gramEnd"/>
+      <w:r>
+        <w:t xml:space="preserve">="utf-8") as file: </w:t>
+      </w:r>
+    </w:p>
+    <w:p>
+      <w:pPr>
+        <w:pStyle w:val="code"/>
+      </w:pPr>
+      <w:r>
+        <w:t xml:space="preserve">    list = </w:t>
+      </w:r>
+      <w:proofErr w:type="spellStart"/>
+      <w:proofErr w:type="gramStart"/>
+      <w:r>
+        <w:t>file.read</w:t>
+      </w:r>
+      <w:proofErr w:type="spellEnd"/>
+      <w:proofErr w:type="gramEnd"/>
+      <w:r>
+        <w:t>().</w:t>
+      </w:r>
+      <w:proofErr w:type="spellStart"/>
+      <w:r>
+        <w:t>splitlines</w:t>
+      </w:r>
+      <w:proofErr w:type="spellEnd"/>
+      <w:r>
+        <w:t>()</w:t>
+      </w:r>
+    </w:p>
+    <w:p>
+      <w:pPr>
+        <w:pStyle w:val="code"/>
+      </w:pPr>
+      <w:r>
+        <w:t xml:space="preserve">  </w:t>
+      </w:r>
+      <w:proofErr w:type="spellStart"/>
+      <w:proofErr w:type="gramStart"/>
+      <w:r>
+        <w:t>file.close</w:t>
+      </w:r>
+      <w:proofErr w:type="spellEnd"/>
+      <w:proofErr w:type="gramEnd"/>
+      <w:r>
+        <w:t>()</w:t>
+      </w:r>
+    </w:p>
+    <w:p>
+      <w:pPr>
+        <w:pStyle w:val="code"/>
+      </w:pPr>
+      <w:r>
+        <w:t xml:space="preserve">  for </w:t>
+      </w:r>
+      <w:proofErr w:type="spellStart"/>
+      <w:r>
+        <w:t>textline</w:t>
+      </w:r>
+      <w:proofErr w:type="spellEnd"/>
+      <w:r>
+        <w:t xml:space="preserve"> in list:</w:t>
+      </w:r>
+    </w:p>
+    <w:p>
+      <w:pPr>
+        <w:pStyle w:val="code"/>
+      </w:pPr>
+      <w:r>
+        <w:t xml:space="preserve">    items = </w:t>
+      </w:r>
+      <w:proofErr w:type="spellStart"/>
+      <w:r>
+        <w:t>separate_text</w:t>
+      </w:r>
+      <w:proofErr w:type="spellEnd"/>
+      <w:r>
+        <w:t>("#</w:t>
+      </w:r>
+      <w:proofErr w:type="gramStart"/>
+      <w:r>
+        <w:t>",</w:t>
+      </w:r>
+      <w:proofErr w:type="spellStart"/>
+      <w:r>
+        <w:t>textline</w:t>
+      </w:r>
+      <w:proofErr w:type="spellEnd"/>
+      <w:proofErr w:type="gramEnd"/>
+      <w:r>
+        <w:t>)  # separate comment if any</w:t>
+      </w:r>
+    </w:p>
+    <w:p>
+      <w:pPr>
+        <w:pStyle w:val="code"/>
+      </w:pPr>
+      <w:r>
+        <w:t xml:space="preserve">    if </w:t>
+      </w:r>
+      <w:proofErr w:type="spellStart"/>
+      <w:r>
+        <w:t>len</w:t>
+      </w:r>
+      <w:proofErr w:type="spellEnd"/>
+      <w:r>
+        <w:t>(items) &gt; 0:</w:t>
+      </w:r>
+    </w:p>
+    <w:p>
+      <w:pPr>
+        <w:pStyle w:val="code"/>
+      </w:pPr>
+      <w:r>
+        <w:t xml:space="preserve">      </w:t>
+      </w:r>
+      <w:proofErr w:type="spellStart"/>
+      <w:r>
+        <w:t>textline</w:t>
+      </w:r>
+      <w:proofErr w:type="spellEnd"/>
+      <w:r>
+        <w:t xml:space="preserve"> = </w:t>
+      </w:r>
+      <w:proofErr w:type="gramStart"/>
+      <w:r>
+        <w:t>items[</w:t>
+      </w:r>
+      <w:proofErr w:type="gramEnd"/>
+      <w:r>
+        <w:t>0]</w:t>
+      </w:r>
+    </w:p>
+    <w:p>
+      <w:pPr>
+        <w:pStyle w:val="code"/>
+      </w:pPr>
+      <w:r>
+        <w:t xml:space="preserve">    else:</w:t>
+      </w:r>
+    </w:p>
+    <w:p>
+      <w:pPr>
+        <w:pStyle w:val="code"/>
+      </w:pPr>
+      <w:r>
+        <w:t xml:space="preserve">      </w:t>
+      </w:r>
+      <w:proofErr w:type="spellStart"/>
+      <w:r>
+        <w:t>textline</w:t>
+      </w:r>
+      <w:proofErr w:type="spellEnd"/>
+      <w:r>
+        <w:t xml:space="preserve"> = ""</w:t>
+      </w:r>
+    </w:p>
+    <w:p>
+      <w:pPr>
+        <w:pStyle w:val="code"/>
+      </w:pPr>
+      <w:r>
+        <w:t xml:space="preserve">    if </w:t>
+      </w:r>
+      <w:proofErr w:type="gramStart"/>
+      <w:r>
+        <w:t>items[</w:t>
+      </w:r>
+      <w:proofErr w:type="gramEnd"/>
+      <w:r>
+        <w:t>0] != "":</w:t>
+      </w:r>
+    </w:p>
+    <w:p>
+      <w:pPr>
+        <w:pStyle w:val="code"/>
+      </w:pPr>
+      <w:r>
+        <w:t xml:space="preserve">      print(</w:t>
+      </w:r>
+      <w:proofErr w:type="spellStart"/>
+      <w:r>
+        <w:t>textline</w:t>
+      </w:r>
+      <w:proofErr w:type="spellEnd"/>
+      <w:r>
+        <w:t>)</w:t>
+      </w:r>
+    </w:p>
+    <w:p>
+      <w:pPr>
+        <w:pStyle w:val="code"/>
+      </w:pPr>
+      <w:r>
+        <w:t xml:space="preserve">    items = </w:t>
+      </w:r>
+      <w:proofErr w:type="spellStart"/>
+      <w:r>
+        <w:t>separate_text</w:t>
+      </w:r>
+      <w:proofErr w:type="spellEnd"/>
+      <w:r>
+        <w:t>("=</w:t>
+      </w:r>
+      <w:proofErr w:type="gramStart"/>
+      <w:r>
+        <w:t>",</w:t>
+      </w:r>
+      <w:proofErr w:type="spellStart"/>
+      <w:r>
+        <w:t>textline</w:t>
+      </w:r>
+      <w:proofErr w:type="spellEnd"/>
+      <w:proofErr w:type="gramEnd"/>
+      <w:r>
+        <w:t>)</w:t>
+      </w:r>
+    </w:p>
+    <w:p>
+      <w:pPr>
+        <w:pStyle w:val="code"/>
+      </w:pPr>
+      <w:r>
+        <w:t xml:space="preserve">    if </w:t>
+      </w:r>
+      <w:proofErr w:type="spellStart"/>
+      <w:r>
+        <w:t>len</w:t>
+      </w:r>
+      <w:proofErr w:type="spellEnd"/>
+      <w:r>
+        <w:t>(items) &gt; 0:</w:t>
+      </w:r>
+    </w:p>
+    <w:p>
+      <w:pPr>
+        <w:pStyle w:val="code"/>
+      </w:pPr>
+      <w:r>
+        <w:lastRenderedPageBreak/>
+        <w:t xml:space="preserve">      term = </w:t>
+      </w:r>
+      <w:proofErr w:type="spellStart"/>
+      <w:proofErr w:type="gramStart"/>
+      <w:r>
+        <w:t>re.sub</w:t>
+      </w:r>
+      <w:proofErr w:type="spellEnd"/>
+      <w:r>
+        <w:t>(</w:t>
+      </w:r>
+      <w:proofErr w:type="gramEnd"/>
+      <w:r>
+        <w:t>r'/"',"", items[0])</w:t>
+      </w:r>
+    </w:p>
+    <w:p>
+      <w:pPr>
+        <w:pStyle w:val="code"/>
+      </w:pPr>
+      <w:r>
+        <w:t xml:space="preserve">    if </w:t>
+      </w:r>
+      <w:proofErr w:type="spellStart"/>
+      <w:r>
+        <w:t>len</w:t>
+      </w:r>
+      <w:proofErr w:type="spellEnd"/>
+      <w:r>
+        <w:t>(items) &gt; 1:</w:t>
+      </w:r>
+    </w:p>
+    <w:p>
+      <w:pPr>
+        <w:pStyle w:val="code"/>
+      </w:pPr>
+      <w:r>
+        <w:t xml:space="preserve">      value = </w:t>
+      </w:r>
+      <w:proofErr w:type="gramStart"/>
+      <w:r>
+        <w:t>items[</w:t>
+      </w:r>
+      <w:proofErr w:type="gramEnd"/>
+      <w:r>
+        <w:t>1]</w:t>
+      </w:r>
+    </w:p>
+    <w:p>
+      <w:pPr>
+        <w:pStyle w:val="code"/>
+      </w:pPr>
+      <w:r>
+        <w:t xml:space="preserve">    if term == "</w:t>
+      </w:r>
+      <w:proofErr w:type="spellStart"/>
+      <w:r>
+        <w:t>log_file</w:t>
+      </w:r>
+      <w:proofErr w:type="spellEnd"/>
+      <w:r>
+        <w:t>":</w:t>
+      </w:r>
+    </w:p>
+    <w:p>
+      <w:pPr>
+        <w:pStyle w:val="code"/>
+      </w:pPr>
+      <w:r>
+        <w:t xml:space="preserve">      </w:t>
+      </w:r>
+      <w:proofErr w:type="spellStart"/>
+      <w:r>
+        <w:t>log_file</w:t>
+      </w:r>
+      <w:proofErr w:type="spellEnd"/>
+      <w:r>
+        <w:t xml:space="preserve"> = </w:t>
+      </w:r>
+      <w:proofErr w:type="gramStart"/>
+      <w:r>
+        <w:t>value;</w:t>
+      </w:r>
+      <w:proofErr w:type="gramEnd"/>
+    </w:p>
+    <w:p>
+      <w:pPr>
+        <w:pStyle w:val="code"/>
+      </w:pPr>
+      <w:r>
+        <w:t xml:space="preserve">    </w:t>
+      </w:r>
+      <w:proofErr w:type="spellStart"/>
+      <w:r>
+        <w:t>elif</w:t>
+      </w:r>
+      <w:proofErr w:type="spellEnd"/>
+      <w:r>
+        <w:t xml:space="preserve"> term == "</w:t>
+      </w:r>
+      <w:proofErr w:type="spellStart"/>
+      <w:r>
+        <w:t>wkg_folder_path</w:t>
+      </w:r>
+      <w:proofErr w:type="spellEnd"/>
+      <w:r>
+        <w:t>":</w:t>
+      </w:r>
+    </w:p>
+    <w:p>
+      <w:pPr>
+        <w:pStyle w:val="code"/>
+      </w:pPr>
+      <w:r>
+        <w:t xml:space="preserve">      </w:t>
+      </w:r>
+      <w:proofErr w:type="spellStart"/>
+      <w:r>
+        <w:t>wkg_folder</w:t>
+      </w:r>
+      <w:proofErr w:type="spellEnd"/>
+      <w:r>
+        <w:t xml:space="preserve"> = value</w:t>
+      </w:r>
+    </w:p>
+    <w:p>
+      <w:pPr>
+        <w:pStyle w:val="code"/>
+      </w:pPr>
+      <w:r>
+        <w:t xml:space="preserve">    </w:t>
+      </w:r>
+      <w:proofErr w:type="spellStart"/>
+      <w:r>
+        <w:t>elif</w:t>
+      </w:r>
+      <w:proofErr w:type="spellEnd"/>
+      <w:r>
+        <w:t xml:space="preserve"> term == "</w:t>
+      </w:r>
+      <w:proofErr w:type="spellStart"/>
+      <w:r>
+        <w:t>image_folder_path</w:t>
+      </w:r>
+      <w:proofErr w:type="spellEnd"/>
+      <w:r>
+        <w:t>":</w:t>
+      </w:r>
+    </w:p>
+    <w:p>
+      <w:pPr>
+        <w:pStyle w:val="code"/>
+      </w:pPr>
+      <w:r>
+        <w:t xml:space="preserve">      </w:t>
+      </w:r>
+      <w:proofErr w:type="spellStart"/>
+      <w:r>
+        <w:t>folder_path</w:t>
+      </w:r>
+      <w:proofErr w:type="spellEnd"/>
+      <w:r>
+        <w:t xml:space="preserve"> = value</w:t>
+      </w:r>
+    </w:p>
+    <w:p>
+      <w:pPr>
+        <w:pStyle w:val="code"/>
+      </w:pPr>
+      <w:r>
+        <w:t xml:space="preserve">    </w:t>
+      </w:r>
+      <w:proofErr w:type="spellStart"/>
+      <w:r>
+        <w:t>elif</w:t>
+      </w:r>
+      <w:proofErr w:type="spellEnd"/>
+      <w:r>
+        <w:t xml:space="preserve"> term == "</w:t>
+      </w:r>
+      <w:proofErr w:type="spellStart"/>
+      <w:r>
+        <w:t>download_folder_path</w:t>
+      </w:r>
+      <w:proofErr w:type="spellEnd"/>
+      <w:r>
+        <w:t>":</w:t>
+      </w:r>
+    </w:p>
+    <w:p>
+      <w:pPr>
+        <w:pStyle w:val="code"/>
+      </w:pPr>
+      <w:r>
+        <w:t xml:space="preserve">      </w:t>
+      </w:r>
+      <w:proofErr w:type="spellStart"/>
+      <w:r>
+        <w:t>download_path</w:t>
+      </w:r>
+      <w:proofErr w:type="spellEnd"/>
+      <w:r>
+        <w:t xml:space="preserve"> = value</w:t>
+      </w:r>
+    </w:p>
+    <w:p>
+      <w:pPr>
+        <w:pStyle w:val="code"/>
+      </w:pPr>
+      <w:r>
+        <w:t xml:space="preserve">    </w:t>
+      </w:r>
+      <w:proofErr w:type="spellStart"/>
+      <w:r>
+        <w:t>elif</w:t>
+      </w:r>
+      <w:proofErr w:type="spellEnd"/>
+      <w:r>
+        <w:t xml:space="preserve"> term == "</w:t>
+      </w:r>
+      <w:proofErr w:type="spellStart"/>
+      <w:r>
+        <w:t>description_folder_path</w:t>
+      </w:r>
+      <w:proofErr w:type="spellEnd"/>
+      <w:r>
+        <w:t>":</w:t>
+      </w:r>
+    </w:p>
+    <w:p>
+      <w:pPr>
+        <w:pStyle w:val="code"/>
+      </w:pPr>
+      <w:r>
+        <w:t xml:space="preserve">      </w:t>
+      </w:r>
+      <w:proofErr w:type="spellStart"/>
+      <w:r>
+        <w:t>description_folder</w:t>
+      </w:r>
+      <w:proofErr w:type="spellEnd"/>
+      <w:r>
+        <w:t xml:space="preserve"> = value</w:t>
+      </w:r>
+    </w:p>
+    <w:p>
+      <w:pPr>
+        <w:pStyle w:val="code"/>
+      </w:pPr>
+      <w:r>
+        <w:t xml:space="preserve">    </w:t>
+      </w:r>
+      <w:proofErr w:type="spellStart"/>
+      <w:r>
+        <w:t>elif</w:t>
+      </w:r>
+      <w:proofErr w:type="spellEnd"/>
+      <w:r>
+        <w:t xml:space="preserve"> term == "</w:t>
+      </w:r>
+      <w:proofErr w:type="spellStart"/>
+      <w:r>
+        <w:t>xml_data_file</w:t>
+      </w:r>
+      <w:proofErr w:type="spellEnd"/>
+      <w:r>
+        <w:t>":</w:t>
+      </w:r>
+    </w:p>
+    <w:p>
+      <w:pPr>
+        <w:pStyle w:val="code"/>
+      </w:pPr>
+      <w:r>
+        <w:t xml:space="preserve">      </w:t>
+      </w:r>
+      <w:proofErr w:type="spellStart"/>
+      <w:r>
+        <w:t>xml_data_file</w:t>
+      </w:r>
+      <w:proofErr w:type="spellEnd"/>
+      <w:r>
+        <w:t xml:space="preserve"> = value</w:t>
+      </w:r>
+    </w:p>
+    <w:p>
+      <w:pPr>
+        <w:pStyle w:val="code"/>
+      </w:pPr>
+      <w:r>
+        <w:t xml:space="preserve">    </w:t>
+      </w:r>
+      <w:proofErr w:type="spellStart"/>
+      <w:r>
+        <w:t>elif</w:t>
+      </w:r>
+      <w:proofErr w:type="spellEnd"/>
+      <w:r>
+        <w:t xml:space="preserve"> term == "</w:t>
+      </w:r>
+      <w:proofErr w:type="spellStart"/>
+      <w:r>
+        <w:t>page_ref_file</w:t>
+      </w:r>
+      <w:proofErr w:type="spellEnd"/>
+      <w:r>
+        <w:t>":</w:t>
+      </w:r>
+    </w:p>
+    <w:p>
+      <w:pPr>
+        <w:pStyle w:val="code"/>
+      </w:pPr>
+      <w:r>
+        <w:t xml:space="preserve">      </w:t>
+      </w:r>
+      <w:proofErr w:type="spellStart"/>
+      <w:r>
+        <w:t>page_ref_file_name</w:t>
+      </w:r>
+      <w:proofErr w:type="spellEnd"/>
+      <w:r>
+        <w:t xml:space="preserve"> = value</w:t>
+      </w:r>
+    </w:p>
+    <w:p>
+      <w:pPr>
+        <w:pStyle w:val="code"/>
+      </w:pPr>
+      <w:r>
+        <w:t xml:space="preserve">    </w:t>
+      </w:r>
+      <w:proofErr w:type="spellStart"/>
+      <w:r>
+        <w:t>elif</w:t>
+      </w:r>
+      <w:proofErr w:type="spellEnd"/>
+      <w:r>
+        <w:t xml:space="preserve"> term == "</w:t>
+      </w:r>
+      <w:proofErr w:type="spellStart"/>
+      <w:r>
+        <w:t>wiki_table_file</w:t>
+      </w:r>
+      <w:proofErr w:type="spellEnd"/>
+      <w:r>
+        <w:t>":</w:t>
+      </w:r>
+    </w:p>
+    <w:p>
+      <w:pPr>
+        <w:pStyle w:val="code"/>
+      </w:pPr>
+      <w:r>
+        <w:t xml:space="preserve">      </w:t>
+      </w:r>
+      <w:proofErr w:type="spellStart"/>
+      <w:r>
+        <w:t>wiki_table_file</w:t>
+      </w:r>
+      <w:proofErr w:type="spellEnd"/>
+      <w:r>
+        <w:t xml:space="preserve"> = value</w:t>
+      </w:r>
+    </w:p>
+    <w:p>
+      <w:pPr>
+        <w:pStyle w:val="code"/>
+      </w:pPr>
+      <w:r>
+        <w:t xml:space="preserve">    </w:t>
+      </w:r>
+      <w:proofErr w:type="spellStart"/>
+      <w:r>
+        <w:t>elif</w:t>
+      </w:r>
+      <w:proofErr w:type="spellEnd"/>
+      <w:r>
+        <w:t xml:space="preserve"> term == "</w:t>
+      </w:r>
+      <w:proofErr w:type="spellStart"/>
+      <w:r>
+        <w:t>new_pages_file</w:t>
+      </w:r>
+      <w:proofErr w:type="spellEnd"/>
+      <w:r>
+        <w:t>":</w:t>
+      </w:r>
+    </w:p>
+    <w:p>
+      <w:pPr>
+        <w:pStyle w:val="code"/>
+      </w:pPr>
+      <w:r>
+        <w:t xml:space="preserve">      </w:t>
+      </w:r>
+      <w:proofErr w:type="spellStart"/>
+      <w:r>
+        <w:t>new_pages_file_nam</w:t>
+      </w:r>
+      <w:proofErr w:type="spellEnd"/>
+      <w:r>
+        <w:t xml:space="preserve"> = value</w:t>
+      </w:r>
+    </w:p>
+    <w:p>
+      <w:pPr>
+        <w:pStyle w:val="code"/>
+      </w:pPr>
+      <w:r>
+        <w:t xml:space="preserve">    </w:t>
+      </w:r>
+      <w:proofErr w:type="spellStart"/>
+      <w:r>
+        <w:t>elif</w:t>
+      </w:r>
+      <w:proofErr w:type="spellEnd"/>
+      <w:r>
+        <w:t xml:space="preserve"> term == "</w:t>
+      </w:r>
+      <w:proofErr w:type="spellStart"/>
+      <w:r>
+        <w:t>csv_file</w:t>
+      </w:r>
+      <w:proofErr w:type="spellEnd"/>
+      <w:r>
+        <w:t>":</w:t>
+      </w:r>
+    </w:p>
+    <w:p>
+      <w:pPr>
+        <w:pStyle w:val="code"/>
+      </w:pPr>
+      <w:r>
+        <w:t xml:space="preserve">      </w:t>
+      </w:r>
+      <w:proofErr w:type="spellStart"/>
+      <w:r>
+        <w:t>csv_file_name</w:t>
+      </w:r>
+      <w:proofErr w:type="spellEnd"/>
+      <w:r>
+        <w:t xml:space="preserve"> = value</w:t>
+      </w:r>
+    </w:p>
+    <w:p>
+      <w:pPr>
+        <w:pStyle w:val="code"/>
+      </w:pPr>
+      <w:r>
+        <w:t xml:space="preserve">    </w:t>
+      </w:r>
+      <w:proofErr w:type="spellStart"/>
+      <w:r>
+        <w:t>elif</w:t>
+      </w:r>
+      <w:proofErr w:type="spellEnd"/>
+      <w:r>
+        <w:t xml:space="preserve"> term == "</w:t>
+      </w:r>
+      <w:proofErr w:type="spellStart"/>
+      <w:r>
+        <w:t>media_file_list</w:t>
+      </w:r>
+      <w:proofErr w:type="spellEnd"/>
+      <w:r>
+        <w:t>":</w:t>
+      </w:r>
+    </w:p>
+    <w:p>
+      <w:pPr>
+        <w:pStyle w:val="code"/>
+      </w:pPr>
+      <w:r>
+        <w:t xml:space="preserve">      </w:t>
+      </w:r>
+      <w:proofErr w:type="spellStart"/>
+      <w:r>
+        <w:t>media_file_list_name</w:t>
+      </w:r>
+      <w:proofErr w:type="spellEnd"/>
+      <w:r>
+        <w:t xml:space="preserve"> = value</w:t>
+      </w:r>
+    </w:p>
+    <w:p>
+      <w:pPr>
+        <w:pStyle w:val="code"/>
+      </w:pPr>
+      <w:r>
+        <w:t xml:space="preserve">    </w:t>
+      </w:r>
+      <w:proofErr w:type="spellStart"/>
+      <w:r>
+        <w:t>elif</w:t>
+      </w:r>
+      <w:proofErr w:type="spellEnd"/>
+      <w:r>
+        <w:t xml:space="preserve"> term == "</w:t>
+      </w:r>
+      <w:proofErr w:type="spellStart"/>
+      <w:r>
+        <w:t>site_URL</w:t>
+      </w:r>
+      <w:proofErr w:type="spellEnd"/>
+      <w:r>
+        <w:t>":</w:t>
+      </w:r>
+    </w:p>
+    <w:p>
+      <w:pPr>
+        <w:pStyle w:val="code"/>
+      </w:pPr>
+      <w:r>
+        <w:t xml:space="preserve">      </w:t>
+      </w:r>
+      <w:proofErr w:type="spellStart"/>
+      <w:r>
+        <w:t>site_URL</w:t>
+      </w:r>
+      <w:proofErr w:type="spellEnd"/>
+      <w:r>
+        <w:t xml:space="preserve"> = value</w:t>
+      </w:r>
+    </w:p>
+    <w:p>
+      <w:pPr>
+        <w:pStyle w:val="code"/>
+      </w:pPr>
+      <w:r>
+        <w:t xml:space="preserve">    </w:t>
+      </w:r>
+      <w:proofErr w:type="spellStart"/>
+      <w:r>
+        <w:t>elif</w:t>
+      </w:r>
+      <w:proofErr w:type="spellEnd"/>
+      <w:r>
+        <w:t xml:space="preserve"> term == "</w:t>
+      </w:r>
+      <w:proofErr w:type="spellStart"/>
+      <w:r>
+        <w:t>media_URL</w:t>
+      </w:r>
+      <w:proofErr w:type="spellEnd"/>
+      <w:r>
+        <w:t>":</w:t>
+      </w:r>
+    </w:p>
+    <w:p>
+      <w:pPr>
+        <w:pStyle w:val="code"/>
+      </w:pPr>
+      <w:r>
+        <w:t xml:space="preserve">      </w:t>
+      </w:r>
+      <w:proofErr w:type="spellStart"/>
+      <w:r>
+        <w:t>wiki_url</w:t>
+      </w:r>
+      <w:proofErr w:type="spellEnd"/>
+      <w:r>
+        <w:t xml:space="preserve"> = value</w:t>
+      </w:r>
+    </w:p>
+    <w:p>
+      <w:pPr>
+        <w:pStyle w:val="code"/>
+      </w:pPr>
+      <w:r>
+        <w:t xml:space="preserve">    </w:t>
+      </w:r>
+      <w:proofErr w:type="spellStart"/>
+      <w:r>
+        <w:t>elif</w:t>
+      </w:r>
+      <w:proofErr w:type="spellEnd"/>
+      <w:r>
+        <w:t xml:space="preserve"> term == "</w:t>
+      </w:r>
+      <w:proofErr w:type="spellStart"/>
+      <w:r>
+        <w:t>categories_file</w:t>
+      </w:r>
+      <w:proofErr w:type="spellEnd"/>
+      <w:r>
+        <w:t>":</w:t>
+      </w:r>
+    </w:p>
+    <w:p>
+      <w:pPr>
+        <w:pStyle w:val="code"/>
+      </w:pPr>
+      <w:r>
+        <w:t xml:space="preserve">      </w:t>
+      </w:r>
+      <w:proofErr w:type="spellStart"/>
+      <w:r>
+        <w:t>categories_file_name</w:t>
+      </w:r>
+      <w:proofErr w:type="spellEnd"/>
+      <w:r>
+        <w:t xml:space="preserve"> = value</w:t>
+      </w:r>
+    </w:p>
+    <w:p>
+      <w:pPr>
+        <w:pStyle w:val="code"/>
+      </w:pPr>
+      <w:r>
+        <w:t xml:space="preserve">    </w:t>
+      </w:r>
+      <w:proofErr w:type="spellStart"/>
+      <w:r>
+        <w:t>elif</w:t>
+      </w:r>
+      <w:proofErr w:type="spellEnd"/>
+      <w:r>
+        <w:t xml:space="preserve"> term == "</w:t>
+      </w:r>
+      <w:proofErr w:type="spellStart"/>
+      <w:r>
+        <w:t>download_media</w:t>
+      </w:r>
+      <w:proofErr w:type="spellEnd"/>
+      <w:r>
+        <w:t>":</w:t>
+      </w:r>
+    </w:p>
+    <w:p>
+      <w:pPr>
+        <w:pStyle w:val="code"/>
+      </w:pPr>
+      <w:r>
+        <w:t xml:space="preserve">      download = True</w:t>
+      </w:r>
+    </w:p>
+    <w:p>
+      <w:pPr>
+        <w:pStyle w:val="code"/>
+      </w:pPr>
+      <w:r>
+        <w:t xml:space="preserve">    </w:t>
+      </w:r>
+      <w:proofErr w:type="spellStart"/>
+      <w:r>
+        <w:t>elif</w:t>
+      </w:r>
+      <w:proofErr w:type="spellEnd"/>
+      <w:r>
+        <w:t xml:space="preserve"> term == "</w:t>
+      </w:r>
+      <w:proofErr w:type="spellStart"/>
+      <w:r>
+        <w:t>write_descriptions</w:t>
+      </w:r>
+      <w:proofErr w:type="spellEnd"/>
+      <w:r>
+        <w:t>":</w:t>
+      </w:r>
+    </w:p>
+    <w:p>
+      <w:pPr>
+        <w:pStyle w:val="code"/>
+      </w:pPr>
+      <w:r>
+        <w:t xml:space="preserve">      </w:t>
+      </w:r>
+      <w:proofErr w:type="spellStart"/>
+      <w:r>
+        <w:t>desc_write</w:t>
+      </w:r>
+      <w:proofErr w:type="spellEnd"/>
+      <w:r>
+        <w:t xml:space="preserve"> = True</w:t>
+      </w:r>
+    </w:p>
+    <w:p>
+      <w:pPr>
+        <w:pStyle w:val="code"/>
+      </w:pPr>
+      <w:r>
+        <w:t xml:space="preserve">  return</w:t>
+      </w:r>
+    </w:p>
+    <w:p>
+      <w:r>
+        <w:t>The configuration file sitemap_config.txt is then:</w:t>
+      </w:r>
+    </w:p>
+    <w:p>
+      <w:pPr>
+        <w:pStyle w:val="code"/>
+      </w:pPr>
+      <w:r>
+        <w:t>#  sitemap configuration file - revision 6.8 and later</w:t>
+      </w:r>
+    </w:p>
+    <w:p>
+      <w:pPr>
+        <w:pStyle w:val="code"/>
+      </w:pPr>
+      <w:proofErr w:type="spellStart"/>
+      <w:r>
+        <w:t>logfilename</w:t>
+      </w:r>
+      <w:proofErr w:type="spellEnd"/>
+      <w:r>
+        <w:t xml:space="preserve"> = "sitemap_log.txt"</w:t>
+      </w:r>
+    </w:p>
+    <w:p>
+      <w:pPr>
+        <w:pStyle w:val="code"/>
+      </w:pPr>
+    </w:p>
+    <w:p>
+      <w:pPr>
+        <w:pStyle w:val="code"/>
+      </w:pPr>
+      <w:r>
+        <w:t># Specify the folder paths - note that internally Python uses forward slashes, not backslashes as in Windows/MSDOS</w:t>
+      </w:r>
+    </w:p>
+    <w:p>
+      <w:pPr>
+        <w:pStyle w:val="code"/>
+      </w:pPr>
+      <w:r>
+        <w:t xml:space="preserve"># </w:t>
+      </w:r>
+      <w:proofErr w:type="gramStart"/>
+      <w:r>
+        <w:t>note</w:t>
+      </w:r>
+      <w:proofErr w:type="gramEnd"/>
+      <w:r>
+        <w:t xml:space="preserve"> that other non-local paths may need to be changed.</w:t>
+      </w:r>
+    </w:p>
+    <w:p>
+      <w:pPr>
+        <w:pStyle w:val="code"/>
+      </w:pPr>
+    </w:p>
+    <w:p>
+      <w:pPr>
+        <w:pStyle w:val="code"/>
+      </w:pPr>
+      <w:proofErr w:type="spellStart"/>
+      <w:r>
+        <w:t>wkg_folder</w:t>
+      </w:r>
+      <w:proofErr w:type="spellEnd"/>
+      <w:r>
+        <w:t xml:space="preserve"> = "C:/Users/00006605/OneDrive - UWA/Documents/Python/" # working directory (with slash)</w:t>
+      </w:r>
+    </w:p>
+    <w:p>
+      <w:pPr>
+        <w:pStyle w:val="code"/>
+      </w:pPr>
+    </w:p>
+    <w:p>
+      <w:pPr>
+        <w:pStyle w:val="code"/>
+      </w:pPr>
+      <w:proofErr w:type="spellStart"/>
+      <w:r>
+        <w:t>folder_path</w:t>
+      </w:r>
+      <w:proofErr w:type="spellEnd"/>
+      <w:r>
+        <w:t xml:space="preserve"> = "C:/D/2024/240315_EHWA/eha"                       # folder containing image files (no slash at end)</w:t>
+      </w:r>
+    </w:p>
+    <w:p>
+      <w:pPr>
+        <w:pStyle w:val="code"/>
+      </w:pPr>
+      <w:proofErr w:type="spellStart"/>
+      <w:r>
+        <w:t>download_path</w:t>
+      </w:r>
+      <w:proofErr w:type="spellEnd"/>
+      <w:r>
+        <w:t xml:space="preserve"> = "C:/D/2024/240315_EHWA/eha-downloads/"          # folder for image downloads</w:t>
+      </w:r>
+    </w:p>
+    <w:p>
+      <w:pPr>
+        <w:pStyle w:val="code"/>
+      </w:pPr>
+      <w:proofErr w:type="spellStart"/>
+      <w:r>
+        <w:t>description_folder</w:t>
+      </w:r>
+      <w:proofErr w:type="spellEnd"/>
+      <w:r>
+        <w:t xml:space="preserve"> = "C:/D/2024/240315_EHWA/desc/"              # image descriptions folder (with a slash)</w:t>
+      </w:r>
+    </w:p>
+    <w:p>
+      <w:pPr>
+        <w:pStyle w:val="code"/>
+      </w:pPr>
+    </w:p>
+    <w:p>
+      <w:pPr>
+        <w:pStyle w:val="code"/>
+      </w:pPr>
+      <w:proofErr w:type="spellStart"/>
+      <w:r>
+        <w:t>xml_data_file</w:t>
+      </w:r>
+      <w:proofErr w:type="spellEnd"/>
+      <w:r>
+        <w:t xml:space="preserve">   </w:t>
+      </w:r>
+      <w:proofErr w:type="gramStart"/>
+      <w:r>
+        <w:t>=  "</w:t>
+      </w:r>
+      <w:proofErr w:type="gramEnd"/>
+      <w:r>
+        <w:t>eha.xml"                        # xml data file to be processed</w:t>
+      </w:r>
+    </w:p>
+    <w:p>
+      <w:pPr>
+        <w:pStyle w:val="code"/>
+      </w:pPr>
+      <w:proofErr w:type="spellStart"/>
+      <w:r>
+        <w:t>page_ref_file_name</w:t>
+      </w:r>
+      <w:proofErr w:type="spellEnd"/>
+      <w:r>
+        <w:t xml:space="preserve"> = "pages_ref.txt"                # pages reference file</w:t>
+      </w:r>
+    </w:p>
+    <w:p>
+      <w:pPr>
+        <w:pStyle w:val="code"/>
+      </w:pPr>
+      <w:proofErr w:type="spellStart"/>
+      <w:r>
+        <w:t>wiki_table_file</w:t>
+      </w:r>
+      <w:proofErr w:type="spellEnd"/>
+      <w:r>
+        <w:t xml:space="preserve"> </w:t>
+      </w:r>
+      <w:proofErr w:type="gramStart"/>
+      <w:r>
+        <w:t>=  "</w:t>
+      </w:r>
+      <w:proofErr w:type="gramEnd"/>
+      <w:r>
+        <w:t>wiki-table-eha.txt"             # table of page URLs generated by sitemap.py</w:t>
+      </w:r>
+    </w:p>
+    <w:p>
+      <w:pPr>
+        <w:pStyle w:val="code"/>
+      </w:pPr>
+      <w:proofErr w:type="spellStart"/>
+      <w:r>
+        <w:lastRenderedPageBreak/>
+        <w:t>new_pages_file_name</w:t>
+      </w:r>
+      <w:proofErr w:type="spellEnd"/>
+      <w:r>
+        <w:t xml:space="preserve"> = "new_pages.txt"               # page list file generated by sitemap.py</w:t>
+      </w:r>
+    </w:p>
+    <w:p>
+      <w:pPr>
+        <w:pStyle w:val="code"/>
+      </w:pPr>
+      <w:proofErr w:type="spellStart"/>
+      <w:r>
+        <w:t>csv_file_name</w:t>
+      </w:r>
+      <w:proofErr w:type="spellEnd"/>
+      <w:r>
+        <w:t xml:space="preserve">   = "eha_sitemap.xls"                      # spreadsheet for note-keeping</w:t>
+      </w:r>
+    </w:p>
+    <w:p>
+      <w:pPr>
+        <w:pStyle w:val="code"/>
+      </w:pPr>
+      <w:proofErr w:type="spellStart"/>
+      <w:r>
+        <w:t>media_file_list_name</w:t>
+      </w:r>
+      <w:proofErr w:type="spellEnd"/>
+      <w:r>
+        <w:t xml:space="preserve"> = "combined_file_list_240516.txt"   # list of files available locally in media folder(s)</w:t>
+      </w:r>
+    </w:p>
+    <w:p>
+      <w:pPr>
+        <w:pStyle w:val="code"/>
+      </w:pPr>
+    </w:p>
+    <w:p>
+      <w:pPr>
+        <w:pStyle w:val="code"/>
+      </w:pPr>
+      <w:r>
+        <w:t># Specify URLs</w:t>
+      </w:r>
+    </w:p>
+    <w:p>
+      <w:pPr>
+        <w:pStyle w:val="code"/>
+      </w:pPr>
+      <w:proofErr w:type="spellStart"/>
+      <w:r>
+        <w:t>site_URL</w:t>
+      </w:r>
+      <w:proofErr w:type="spellEnd"/>
+      <w:r>
+        <w:t xml:space="preserve"> = "https://eha.mywikis.wiki/wiki/"          # base URL for site</w:t>
+      </w:r>
+    </w:p>
+    <w:p>
+      <w:pPr>
+        <w:pStyle w:val="code"/>
+      </w:pPr>
+    </w:p>
+    <w:p>
+      <w:pPr>
+        <w:pStyle w:val="code"/>
+      </w:pPr>
+      <w:r>
+        <w:t xml:space="preserve"># </w:t>
+      </w:r>
+      <w:proofErr w:type="gramStart"/>
+      <w:r>
+        <w:t>specify</w:t>
+      </w:r>
+      <w:proofErr w:type="gramEnd"/>
+      <w:r>
+        <w:t xml:space="preserve"> the media URL (with a slash at the end)</w:t>
+      </w:r>
+    </w:p>
+    <w:p>
+      <w:pPr>
+        <w:pStyle w:val="code"/>
+      </w:pPr>
+      <w:r>
+        <w:t xml:space="preserve"># </w:t>
+      </w:r>
+      <w:proofErr w:type="gramStart"/>
+      <w:r>
+        <w:t>click</w:t>
+      </w:r>
+      <w:proofErr w:type="gramEnd"/>
+      <w:r>
+        <w:t xml:space="preserve"> on any image on a wiki page, and the respective media page opens, </w:t>
+      </w:r>
+    </w:p>
+    <w:p>
+      <w:pPr>
+        <w:pStyle w:val="code"/>
+      </w:pPr>
+      <w:r>
+        <w:t xml:space="preserve"># </w:t>
+      </w:r>
+      <w:proofErr w:type="gramStart"/>
+      <w:r>
+        <w:t>then</w:t>
+      </w:r>
+      <w:proofErr w:type="gramEnd"/>
+      <w:r>
+        <w:t xml:space="preserve"> right click on the full-size image and choose copy image URL</w:t>
+      </w:r>
+    </w:p>
+    <w:p>
+      <w:pPr>
+        <w:pStyle w:val="code"/>
+      </w:pPr>
+      <w:proofErr w:type="spellStart"/>
+      <w:r>
+        <w:t>wiki_url</w:t>
+      </w:r>
+      <w:proofErr w:type="spellEnd"/>
+      <w:r>
+        <w:t xml:space="preserve"> = "https://mywikis-wiki-media.s3.us-central-1.wasabisys.com/</w:t>
+      </w:r>
+      <w:proofErr w:type="spellStart"/>
+      <w:r>
+        <w:t>eha</w:t>
+      </w:r>
+      <w:proofErr w:type="spellEnd"/>
+      <w:r>
+        <w:t xml:space="preserve">/"   </w:t>
+      </w:r>
+    </w:p>
+    <w:p>
+      <w:pPr>
+        <w:pStyle w:val="code"/>
+      </w:pPr>
+    </w:p>
+    <w:p>
+      <w:pPr>
+        <w:pStyle w:val="code"/>
+      </w:pPr>
+      <w:proofErr w:type="spellStart"/>
+      <w:r>
+        <w:t>categories_file_name</w:t>
+      </w:r>
+      <w:proofErr w:type="spellEnd"/>
+      <w:r>
+        <w:t xml:space="preserve"> = "category_list.txt"           # categories list</w:t>
+      </w:r>
+    </w:p>
+    <w:p>
+      <w:pPr>
+        <w:pStyle w:val="code"/>
+      </w:pPr>
+    </w:p>
+    <w:p>
+      <w:pPr>
+        <w:pStyle w:val="code"/>
+      </w:pPr>
+      <w:r>
+        <w:t>#download = True    # remove comment if media file downloads and access verification are needed</w:t>
+      </w:r>
+    </w:p>
+    <w:p>
+      <w:pPr>
+        <w:pStyle w:val="code"/>
+      </w:pPr>
+      <w:r>
+        <w:t>#</w:t>
+      </w:r>
+      <w:proofErr w:type="gramStart"/>
+      <w:r>
+        <w:t>write</w:t>
+      </w:r>
+      <w:proofErr w:type="gramEnd"/>
+      <w:r>
+        <w:t>_descriptions # remove comment to write description files</w:t>
+      </w:r>
+    </w:p>
+    <w:p>
+      <w:pPr>
+        <w:pStyle w:val="code"/>
+      </w:pPr>
+    </w:p>
+    <w:p>
+      <w:r>
+        <w:t xml:space="preserve">Similar but slightly different configuration file </w:t>
+      </w:r>
+      <w:r>
+        <w:t>functions are added to the other scripts. crosslink.py is still to be done.</w:t>
+      </w:r>
+    </w:p>
     <w:p>
       <w:pPr>
         <w:pStyle w:val="Heading1"/>
@@ -204,6 +1824,7 @@
     </w:p>
     <w:p>
       <w:r>
+        <w:lastRenderedPageBreak/>
         <w:t xml:space="preserve">CRITICAL: Exiting due to uncaught exception </w:t>
       </w:r>
       <w:proofErr w:type="spellStart"/>
@@ -317,7 +1938,6 @@
         <w:pStyle w:val="Heading1"/>
       </w:pPr>
       <w:r>
-        <w:lastRenderedPageBreak/>
         <w:t>Revision 6.6 update 241030</w:t>
       </w:r>
     </w:p>
@@ -638,7 +2258,6 @@
     </w:p>
     <w:p>
       <w:r>
-        <w:lastRenderedPageBreak/>
         <w:t>applied in summaries.py</w:t>
       </w:r>
     </w:p>
@@ -891,6 +2510,7 @@
         <w:pStyle w:val="code"/>
       </w:pPr>
       <w:r>
+        <w:lastRenderedPageBreak/>
         <w:t xml:space="preserve">    </w:t>
       </w:r>
       <w:proofErr w:type="spellStart"/>
@@ -1137,7 +2757,6 @@
       </w:pPr>
       <w:proofErr w:type="spellStart"/>
       <w:r>
-        <w:lastRenderedPageBreak/>
         <w:t>mylang</w:t>
       </w:r>
       <w:proofErr w:type="spellEnd"/>
@@ -1502,6 +3121,7 @@
         <w:pStyle w:val="Heading1"/>
       </w:pPr>
       <w:r>
+        <w:lastRenderedPageBreak/>
         <w:t>Numerical Methods</w:t>
       </w:r>
     </w:p>
@@ -1705,6 +3325,7 @@
     </w:p>
     <w:p>
       <w:r>
+        <w:lastRenderedPageBreak/>
         <w:t>Then I unzipped the “stable distribution” referred to above</w:t>
       </w:r>
       <w:r>
@@ -1761,7 +3382,6 @@
     </w:p>
     <w:p>
       <w:r>
-        <w:lastRenderedPageBreak/>
         <w:t>C:\Users</w:t>
       </w:r>
       <w:r>
@@ -2167,6 +3787,7 @@
         <w:pStyle w:val="code"/>
       </w:pPr>
       <w:r>
+        <w:lastRenderedPageBreak/>
         <w:t xml:space="preserve">    }</w:t>
       </w:r>
     </w:p>
@@ -2263,7 +3884,6 @@
         <w:pStyle w:val="code"/>
       </w:pPr>
       <w:r>
-        <w:lastRenderedPageBreak/>
         <w:t xml:space="preserve">    #}</w:t>
       </w:r>
     </w:p>
@@ -2751,6 +4371,7 @@
         <w:pStyle w:val="code"/>
       </w:pPr>
       <w:r>
+        <w:lastRenderedPageBreak/>
         <w:t xml:space="preserve">  -prefix:      Add specified prefix to every filename.</w:t>
       </w:r>
     </w:p>
@@ -3254,6 +4875,7 @@
     </w:p>
     <w:p>
       <w:r>
+        <w:lastRenderedPageBreak/>
         <w:t xml:space="preserve">python pwb.py category remove </w:t>
       </w:r>
       <w:proofErr w:type="spellStart"/>
@@ -4022,7 +5644,7 @@
 </file>
 
 <file path=word/numbering.xml><?xml version="1.0" encoding="utf-8"?>
-<w:numbering xmlns:wpc="http://schemas.microsoft.com/office/word/2010/wordprocessingCanvas" xmlns:cx="http://schemas.microsoft.com/office/drawing/2014/chartex" xmlns:cx1="http://schemas.microsoft.com/office/drawing/2015/9/8/chartex" xmlns:cx2="http://schemas.microsoft.com/office/drawing/2015/10/21/chartex" xmlns:cx3="http://schemas.microsoft.com/office/drawing/2016/5/9/chartex" xmlns:cx4="http://schemas.microsoft.com/office/drawing/2016/5/10/chartex" xmlns:cx5="http://schemas.microsoft.com/office/drawing/2016/5/11/chartex" xmlns:cx6="http://schemas.microsoft.com/office/drawing/2016/5/12/chartex" xmlns:cx7="http://schemas.microsoft.com/office/drawing/2016/5/13/chartex" xmlns:cx8="http://schemas.microsoft.com/office/drawing/2016/5/14/chartex" xmlns:mc="http://schemas.openxmlformats.org/markup-compatibility/2006" xmlns:aink="http://schemas.microsoft.com/office/drawing/2016/ink" xmlns:am3d="http://schemas.microsoft.com/office/drawing/2017/model3d" xmlns:o="urn:schemas-microsoft-com:office:office" xmlns:oel="http://schemas.microsoft.com/office/2019/extlst" xmlns:r="http://schemas.openxmlformats.org/officeDocument/2006/relationships" xmlns:m="http://schemas.openxmlformats.org/officeDocument/2006/math" xmlns:v="urn:schemas-microsoft-com:vml" xmlns:wp14="http://schemas.microsoft.com/office/word/2010/wordprocessingDrawing" xmlns:wp="http://schemas.openxmlformats.org/drawingml/2006/wordprocessingDrawing" xmlns:w10="urn:schemas-microsoft-com:office:word" xmlns:w="http://schemas.openxmlformats.org/wordprocessingml/2006/main" xmlns:w14="http://schemas.microsoft.com/office/word/2010/wordml" xmlns:w15="http://schemas.microsoft.com/office/word/2012/wordml" xmlns:w16cex="http://schemas.microsoft.com/office/word/2018/wordml/cex" xmlns:w16cid="http://schemas.microsoft.com/office/word/2016/wordml/cid" xmlns:w16="http://schemas.microsoft.com/office/word/2018/wordml" xmlns:w16sdtdh="http://schemas.microsoft.com/office/word/2020/wordml/sdtdatahash" xmlns:w16se="http://schemas.microsoft.com/office/word/2015/wordml/symex" xmlns:wpg="http://schemas.microsoft.com/office/word/2010/wordprocessingGroup" xmlns:wpi="http://schemas.microsoft.com/office/word/2010/wordprocessingInk" xmlns:wne="http://schemas.microsoft.com/office/word/2006/wordml" xmlns:wps="http://schemas.microsoft.com/office/word/2010/wordprocessingShape" mc:Ignorable="w14 w15 w16se w16cid w16 w16cex w16sdtdh wp14">
+<w:numbering xmlns:wpc="http://schemas.microsoft.com/office/word/2010/wordprocessingCanvas" xmlns:cx="http://schemas.microsoft.com/office/drawing/2014/chartex" xmlns:cx1="http://schemas.microsoft.com/office/drawing/2015/9/8/chartex" xmlns:cx2="http://schemas.microsoft.com/office/drawing/2015/10/21/chartex" xmlns:cx3="http://schemas.microsoft.com/office/drawing/2016/5/9/chartex" xmlns:cx4="http://schemas.microsoft.com/office/drawing/2016/5/10/chartex" xmlns:cx5="http://schemas.microsoft.com/office/drawing/2016/5/11/chartex" xmlns:cx6="http://schemas.microsoft.com/office/drawing/2016/5/12/chartex" xmlns:cx7="http://schemas.microsoft.com/office/drawing/2016/5/13/chartex" xmlns:cx8="http://schemas.microsoft.com/office/drawing/2016/5/14/chartex" xmlns:mc="http://schemas.openxmlformats.org/markup-compatibility/2006" xmlns:aink="http://schemas.microsoft.com/office/drawing/2016/ink" xmlns:am3d="http://schemas.microsoft.com/office/drawing/2017/model3d" xmlns:o="urn:schemas-microsoft-com:office:office" xmlns:oel="http://schemas.microsoft.com/office/2019/extlst" xmlns:r="http://schemas.openxmlformats.org/officeDocument/2006/relationships" xmlns:m="http://schemas.openxmlformats.org/officeDocument/2006/math" xmlns:v="urn:schemas-microsoft-com:vml" xmlns:wp14="http://schemas.microsoft.com/office/word/2010/wordprocessingDrawing" xmlns:wp="http://schemas.openxmlformats.org/drawingml/2006/wordprocessingDrawing" xmlns:w10="urn:schemas-microsoft-com:office:word" xmlns:w="http://schemas.openxmlformats.org/wordprocessingml/2006/main" xmlns:w14="http://schemas.microsoft.com/office/word/2010/wordml" xmlns:w15="http://schemas.microsoft.com/office/word/2012/wordml" xmlns:w16cex="http://schemas.microsoft.com/office/word/2018/wordml/cex" xmlns:w16cid="http://schemas.microsoft.com/office/word/2016/wordml/cid" xmlns:w16="http://schemas.microsoft.com/office/word/2018/wordml" xmlns:w16du="http://schemas.microsoft.com/office/word/2023/wordml/word16du" xmlns:w16sdtdh="http://schemas.microsoft.com/office/word/2020/wordml/sdtdatahash" xmlns:w16sdtfl="http://schemas.microsoft.com/office/word/2024/wordml/sdtformatlock" xmlns:w16se="http://schemas.microsoft.com/office/word/2015/wordml/symex" xmlns:wpg="http://schemas.microsoft.com/office/word/2010/wordprocessingGroup" xmlns:wpi="http://schemas.microsoft.com/office/word/2010/wordprocessingInk" xmlns:wne="http://schemas.microsoft.com/office/word/2006/wordml" xmlns:wps="http://schemas.microsoft.com/office/word/2010/wordprocessingShape" mc:Ignorable="w14 w15 w16se w16cid w16 w16cex w16sdtdh w16sdtfl w16du wp14">
   <w:abstractNum w:abstractNumId="0" w15:restartNumberingAfterBreak="0">
     <w:nsid w:val="74373ABF"/>
     <w:multiLevelType w:val="hybridMultilevel"/>
@@ -4119,7 +5741,7 @@
 </file>
 
 <file path=word/styles.xml><?xml version="1.0" encoding="utf-8"?>
-<w:styles xmlns:mc="http://schemas.openxmlformats.org/markup-compatibility/2006" xmlns:r="http://schemas.openxmlformats.org/officeDocument/2006/relationships" xmlns:w="http://schemas.openxmlformats.org/wordprocessingml/2006/main" xmlns:w14="http://schemas.microsoft.com/office/word/2010/wordml" xmlns:w15="http://schemas.microsoft.com/office/word/2012/wordml" xmlns:w16cex="http://schemas.microsoft.com/office/word/2018/wordml/cex" xmlns:w16cid="http://schemas.microsoft.com/office/word/2016/wordml/cid" xmlns:w16="http://schemas.microsoft.com/office/word/2018/wordml" xmlns:w16sdtdh="http://schemas.microsoft.com/office/word/2020/wordml/sdtdatahash" xmlns:w16se="http://schemas.microsoft.com/office/word/2015/wordml/symex" mc:Ignorable="w14 w15 w16se w16cid w16 w16cex w16sdtdh">
+<w:styles xmlns:mc="http://schemas.openxmlformats.org/markup-compatibility/2006" xmlns:r="http://schemas.openxmlformats.org/officeDocument/2006/relationships" xmlns:w="http://schemas.openxmlformats.org/wordprocessingml/2006/main" xmlns:w14="http://schemas.microsoft.com/office/word/2010/wordml" xmlns:w15="http://schemas.microsoft.com/office/word/2012/wordml" xmlns:w16cex="http://schemas.microsoft.com/office/word/2018/wordml/cex" xmlns:w16cid="http://schemas.microsoft.com/office/word/2016/wordml/cid" xmlns:w16="http://schemas.microsoft.com/office/word/2018/wordml" xmlns:w16du="http://schemas.microsoft.com/office/word/2023/wordml/word16du" xmlns:w16sdtdh="http://schemas.microsoft.com/office/word/2020/wordml/sdtdatahash" xmlns:w16sdtfl="http://schemas.microsoft.com/office/word/2024/wordml/sdtformatlock" xmlns:w16se="http://schemas.microsoft.com/office/word/2015/wordml/symex" mc:Ignorable="w14 w15 w16se w16cid w16 w16cex w16sdtdh w16sdtfl w16du">
   <w:docDefaults>
     <w:rPrDefault>
       <w:rPr>

--- a/Python Notes 240314.docx
+++ b/Python Notes 240314.docx
@@ -7,18 +7,25 @@
         <w:pStyle w:val="Heading1"/>
       </w:pPr>
       <w:r>
-        <w:t>Revision 6.9 update</w:t>
-      </w:r>
-    </w:p>
-    <w:p>
-      <w:r>
-        <w:t xml:space="preserve">This tiny script suggested by </w:t>
-      </w:r>
-      <w:proofErr w:type="spellStart"/>
-      <w:r>
-        <w:t>claude</w:t>
-      </w:r>
-      <w:proofErr w:type="spellEnd"/>
+        <w:t>Revision 6.</w:t>
+      </w:r>
+      <w:r>
+        <w:t>8</w:t>
+      </w:r>
+      <w:r>
+        <w:t xml:space="preserve"> </w:t>
+      </w:r>
+      <w:r>
+        <w:t xml:space="preserve">further </w:t>
+      </w:r>
+      <w:r>
+        <w:t>update</w:t>
+      </w:r>
+    </w:p>
+    <w:p>
+      <w:r>
+        <w:t>This tiny script suggested by claude</w:t>
+      </w:r>
       <w:r>
         <w:t xml:space="preserve"> at anthropic.ai seemed to fix all the configuration issues:</w:t>
       </w:r>
@@ -28,13 +35,8 @@
         <w:pStyle w:val="code"/>
       </w:pPr>
       <w:r>
-        <w:t xml:space="preserve">import </w:t>
-      </w:r>
-      <w:proofErr w:type="spellStart"/>
-      <w:r>
-        <w:t>os</w:t>
-      </w:r>
-      <w:proofErr w:type="spellEnd"/>
+        <w:t>import os</w:t>
+      </w:r>
     </w:p>
     <w:p>
       <w:pPr>
@@ -48,26 +50,8 @@
       <w:pPr>
         <w:pStyle w:val="code"/>
       </w:pPr>
-      <w:proofErr w:type="spellStart"/>
-      <w:proofErr w:type="gramStart"/>
-      <w:r>
-        <w:t>sys.path</w:t>
-      </w:r>
-      <w:proofErr w:type="gramEnd"/>
-      <w:r>
-        <w:t>.insert</w:t>
-      </w:r>
-      <w:proofErr w:type="spellEnd"/>
-      <w:r>
-        <w:t xml:space="preserve">(0, </w:t>
-      </w:r>
-      <w:proofErr w:type="spellStart"/>
-      <w:r>
-        <w:t>os.getcwd</w:t>
-      </w:r>
-      <w:proofErr w:type="spellEnd"/>
-      <w:r>
-        <w:t>())</w:t>
+      <w:r>
+        <w:t>sys.path.insert(0, os.getcwd())</w:t>
       </w:r>
     </w:p>
     <w:p/>
@@ -88,7 +72,13 @@
     </w:p>
     <w:p>
       <w:r>
-        <w:t xml:space="preserve">cross_links.py is now correctly named. </w:t>
+        <w:t>cross_links.py is now correctly named</w:t>
+      </w:r>
+      <w:r>
+        <w:t xml:space="preserve"> and has a configuration file now</w:t>
+      </w:r>
+      <w:r>
+        <w:t xml:space="preserve">. </w:t>
       </w:r>
       <w:r>
         <w:t>The flow diagram has been updated.</w:t>
@@ -104,13 +94,8 @@
         <w:pStyle w:val="code"/>
       </w:pPr>
       <w:r>
-        <w:t xml:space="preserve">import </w:t>
-      </w:r>
-      <w:proofErr w:type="spellStart"/>
-      <w:r>
-        <w:t>os</w:t>
-      </w:r>
-      <w:proofErr w:type="spellEnd"/>
+        <w:t>import os</w:t>
+      </w:r>
     </w:p>
     <w:p>
       <w:pPr>
@@ -141,31 +126,16 @@
         <w:pStyle w:val="code"/>
       </w:pPr>
       <w:r>
-        <w:t xml:space="preserve">from </w:t>
-      </w:r>
-      <w:proofErr w:type="spellStart"/>
-      <w:proofErr w:type="gramStart"/>
-      <w:r>
-        <w:t>urllib.parse</w:t>
-      </w:r>
-      <w:proofErr w:type="spellEnd"/>
-      <w:proofErr w:type="gramEnd"/>
-      <w:r>
-        <w:t xml:space="preserve"> import unquote</w:t>
-      </w:r>
-    </w:p>
-    <w:p>
-      <w:pPr>
-        <w:pStyle w:val="code"/>
-      </w:pPr>
-      <w:r>
-        <w:t xml:space="preserve">import </w:t>
-      </w:r>
-      <w:proofErr w:type="spellStart"/>
-      <w:r>
-        <w:t>pywikibot</w:t>
-      </w:r>
-      <w:proofErr w:type="spellEnd"/>
+        <w:t>from urllib.parse import unquote</w:t>
+      </w:r>
+    </w:p>
+    <w:p>
+      <w:pPr>
+        <w:pStyle w:val="code"/>
+      </w:pPr>
+      <w:r>
+        <w:t>import pywikibot</w:t>
+      </w:r>
       <w:r>
         <w:t>*</w:t>
       </w:r>
@@ -175,13 +145,8 @@
         <w:pStyle w:val="code"/>
       </w:pPr>
       <w:r>
-        <w:t xml:space="preserve">import </w:t>
-      </w:r>
-      <w:proofErr w:type="spellStart"/>
-      <w:r>
-        <w:t>colorama</w:t>
-      </w:r>
-      <w:proofErr w:type="spellEnd"/>
+        <w:t>import colorama</w:t>
+      </w:r>
       <w:r>
         <w:t>*</w:t>
       </w:r>
@@ -191,15 +156,7 @@
         <w:pStyle w:val="code"/>
       </w:pPr>
       <w:r>
-        <w:t xml:space="preserve">from </w:t>
-      </w:r>
-      <w:proofErr w:type="spellStart"/>
-      <w:r>
-        <w:t>colorama</w:t>
-      </w:r>
-      <w:proofErr w:type="spellEnd"/>
-      <w:r>
-        <w:t xml:space="preserve"> import Fore, Back, Style, Cursor</w:t>
+        <w:t>from colorama import Fore, Back, Style, Cursor</w:t>
       </w:r>
     </w:p>
     <w:p>
@@ -284,173 +241,63 @@
         <w:pStyle w:val="code"/>
       </w:pPr>
       <w:r>
-        <w:t xml:space="preserve">def </w:t>
-      </w:r>
-      <w:proofErr w:type="spellStart"/>
-      <w:r>
-        <w:t>read_config_file</w:t>
-      </w:r>
-      <w:proofErr w:type="spellEnd"/>
-      <w:r>
-        <w:t>(</w:t>
-      </w:r>
-      <w:proofErr w:type="spellStart"/>
-      <w:r>
-        <w:t>file_name</w:t>
-      </w:r>
-      <w:proofErr w:type="spellEnd"/>
-      <w:r>
-        <w:t>):</w:t>
-      </w:r>
-    </w:p>
-    <w:p>
-      <w:pPr>
-        <w:pStyle w:val="code"/>
-      </w:pPr>
-      <w:r>
-        <w:t xml:space="preserve">  with open(</w:t>
-      </w:r>
-      <w:proofErr w:type="spellStart"/>
-      <w:r>
-        <w:t>file_name,"r</w:t>
-      </w:r>
-      <w:proofErr w:type="gramStart"/>
-      <w:r>
-        <w:t>",encoding</w:t>
-      </w:r>
-      <w:proofErr w:type="spellEnd"/>
-      <w:proofErr w:type="gramEnd"/>
-      <w:r>
-        <w:t xml:space="preserve">="utf-8") as file: </w:t>
-      </w:r>
-    </w:p>
-    <w:p>
-      <w:pPr>
-        <w:pStyle w:val="code"/>
-      </w:pPr>
-      <w:r>
-        <w:t xml:space="preserve">    list = </w:t>
-      </w:r>
-      <w:proofErr w:type="spellStart"/>
-      <w:proofErr w:type="gramStart"/>
-      <w:r>
-        <w:t>file.read</w:t>
-      </w:r>
-      <w:proofErr w:type="spellEnd"/>
-      <w:proofErr w:type="gramEnd"/>
-      <w:r>
-        <w:t>().</w:t>
-      </w:r>
-      <w:proofErr w:type="spellStart"/>
-      <w:r>
-        <w:t>splitlines</w:t>
-      </w:r>
-      <w:proofErr w:type="spellEnd"/>
-      <w:r>
-        <w:t>()</w:t>
-      </w:r>
-    </w:p>
-    <w:p>
-      <w:pPr>
-        <w:pStyle w:val="code"/>
-      </w:pPr>
-      <w:r>
-        <w:t xml:space="preserve">  </w:t>
-      </w:r>
-      <w:proofErr w:type="spellStart"/>
-      <w:proofErr w:type="gramStart"/>
-      <w:r>
-        <w:t>file.close</w:t>
-      </w:r>
-      <w:proofErr w:type="spellEnd"/>
-      <w:proofErr w:type="gramEnd"/>
-      <w:r>
-        <w:t>()</w:t>
-      </w:r>
-    </w:p>
-    <w:p>
-      <w:pPr>
-        <w:pStyle w:val="code"/>
-      </w:pPr>
-      <w:r>
-        <w:t xml:space="preserve">  for </w:t>
-      </w:r>
-      <w:proofErr w:type="spellStart"/>
-      <w:r>
-        <w:t>textline</w:t>
-      </w:r>
-      <w:proofErr w:type="spellEnd"/>
-      <w:r>
-        <w:t xml:space="preserve"> in list:</w:t>
-      </w:r>
-    </w:p>
-    <w:p>
-      <w:pPr>
-        <w:pStyle w:val="code"/>
-      </w:pPr>
-      <w:r>
-        <w:t xml:space="preserve">    items = </w:t>
-      </w:r>
-      <w:proofErr w:type="spellStart"/>
-      <w:r>
-        <w:t>separate_text</w:t>
-      </w:r>
-      <w:proofErr w:type="spellEnd"/>
-      <w:r>
-        <w:t>("#</w:t>
-      </w:r>
-      <w:proofErr w:type="gramStart"/>
-      <w:r>
-        <w:t>",</w:t>
-      </w:r>
-      <w:proofErr w:type="spellStart"/>
-      <w:r>
-        <w:t>textline</w:t>
-      </w:r>
-      <w:proofErr w:type="spellEnd"/>
-      <w:proofErr w:type="gramEnd"/>
-      <w:r>
-        <w:t>)  # separate comment if any</w:t>
-      </w:r>
-    </w:p>
-    <w:p>
-      <w:pPr>
-        <w:pStyle w:val="code"/>
-      </w:pPr>
-      <w:r>
-        <w:t xml:space="preserve">    if </w:t>
-      </w:r>
-      <w:proofErr w:type="spellStart"/>
-      <w:r>
-        <w:t>len</w:t>
-      </w:r>
-      <w:proofErr w:type="spellEnd"/>
-      <w:r>
-        <w:t>(items) &gt; 0:</w:t>
-      </w:r>
-    </w:p>
-    <w:p>
-      <w:pPr>
-        <w:pStyle w:val="code"/>
-      </w:pPr>
-      <w:r>
-        <w:t xml:space="preserve">      </w:t>
-      </w:r>
-      <w:proofErr w:type="spellStart"/>
-      <w:r>
-        <w:t>textline</w:t>
-      </w:r>
-      <w:proofErr w:type="spellEnd"/>
-      <w:r>
-        <w:t xml:space="preserve"> = </w:t>
-      </w:r>
-      <w:proofErr w:type="gramStart"/>
-      <w:r>
-        <w:t>items[</w:t>
-      </w:r>
-      <w:proofErr w:type="gramEnd"/>
-      <w:r>
-        <w:t>0]</w:t>
+        <w:t>def read_config_file(file_name):</w:t>
+      </w:r>
+    </w:p>
+    <w:p>
+      <w:pPr>
+        <w:pStyle w:val="code"/>
+      </w:pPr>
+      <w:r>
+        <w:t xml:space="preserve">  with open(file_name,"r",encoding="utf-8") as file: </w:t>
+      </w:r>
+    </w:p>
+    <w:p>
+      <w:pPr>
+        <w:pStyle w:val="code"/>
+      </w:pPr>
+      <w:r>
+        <w:t xml:space="preserve">    list = file.read().splitlines()</w:t>
+      </w:r>
+    </w:p>
+    <w:p>
+      <w:pPr>
+        <w:pStyle w:val="code"/>
+      </w:pPr>
+      <w:r>
+        <w:t xml:space="preserve">  file.close()</w:t>
+      </w:r>
+    </w:p>
+    <w:p>
+      <w:pPr>
+        <w:pStyle w:val="code"/>
+      </w:pPr>
+      <w:r>
+        <w:t xml:space="preserve">  for textline in list:</w:t>
+      </w:r>
+    </w:p>
+    <w:p>
+      <w:pPr>
+        <w:pStyle w:val="code"/>
+      </w:pPr>
+      <w:r>
+        <w:t xml:space="preserve">    items = separate_text("#",textline)  # separate comment if any</w:t>
+      </w:r>
+    </w:p>
+    <w:p>
+      <w:pPr>
+        <w:pStyle w:val="code"/>
+      </w:pPr>
+      <w:r>
+        <w:t xml:space="preserve">    if len(items) &gt; 0:</w:t>
+      </w:r>
+    </w:p>
+    <w:p>
+      <w:pPr>
+        <w:pStyle w:val="code"/>
+      </w:pPr>
+      <w:r>
+        <w:t xml:space="preserve">      textline = items[0]</w:t>
       </w:r>
     </w:p>
     <w:p>
@@ -466,92 +313,31 @@
         <w:pStyle w:val="code"/>
       </w:pPr>
       <w:r>
-        <w:t xml:space="preserve">      </w:t>
-      </w:r>
-      <w:proofErr w:type="spellStart"/>
-      <w:r>
-        <w:t>textline</w:t>
-      </w:r>
-      <w:proofErr w:type="spellEnd"/>
-      <w:r>
-        <w:t xml:space="preserve"> = ""</w:t>
-      </w:r>
-    </w:p>
-    <w:p>
-      <w:pPr>
-        <w:pStyle w:val="code"/>
-      </w:pPr>
-      <w:r>
-        <w:t xml:space="preserve">    if </w:t>
-      </w:r>
-      <w:proofErr w:type="gramStart"/>
-      <w:r>
-        <w:t>items[</w:t>
-      </w:r>
-      <w:proofErr w:type="gramEnd"/>
-      <w:r>
-        <w:t>0] != "":</w:t>
-      </w:r>
-    </w:p>
-    <w:p>
-      <w:pPr>
-        <w:pStyle w:val="code"/>
-      </w:pPr>
-      <w:r>
-        <w:t xml:space="preserve">      print(</w:t>
-      </w:r>
-      <w:proofErr w:type="spellStart"/>
-      <w:r>
-        <w:t>textline</w:t>
-      </w:r>
-      <w:proofErr w:type="spellEnd"/>
-      <w:r>
-        <w:t>)</w:t>
-      </w:r>
-    </w:p>
-    <w:p>
-      <w:pPr>
-        <w:pStyle w:val="code"/>
-      </w:pPr>
-      <w:r>
-        <w:t xml:space="preserve">    items = </w:t>
-      </w:r>
-      <w:proofErr w:type="spellStart"/>
-      <w:r>
-        <w:t>separate_text</w:t>
-      </w:r>
-      <w:proofErr w:type="spellEnd"/>
-      <w:r>
-        <w:t>("=</w:t>
-      </w:r>
-      <w:proofErr w:type="gramStart"/>
-      <w:r>
-        <w:t>",</w:t>
-      </w:r>
-      <w:proofErr w:type="spellStart"/>
-      <w:r>
-        <w:t>textline</w:t>
-      </w:r>
-      <w:proofErr w:type="spellEnd"/>
-      <w:proofErr w:type="gramEnd"/>
-      <w:r>
-        <w:t>)</w:t>
-      </w:r>
-    </w:p>
-    <w:p>
-      <w:pPr>
-        <w:pStyle w:val="code"/>
-      </w:pPr>
-      <w:r>
-        <w:t xml:space="preserve">    if </w:t>
-      </w:r>
-      <w:proofErr w:type="spellStart"/>
-      <w:r>
-        <w:t>len</w:t>
-      </w:r>
-      <w:proofErr w:type="spellEnd"/>
-      <w:r>
-        <w:t>(items) &gt; 0:</w:t>
+        <w:t xml:space="preserve">      textline = ""</w:t>
+      </w:r>
+    </w:p>
+    <w:p>
+      <w:pPr>
+        <w:pStyle w:val="code"/>
+      </w:pPr>
+      <w:r>
+        <w:t xml:space="preserve">    if items[0] != "":</w:t>
+      </w:r>
+    </w:p>
+    <w:p>
+      <w:pPr>
+        <w:pStyle w:val="code"/>
+      </w:pPr>
+      <w:r>
+        <w:t xml:space="preserve">      print(textline)</w:t>
+      </w:r>
+    </w:p>
+    <w:p>
+      <w:pPr>
+        <w:pStyle w:val="code"/>
+      </w:pPr>
+      <w:r>
+        <w:t xml:space="preserve">    items = separate_text("=",textline)</w:t>
       </w:r>
     </w:p>
     <w:p>
@@ -560,633 +346,263 @@
       </w:pPr>
       <w:r>
         <w:lastRenderedPageBreak/>
-        <w:t xml:space="preserve">      term = </w:t>
-      </w:r>
-      <w:proofErr w:type="spellStart"/>
-      <w:proofErr w:type="gramStart"/>
-      <w:r>
-        <w:t>re.sub</w:t>
-      </w:r>
-      <w:proofErr w:type="spellEnd"/>
-      <w:r>
-        <w:t>(</w:t>
-      </w:r>
-      <w:proofErr w:type="gramEnd"/>
-      <w:r>
-        <w:t>r'/"',"", items[0])</w:t>
-      </w:r>
-    </w:p>
-    <w:p>
-      <w:pPr>
-        <w:pStyle w:val="code"/>
-      </w:pPr>
-      <w:r>
-        <w:t xml:space="preserve">    if </w:t>
-      </w:r>
-      <w:proofErr w:type="spellStart"/>
-      <w:r>
-        <w:t>len</w:t>
-      </w:r>
-      <w:proofErr w:type="spellEnd"/>
-      <w:r>
-        <w:t>(items) &gt; 1:</w:t>
-      </w:r>
-    </w:p>
-    <w:p>
-      <w:pPr>
-        <w:pStyle w:val="code"/>
-      </w:pPr>
-      <w:r>
-        <w:t xml:space="preserve">      value = </w:t>
-      </w:r>
-      <w:proofErr w:type="gramStart"/>
-      <w:r>
-        <w:t>items[</w:t>
-      </w:r>
-      <w:proofErr w:type="gramEnd"/>
-      <w:r>
-        <w:t>1]</w:t>
-      </w:r>
-    </w:p>
-    <w:p>
-      <w:pPr>
-        <w:pStyle w:val="code"/>
-      </w:pPr>
-      <w:r>
-        <w:t xml:space="preserve">    if term == "</w:t>
-      </w:r>
-      <w:proofErr w:type="spellStart"/>
-      <w:r>
-        <w:t>log_file</w:t>
-      </w:r>
-      <w:proofErr w:type="spellEnd"/>
-      <w:r>
-        <w:t>":</w:t>
-      </w:r>
-    </w:p>
-    <w:p>
-      <w:pPr>
-        <w:pStyle w:val="code"/>
-      </w:pPr>
-      <w:r>
-        <w:t xml:space="preserve">      </w:t>
-      </w:r>
-      <w:proofErr w:type="spellStart"/>
-      <w:r>
-        <w:t>log_file</w:t>
-      </w:r>
-      <w:proofErr w:type="spellEnd"/>
-      <w:r>
-        <w:t xml:space="preserve"> = </w:t>
-      </w:r>
-      <w:proofErr w:type="gramStart"/>
-      <w:r>
-        <w:t>value;</w:t>
-      </w:r>
-      <w:proofErr w:type="gramEnd"/>
-    </w:p>
-    <w:p>
-      <w:pPr>
-        <w:pStyle w:val="code"/>
-      </w:pPr>
-      <w:r>
-        <w:t xml:space="preserve">    </w:t>
-      </w:r>
-      <w:proofErr w:type="spellStart"/>
-      <w:r>
-        <w:t>elif</w:t>
-      </w:r>
-      <w:proofErr w:type="spellEnd"/>
-      <w:r>
-        <w:t xml:space="preserve"> term == "</w:t>
-      </w:r>
-      <w:proofErr w:type="spellStart"/>
-      <w:r>
-        <w:t>wkg_folder_path</w:t>
-      </w:r>
-      <w:proofErr w:type="spellEnd"/>
-      <w:r>
-        <w:t>":</w:t>
-      </w:r>
-    </w:p>
-    <w:p>
-      <w:pPr>
-        <w:pStyle w:val="code"/>
-      </w:pPr>
-      <w:r>
-        <w:t xml:space="preserve">      </w:t>
-      </w:r>
-      <w:proofErr w:type="spellStart"/>
-      <w:r>
-        <w:t>wkg_folder</w:t>
-      </w:r>
-      <w:proofErr w:type="spellEnd"/>
-      <w:r>
-        <w:t xml:space="preserve"> = value</w:t>
-      </w:r>
-    </w:p>
-    <w:p>
-      <w:pPr>
-        <w:pStyle w:val="code"/>
-      </w:pPr>
-      <w:r>
-        <w:t xml:space="preserve">    </w:t>
-      </w:r>
-      <w:proofErr w:type="spellStart"/>
-      <w:r>
-        <w:t>elif</w:t>
-      </w:r>
-      <w:proofErr w:type="spellEnd"/>
-      <w:r>
-        <w:t xml:space="preserve"> term == "</w:t>
-      </w:r>
-      <w:proofErr w:type="spellStart"/>
-      <w:r>
-        <w:t>image_folder_path</w:t>
-      </w:r>
-      <w:proofErr w:type="spellEnd"/>
-      <w:r>
-        <w:t>":</w:t>
-      </w:r>
-    </w:p>
-    <w:p>
-      <w:pPr>
-        <w:pStyle w:val="code"/>
-      </w:pPr>
-      <w:r>
-        <w:t xml:space="preserve">      </w:t>
-      </w:r>
-      <w:proofErr w:type="spellStart"/>
-      <w:r>
-        <w:t>folder_path</w:t>
-      </w:r>
-      <w:proofErr w:type="spellEnd"/>
-      <w:r>
-        <w:t xml:space="preserve"> = value</w:t>
-      </w:r>
-    </w:p>
-    <w:p>
-      <w:pPr>
-        <w:pStyle w:val="code"/>
-      </w:pPr>
-      <w:r>
-        <w:t xml:space="preserve">    </w:t>
-      </w:r>
-      <w:proofErr w:type="spellStart"/>
-      <w:r>
-        <w:t>elif</w:t>
-      </w:r>
-      <w:proofErr w:type="spellEnd"/>
-      <w:r>
-        <w:t xml:space="preserve"> term == "</w:t>
-      </w:r>
-      <w:proofErr w:type="spellStart"/>
-      <w:r>
-        <w:t>download_folder_path</w:t>
-      </w:r>
-      <w:proofErr w:type="spellEnd"/>
-      <w:r>
-        <w:t>":</w:t>
-      </w:r>
-    </w:p>
-    <w:p>
-      <w:pPr>
-        <w:pStyle w:val="code"/>
-      </w:pPr>
-      <w:r>
-        <w:t xml:space="preserve">      </w:t>
-      </w:r>
-      <w:proofErr w:type="spellStart"/>
-      <w:r>
-        <w:t>download_path</w:t>
-      </w:r>
-      <w:proofErr w:type="spellEnd"/>
-      <w:r>
-        <w:t xml:space="preserve"> = value</w:t>
-      </w:r>
-    </w:p>
-    <w:p>
-      <w:pPr>
-        <w:pStyle w:val="code"/>
-      </w:pPr>
-      <w:r>
-        <w:t xml:space="preserve">    </w:t>
-      </w:r>
-      <w:proofErr w:type="spellStart"/>
-      <w:r>
-        <w:t>elif</w:t>
-      </w:r>
-      <w:proofErr w:type="spellEnd"/>
-      <w:r>
-        <w:t xml:space="preserve"> term == "</w:t>
-      </w:r>
-      <w:proofErr w:type="spellStart"/>
-      <w:r>
-        <w:t>description_folder_path</w:t>
-      </w:r>
-      <w:proofErr w:type="spellEnd"/>
-      <w:r>
-        <w:t>":</w:t>
-      </w:r>
-    </w:p>
-    <w:p>
-      <w:pPr>
-        <w:pStyle w:val="code"/>
-      </w:pPr>
-      <w:r>
-        <w:t xml:space="preserve">      </w:t>
-      </w:r>
-      <w:proofErr w:type="spellStart"/>
-      <w:r>
-        <w:t>description_folder</w:t>
-      </w:r>
-      <w:proofErr w:type="spellEnd"/>
-      <w:r>
-        <w:t xml:space="preserve"> = value</w:t>
-      </w:r>
-    </w:p>
-    <w:p>
-      <w:pPr>
-        <w:pStyle w:val="code"/>
-      </w:pPr>
-      <w:r>
-        <w:t xml:space="preserve">    </w:t>
-      </w:r>
-      <w:proofErr w:type="spellStart"/>
-      <w:r>
-        <w:t>elif</w:t>
-      </w:r>
-      <w:proofErr w:type="spellEnd"/>
-      <w:r>
-        <w:t xml:space="preserve"> term == "</w:t>
-      </w:r>
-      <w:proofErr w:type="spellStart"/>
-      <w:r>
-        <w:t>xml_data_file</w:t>
-      </w:r>
-      <w:proofErr w:type="spellEnd"/>
-      <w:r>
-        <w:t>":</w:t>
-      </w:r>
-    </w:p>
-    <w:p>
-      <w:pPr>
-        <w:pStyle w:val="code"/>
-      </w:pPr>
-      <w:r>
-        <w:t xml:space="preserve">      </w:t>
-      </w:r>
-      <w:proofErr w:type="spellStart"/>
-      <w:r>
-        <w:t>xml_data_file</w:t>
-      </w:r>
-      <w:proofErr w:type="spellEnd"/>
-      <w:r>
-        <w:t xml:space="preserve"> = value</w:t>
-      </w:r>
-    </w:p>
-    <w:p>
-      <w:pPr>
-        <w:pStyle w:val="code"/>
-      </w:pPr>
-      <w:r>
-        <w:t xml:space="preserve">    </w:t>
-      </w:r>
-      <w:proofErr w:type="spellStart"/>
-      <w:r>
-        <w:t>elif</w:t>
-      </w:r>
-      <w:proofErr w:type="spellEnd"/>
-      <w:r>
-        <w:t xml:space="preserve"> term == "</w:t>
-      </w:r>
-      <w:proofErr w:type="spellStart"/>
-      <w:r>
-        <w:t>page_ref_file</w:t>
-      </w:r>
-      <w:proofErr w:type="spellEnd"/>
-      <w:r>
-        <w:t>":</w:t>
-      </w:r>
-    </w:p>
-    <w:p>
-      <w:pPr>
-        <w:pStyle w:val="code"/>
-      </w:pPr>
-      <w:r>
-        <w:t xml:space="preserve">      </w:t>
-      </w:r>
-      <w:proofErr w:type="spellStart"/>
-      <w:r>
-        <w:t>page_ref_file_name</w:t>
-      </w:r>
-      <w:proofErr w:type="spellEnd"/>
-      <w:r>
-        <w:t xml:space="preserve"> = value</w:t>
-      </w:r>
-    </w:p>
-    <w:p>
-      <w:pPr>
-        <w:pStyle w:val="code"/>
-      </w:pPr>
-      <w:r>
-        <w:t xml:space="preserve">    </w:t>
-      </w:r>
-      <w:proofErr w:type="spellStart"/>
-      <w:r>
-        <w:t>elif</w:t>
-      </w:r>
-      <w:proofErr w:type="spellEnd"/>
-      <w:r>
-        <w:t xml:space="preserve"> term == "</w:t>
-      </w:r>
-      <w:proofErr w:type="spellStart"/>
-      <w:r>
-        <w:t>wiki_table_file</w:t>
-      </w:r>
-      <w:proofErr w:type="spellEnd"/>
-      <w:r>
-        <w:t>":</w:t>
-      </w:r>
-    </w:p>
-    <w:p>
-      <w:pPr>
-        <w:pStyle w:val="code"/>
-      </w:pPr>
-      <w:r>
-        <w:t xml:space="preserve">      </w:t>
-      </w:r>
-      <w:proofErr w:type="spellStart"/>
-      <w:r>
-        <w:t>wiki_table_file</w:t>
-      </w:r>
-      <w:proofErr w:type="spellEnd"/>
-      <w:r>
-        <w:t xml:space="preserve"> = value</w:t>
-      </w:r>
-    </w:p>
-    <w:p>
-      <w:pPr>
-        <w:pStyle w:val="code"/>
-      </w:pPr>
-      <w:r>
-        <w:t xml:space="preserve">    </w:t>
-      </w:r>
-      <w:proofErr w:type="spellStart"/>
-      <w:r>
-        <w:t>elif</w:t>
-      </w:r>
-      <w:proofErr w:type="spellEnd"/>
-      <w:r>
-        <w:t xml:space="preserve"> term == "</w:t>
-      </w:r>
-      <w:proofErr w:type="spellStart"/>
-      <w:r>
-        <w:t>new_pages_file</w:t>
-      </w:r>
-      <w:proofErr w:type="spellEnd"/>
-      <w:r>
-        <w:t>":</w:t>
-      </w:r>
-    </w:p>
-    <w:p>
-      <w:pPr>
-        <w:pStyle w:val="code"/>
-      </w:pPr>
-      <w:r>
-        <w:t xml:space="preserve">      </w:t>
-      </w:r>
-      <w:proofErr w:type="spellStart"/>
-      <w:r>
-        <w:t>new_pages_file_nam</w:t>
-      </w:r>
-      <w:proofErr w:type="spellEnd"/>
-      <w:r>
-        <w:t xml:space="preserve"> = value</w:t>
-      </w:r>
-    </w:p>
-    <w:p>
-      <w:pPr>
-        <w:pStyle w:val="code"/>
-      </w:pPr>
-      <w:r>
-        <w:t xml:space="preserve">    </w:t>
-      </w:r>
-      <w:proofErr w:type="spellStart"/>
-      <w:r>
-        <w:t>elif</w:t>
-      </w:r>
-      <w:proofErr w:type="spellEnd"/>
-      <w:r>
-        <w:t xml:space="preserve"> term == "</w:t>
-      </w:r>
-      <w:proofErr w:type="spellStart"/>
-      <w:r>
-        <w:t>csv_file</w:t>
-      </w:r>
-      <w:proofErr w:type="spellEnd"/>
-      <w:r>
-        <w:t>":</w:t>
-      </w:r>
-    </w:p>
-    <w:p>
-      <w:pPr>
-        <w:pStyle w:val="code"/>
-      </w:pPr>
-      <w:r>
-        <w:t xml:space="preserve">      </w:t>
-      </w:r>
-      <w:proofErr w:type="spellStart"/>
-      <w:r>
-        <w:t>csv_file_name</w:t>
-      </w:r>
-      <w:proofErr w:type="spellEnd"/>
-      <w:r>
-        <w:t xml:space="preserve"> = value</w:t>
-      </w:r>
-    </w:p>
-    <w:p>
-      <w:pPr>
-        <w:pStyle w:val="code"/>
-      </w:pPr>
-      <w:r>
-        <w:t xml:space="preserve">    </w:t>
-      </w:r>
-      <w:proofErr w:type="spellStart"/>
-      <w:r>
-        <w:t>elif</w:t>
-      </w:r>
-      <w:proofErr w:type="spellEnd"/>
-      <w:r>
-        <w:t xml:space="preserve"> term == "</w:t>
-      </w:r>
-      <w:proofErr w:type="spellStart"/>
-      <w:r>
-        <w:t>media_file_list</w:t>
-      </w:r>
-      <w:proofErr w:type="spellEnd"/>
-      <w:r>
-        <w:t>":</w:t>
-      </w:r>
-    </w:p>
-    <w:p>
-      <w:pPr>
-        <w:pStyle w:val="code"/>
-      </w:pPr>
-      <w:r>
-        <w:t xml:space="preserve">      </w:t>
-      </w:r>
-      <w:proofErr w:type="spellStart"/>
-      <w:r>
-        <w:t>media_file_list_name</w:t>
-      </w:r>
-      <w:proofErr w:type="spellEnd"/>
-      <w:r>
-        <w:t xml:space="preserve"> = value</w:t>
-      </w:r>
-    </w:p>
-    <w:p>
-      <w:pPr>
-        <w:pStyle w:val="code"/>
-      </w:pPr>
-      <w:r>
-        <w:t xml:space="preserve">    </w:t>
-      </w:r>
-      <w:proofErr w:type="spellStart"/>
-      <w:r>
-        <w:t>elif</w:t>
-      </w:r>
-      <w:proofErr w:type="spellEnd"/>
-      <w:r>
-        <w:t xml:space="preserve"> term == "</w:t>
-      </w:r>
-      <w:proofErr w:type="spellStart"/>
-      <w:r>
-        <w:t>site_URL</w:t>
-      </w:r>
-      <w:proofErr w:type="spellEnd"/>
-      <w:r>
-        <w:t>":</w:t>
-      </w:r>
-    </w:p>
-    <w:p>
-      <w:pPr>
-        <w:pStyle w:val="code"/>
-      </w:pPr>
-      <w:r>
-        <w:t xml:space="preserve">      </w:t>
-      </w:r>
-      <w:proofErr w:type="spellStart"/>
-      <w:r>
-        <w:t>site_URL</w:t>
-      </w:r>
-      <w:proofErr w:type="spellEnd"/>
-      <w:r>
-        <w:t xml:space="preserve"> = value</w:t>
-      </w:r>
-    </w:p>
-    <w:p>
-      <w:pPr>
-        <w:pStyle w:val="code"/>
-      </w:pPr>
-      <w:r>
-        <w:t xml:space="preserve">    </w:t>
-      </w:r>
-      <w:proofErr w:type="spellStart"/>
-      <w:r>
-        <w:t>elif</w:t>
-      </w:r>
-      <w:proofErr w:type="spellEnd"/>
-      <w:r>
-        <w:t xml:space="preserve"> term == "</w:t>
-      </w:r>
-      <w:proofErr w:type="spellStart"/>
-      <w:r>
-        <w:t>media_URL</w:t>
-      </w:r>
-      <w:proofErr w:type="spellEnd"/>
-      <w:r>
-        <w:t>":</w:t>
-      </w:r>
-    </w:p>
-    <w:p>
-      <w:pPr>
-        <w:pStyle w:val="code"/>
-      </w:pPr>
-      <w:r>
-        <w:t xml:space="preserve">      </w:t>
-      </w:r>
-      <w:proofErr w:type="spellStart"/>
-      <w:r>
-        <w:t>wiki_url</w:t>
-      </w:r>
-      <w:proofErr w:type="spellEnd"/>
-      <w:r>
-        <w:t xml:space="preserve"> = value</w:t>
-      </w:r>
-    </w:p>
-    <w:p>
-      <w:pPr>
-        <w:pStyle w:val="code"/>
-      </w:pPr>
-      <w:r>
-        <w:t xml:space="preserve">    </w:t>
-      </w:r>
-      <w:proofErr w:type="spellStart"/>
-      <w:r>
-        <w:t>elif</w:t>
-      </w:r>
-      <w:proofErr w:type="spellEnd"/>
-      <w:r>
-        <w:t xml:space="preserve"> term == "</w:t>
-      </w:r>
-      <w:proofErr w:type="spellStart"/>
-      <w:r>
-        <w:t>categories_file</w:t>
-      </w:r>
-      <w:proofErr w:type="spellEnd"/>
-      <w:r>
-        <w:t>":</w:t>
-      </w:r>
-    </w:p>
-    <w:p>
-      <w:pPr>
-        <w:pStyle w:val="code"/>
-      </w:pPr>
-      <w:r>
-        <w:t xml:space="preserve">      </w:t>
-      </w:r>
-      <w:proofErr w:type="spellStart"/>
-      <w:r>
-        <w:t>categories_file_name</w:t>
-      </w:r>
-      <w:proofErr w:type="spellEnd"/>
-      <w:r>
-        <w:t xml:space="preserve"> = value</w:t>
-      </w:r>
-    </w:p>
-    <w:p>
-      <w:pPr>
-        <w:pStyle w:val="code"/>
-      </w:pPr>
-      <w:r>
-        <w:t xml:space="preserve">    </w:t>
-      </w:r>
-      <w:proofErr w:type="spellStart"/>
-      <w:r>
-        <w:t>elif</w:t>
-      </w:r>
-      <w:proofErr w:type="spellEnd"/>
-      <w:r>
-        <w:t xml:space="preserve"> term == "</w:t>
-      </w:r>
-      <w:proofErr w:type="spellStart"/>
-      <w:r>
-        <w:t>download_media</w:t>
-      </w:r>
-      <w:proofErr w:type="spellEnd"/>
-      <w:r>
-        <w:t>":</w:t>
+        <w:t xml:space="preserve">    if len(items) &gt; 0:</w:t>
+      </w:r>
+    </w:p>
+    <w:p>
+      <w:pPr>
+        <w:pStyle w:val="code"/>
+      </w:pPr>
+      <w:r>
+        <w:t xml:space="preserve">      term = re.sub(r'/"',"", items[0])</w:t>
+      </w:r>
+    </w:p>
+    <w:p>
+      <w:pPr>
+        <w:pStyle w:val="code"/>
+      </w:pPr>
+      <w:r>
+        <w:t xml:space="preserve">    if len(items) &gt; 1:</w:t>
+      </w:r>
+    </w:p>
+    <w:p>
+      <w:pPr>
+        <w:pStyle w:val="code"/>
+      </w:pPr>
+      <w:r>
+        <w:t xml:space="preserve">      value = items[1]</w:t>
+      </w:r>
+    </w:p>
+    <w:p>
+      <w:pPr>
+        <w:pStyle w:val="code"/>
+      </w:pPr>
+      <w:r>
+        <w:t xml:space="preserve">    if term == "log_file":</w:t>
+      </w:r>
+    </w:p>
+    <w:p>
+      <w:pPr>
+        <w:pStyle w:val="code"/>
+      </w:pPr>
+      <w:r>
+        <w:t xml:space="preserve">      log_file = value;</w:t>
+      </w:r>
+    </w:p>
+    <w:p>
+      <w:pPr>
+        <w:pStyle w:val="code"/>
+      </w:pPr>
+      <w:r>
+        <w:t xml:space="preserve">    elif term == "wkg_folder_path":</w:t>
+      </w:r>
+    </w:p>
+    <w:p>
+      <w:pPr>
+        <w:pStyle w:val="code"/>
+      </w:pPr>
+      <w:r>
+        <w:t xml:space="preserve">      wkg_folder = value</w:t>
+      </w:r>
+    </w:p>
+    <w:p>
+      <w:pPr>
+        <w:pStyle w:val="code"/>
+      </w:pPr>
+      <w:r>
+        <w:t xml:space="preserve">    elif term == "image_folder_path":</w:t>
+      </w:r>
+    </w:p>
+    <w:p>
+      <w:pPr>
+        <w:pStyle w:val="code"/>
+      </w:pPr>
+      <w:r>
+        <w:t xml:space="preserve">      folder_path = value</w:t>
+      </w:r>
+    </w:p>
+    <w:p>
+      <w:pPr>
+        <w:pStyle w:val="code"/>
+      </w:pPr>
+      <w:r>
+        <w:t xml:space="preserve">    elif term == "download_folder_path":</w:t>
+      </w:r>
+    </w:p>
+    <w:p>
+      <w:pPr>
+        <w:pStyle w:val="code"/>
+      </w:pPr>
+      <w:r>
+        <w:t xml:space="preserve">      download_path = value</w:t>
+      </w:r>
+    </w:p>
+    <w:p>
+      <w:pPr>
+        <w:pStyle w:val="code"/>
+      </w:pPr>
+      <w:r>
+        <w:t xml:space="preserve">    elif term == "description_folder_path":</w:t>
+      </w:r>
+    </w:p>
+    <w:p>
+      <w:pPr>
+        <w:pStyle w:val="code"/>
+      </w:pPr>
+      <w:r>
+        <w:t xml:space="preserve">      description_folder = value</w:t>
+      </w:r>
+    </w:p>
+    <w:p>
+      <w:pPr>
+        <w:pStyle w:val="code"/>
+      </w:pPr>
+      <w:r>
+        <w:t xml:space="preserve">    elif term == "xml_data_file":</w:t>
+      </w:r>
+    </w:p>
+    <w:p>
+      <w:pPr>
+        <w:pStyle w:val="code"/>
+      </w:pPr>
+      <w:r>
+        <w:t xml:space="preserve">      xml_data_file = value</w:t>
+      </w:r>
+    </w:p>
+    <w:p>
+      <w:pPr>
+        <w:pStyle w:val="code"/>
+      </w:pPr>
+      <w:r>
+        <w:t xml:space="preserve">    elif term == "page_ref_file":</w:t>
+      </w:r>
+    </w:p>
+    <w:p>
+      <w:pPr>
+        <w:pStyle w:val="code"/>
+      </w:pPr>
+      <w:r>
+        <w:t xml:space="preserve">      page_ref_file_name = value</w:t>
+      </w:r>
+    </w:p>
+    <w:p>
+      <w:pPr>
+        <w:pStyle w:val="code"/>
+      </w:pPr>
+      <w:r>
+        <w:t xml:space="preserve">    elif term == "wiki_table_file":</w:t>
+      </w:r>
+    </w:p>
+    <w:p>
+      <w:pPr>
+        <w:pStyle w:val="code"/>
+      </w:pPr>
+      <w:r>
+        <w:t xml:space="preserve">      wiki_table_file = value</w:t>
+      </w:r>
+    </w:p>
+    <w:p>
+      <w:pPr>
+        <w:pStyle w:val="code"/>
+      </w:pPr>
+      <w:r>
+        <w:t xml:space="preserve">    elif term == "new_pages_file":</w:t>
+      </w:r>
+    </w:p>
+    <w:p>
+      <w:pPr>
+        <w:pStyle w:val="code"/>
+      </w:pPr>
+      <w:r>
+        <w:t xml:space="preserve">      new_pages_file_nam = value</w:t>
+      </w:r>
+    </w:p>
+    <w:p>
+      <w:pPr>
+        <w:pStyle w:val="code"/>
+      </w:pPr>
+      <w:r>
+        <w:t xml:space="preserve">    elif term == "csv_file":</w:t>
+      </w:r>
+    </w:p>
+    <w:p>
+      <w:pPr>
+        <w:pStyle w:val="code"/>
+      </w:pPr>
+      <w:r>
+        <w:t xml:space="preserve">      csv_file_name = value</w:t>
+      </w:r>
+    </w:p>
+    <w:p>
+      <w:pPr>
+        <w:pStyle w:val="code"/>
+      </w:pPr>
+      <w:r>
+        <w:t xml:space="preserve">    elif term == "media_file_list":</w:t>
+      </w:r>
+    </w:p>
+    <w:p>
+      <w:pPr>
+        <w:pStyle w:val="code"/>
+      </w:pPr>
+      <w:r>
+        <w:t xml:space="preserve">      media_file_list_name = value</w:t>
+      </w:r>
+    </w:p>
+    <w:p>
+      <w:pPr>
+        <w:pStyle w:val="code"/>
+      </w:pPr>
+      <w:r>
+        <w:t xml:space="preserve">    elif term == "site_URL":</w:t>
+      </w:r>
+    </w:p>
+    <w:p>
+      <w:pPr>
+        <w:pStyle w:val="code"/>
+      </w:pPr>
+      <w:r>
+        <w:t xml:space="preserve">      site_URL = value</w:t>
+      </w:r>
+    </w:p>
+    <w:p>
+      <w:pPr>
+        <w:pStyle w:val="code"/>
+      </w:pPr>
+      <w:r>
+        <w:t xml:space="preserve">    elif term == "media_URL":</w:t>
+      </w:r>
+    </w:p>
+    <w:p>
+      <w:pPr>
+        <w:pStyle w:val="code"/>
+      </w:pPr>
+      <w:r>
+        <w:t xml:space="preserve">      wiki_url = value</w:t>
+      </w:r>
+    </w:p>
+    <w:p>
+      <w:pPr>
+        <w:pStyle w:val="code"/>
+      </w:pPr>
+      <w:r>
+        <w:t xml:space="preserve">    elif term == "categories_file":</w:t>
+      </w:r>
+    </w:p>
+    <w:p>
+      <w:pPr>
+        <w:pStyle w:val="code"/>
+      </w:pPr>
+      <w:r>
+        <w:t xml:space="preserve">      categories_file_name = value</w:t>
+      </w:r>
+    </w:p>
+    <w:p>
+      <w:pPr>
+        <w:pStyle w:val="code"/>
+      </w:pPr>
+      <w:r>
+        <w:t xml:space="preserve">    elif term == "download_media":</w:t>
       </w:r>
     </w:p>
     <w:p>
@@ -1202,39 +618,15 @@
         <w:pStyle w:val="code"/>
       </w:pPr>
       <w:r>
-        <w:t xml:space="preserve">    </w:t>
-      </w:r>
-      <w:proofErr w:type="spellStart"/>
-      <w:r>
-        <w:t>elif</w:t>
-      </w:r>
-      <w:proofErr w:type="spellEnd"/>
-      <w:r>
-        <w:t xml:space="preserve"> term == "</w:t>
-      </w:r>
-      <w:proofErr w:type="spellStart"/>
-      <w:r>
-        <w:t>write_descriptions</w:t>
-      </w:r>
-      <w:proofErr w:type="spellEnd"/>
-      <w:r>
-        <w:t>":</w:t>
-      </w:r>
-    </w:p>
-    <w:p>
-      <w:pPr>
-        <w:pStyle w:val="code"/>
-      </w:pPr>
-      <w:r>
-        <w:t xml:space="preserve">      </w:t>
-      </w:r>
-      <w:proofErr w:type="spellStart"/>
-      <w:r>
-        <w:t>desc_write</w:t>
-      </w:r>
-      <w:proofErr w:type="spellEnd"/>
-      <w:r>
-        <w:t xml:space="preserve"> = True</w:t>
+        <w:t xml:space="preserve">    elif term == "write_descriptions":</w:t>
+      </w:r>
+    </w:p>
+    <w:p>
+      <w:pPr>
+        <w:pStyle w:val="code"/>
+      </w:pPr>
+      <w:r>
+        <w:t xml:space="preserve">      desc_write = True</w:t>
       </w:r>
     </w:p>
     <w:p>
@@ -1262,13 +654,8 @@
       <w:pPr>
         <w:pStyle w:val="code"/>
       </w:pPr>
-      <w:proofErr w:type="spellStart"/>
-      <w:r>
-        <w:t>logfilename</w:t>
-      </w:r>
-      <w:proofErr w:type="spellEnd"/>
-      <w:r>
-        <w:t xml:space="preserve"> = "sitemap_log.txt"</w:t>
+      <w:r>
+        <w:t>logfilename = "sitemap_log.txt"</w:t>
       </w:r>
     </w:p>
     <w:p>
@@ -1289,361 +676,227 @@
         <w:pStyle w:val="code"/>
       </w:pPr>
       <w:r>
-        <w:t xml:space="preserve"># </w:t>
-      </w:r>
-      <w:proofErr w:type="gramStart"/>
-      <w:r>
-        <w:t>note</w:t>
-      </w:r>
-      <w:proofErr w:type="gramEnd"/>
-      <w:r>
-        <w:t xml:space="preserve"> that other non-local paths may need to be changed.</w:t>
-      </w:r>
-    </w:p>
-    <w:p>
-      <w:pPr>
-        <w:pStyle w:val="code"/>
-      </w:pPr>
-    </w:p>
-    <w:p>
-      <w:pPr>
-        <w:pStyle w:val="code"/>
-      </w:pPr>
-      <w:proofErr w:type="spellStart"/>
-      <w:r>
-        <w:t>wkg_folder</w:t>
-      </w:r>
-      <w:proofErr w:type="spellEnd"/>
-      <w:r>
-        <w:t xml:space="preserve"> = "C:/Users/00006605/OneDrive - UWA/Documents/Python/" # working directory (with slash)</w:t>
-      </w:r>
-    </w:p>
-    <w:p>
-      <w:pPr>
-        <w:pStyle w:val="code"/>
-      </w:pPr>
-    </w:p>
-    <w:p>
-      <w:pPr>
-        <w:pStyle w:val="code"/>
-      </w:pPr>
-      <w:proofErr w:type="spellStart"/>
-      <w:r>
-        <w:t>folder_path</w:t>
-      </w:r>
-      <w:proofErr w:type="spellEnd"/>
-      <w:r>
-        <w:t xml:space="preserve"> = "C:/D/2024/240315_EHWA/eha"                       # folder containing image files (no slash at end)</w:t>
-      </w:r>
-    </w:p>
-    <w:p>
-      <w:pPr>
-        <w:pStyle w:val="code"/>
-      </w:pPr>
-      <w:proofErr w:type="spellStart"/>
-      <w:r>
-        <w:t>download_path</w:t>
-      </w:r>
-      <w:proofErr w:type="spellEnd"/>
-      <w:r>
-        <w:t xml:space="preserve"> = "C:/D/2024/240315_EHWA/eha-downloads/"          # folder for image downloads</w:t>
-      </w:r>
-    </w:p>
-    <w:p>
-      <w:pPr>
-        <w:pStyle w:val="code"/>
-      </w:pPr>
-      <w:proofErr w:type="spellStart"/>
-      <w:r>
-        <w:t>description_folder</w:t>
-      </w:r>
-      <w:proofErr w:type="spellEnd"/>
-      <w:r>
-        <w:t xml:space="preserve"> = "C:/D/2024/240315_EHWA/desc/"              # image descriptions folder (with a slash)</w:t>
-      </w:r>
-    </w:p>
-    <w:p>
-      <w:pPr>
-        <w:pStyle w:val="code"/>
-      </w:pPr>
-    </w:p>
-    <w:p>
-      <w:pPr>
-        <w:pStyle w:val="code"/>
-      </w:pPr>
-      <w:proofErr w:type="spellStart"/>
-      <w:r>
-        <w:t>xml_data_file</w:t>
-      </w:r>
-      <w:proofErr w:type="spellEnd"/>
-      <w:r>
-        <w:t xml:space="preserve">   </w:t>
-      </w:r>
-      <w:proofErr w:type="gramStart"/>
-      <w:r>
-        <w:t>=  "</w:t>
-      </w:r>
-      <w:proofErr w:type="gramEnd"/>
-      <w:r>
-        <w:t>eha.xml"                        # xml data file to be processed</w:t>
-      </w:r>
-    </w:p>
-    <w:p>
-      <w:pPr>
-        <w:pStyle w:val="code"/>
-      </w:pPr>
-      <w:proofErr w:type="spellStart"/>
-      <w:r>
-        <w:t>page_ref_file_name</w:t>
-      </w:r>
-      <w:proofErr w:type="spellEnd"/>
-      <w:r>
-        <w:t xml:space="preserve"> = "pages_ref.txt"                # pages reference file</w:t>
-      </w:r>
-    </w:p>
-    <w:p>
-      <w:pPr>
-        <w:pStyle w:val="code"/>
-      </w:pPr>
-      <w:proofErr w:type="spellStart"/>
-      <w:r>
-        <w:t>wiki_table_file</w:t>
-      </w:r>
-      <w:proofErr w:type="spellEnd"/>
+        <w:t># note that other non-local paths may need to be changed.</w:t>
+      </w:r>
+    </w:p>
+    <w:p>
+      <w:pPr>
+        <w:pStyle w:val="code"/>
+      </w:pPr>
+    </w:p>
+    <w:p>
+      <w:pPr>
+        <w:pStyle w:val="code"/>
+      </w:pPr>
+      <w:r>
+        <w:t>wkg_folder = "C:/Users/00006605/OneDrive - UWA/Documents/Python/" # working directory (with slash)</w:t>
+      </w:r>
+    </w:p>
+    <w:p>
+      <w:pPr>
+        <w:pStyle w:val="code"/>
+      </w:pPr>
+    </w:p>
+    <w:p>
+      <w:pPr>
+        <w:pStyle w:val="code"/>
+      </w:pPr>
+      <w:r>
+        <w:t>folder_path = "C:/D/2024/240315_EHWA/eha"                       # folder containing image files (no slash at end)</w:t>
+      </w:r>
+    </w:p>
+    <w:p>
+      <w:pPr>
+        <w:pStyle w:val="code"/>
+      </w:pPr>
+      <w:r>
+        <w:t>download_path = "C:/D/2024/240315_EHWA/eha-downloads/"          # folder for image downloads</w:t>
+      </w:r>
+    </w:p>
+    <w:p>
+      <w:pPr>
+        <w:pStyle w:val="code"/>
+      </w:pPr>
+      <w:r>
+        <w:t>description_folder = "C:/D/2024/240315_EHWA/desc/"              # image descriptions folder (with a slash)</w:t>
+      </w:r>
+    </w:p>
+    <w:p>
+      <w:pPr>
+        <w:pStyle w:val="code"/>
+      </w:pPr>
+    </w:p>
+    <w:p>
+      <w:pPr>
+        <w:pStyle w:val="code"/>
+      </w:pPr>
+      <w:r>
+        <w:t>xml_data_file   =  "eha.xml"                        # xml data file to be processed</w:t>
+      </w:r>
+    </w:p>
+    <w:p>
+      <w:pPr>
+        <w:pStyle w:val="code"/>
+      </w:pPr>
+      <w:r>
+        <w:t>page_ref_file_name = "pages_ref.txt"                # pages reference file</w:t>
+      </w:r>
+    </w:p>
+    <w:p>
+      <w:pPr>
+        <w:pStyle w:val="code"/>
+      </w:pPr>
+      <w:r>
+        <w:lastRenderedPageBreak/>
+        <w:t>wiki_table_file =  "wiki-table-eha.txt"             # table of page URLs generated by sitemap.py</w:t>
+      </w:r>
+    </w:p>
+    <w:p>
+      <w:pPr>
+        <w:pStyle w:val="code"/>
+      </w:pPr>
+      <w:r>
+        <w:t>new_pages_file_name = "new_pages.txt"               # page list file generated by sitemap.py</w:t>
+      </w:r>
+    </w:p>
+    <w:p>
+      <w:pPr>
+        <w:pStyle w:val="code"/>
+      </w:pPr>
+      <w:r>
+        <w:t>csv_file_name   = "eha_sitemap.xls"                      # spreadsheet for note-keeping</w:t>
+      </w:r>
+    </w:p>
+    <w:p>
+      <w:pPr>
+        <w:pStyle w:val="code"/>
+      </w:pPr>
+      <w:r>
+        <w:t>media_file_list_name = "combined_file_list_240516.txt"   # list of files available locally in media folder(s)</w:t>
+      </w:r>
+    </w:p>
+    <w:p>
+      <w:pPr>
+        <w:pStyle w:val="code"/>
+      </w:pPr>
+    </w:p>
+    <w:p>
+      <w:pPr>
+        <w:pStyle w:val="code"/>
+      </w:pPr>
+      <w:r>
+        <w:t># Specify URLs</w:t>
+      </w:r>
+    </w:p>
+    <w:p>
+      <w:pPr>
+        <w:pStyle w:val="code"/>
+      </w:pPr>
+      <w:r>
+        <w:t>site_URL = "https://eha.mywikis.wiki/wiki/"          # base URL for site</w:t>
+      </w:r>
+    </w:p>
+    <w:p>
+      <w:pPr>
+        <w:pStyle w:val="code"/>
+      </w:pPr>
+    </w:p>
+    <w:p>
+      <w:pPr>
+        <w:pStyle w:val="code"/>
+      </w:pPr>
+      <w:r>
+        <w:t># specify the media URL (with a slash at the end)</w:t>
+      </w:r>
+    </w:p>
+    <w:p>
+      <w:pPr>
+        <w:pStyle w:val="code"/>
+      </w:pPr>
+      <w:r>
+        <w:t xml:space="preserve"># click on any image on a wiki page, and the respective media page opens, </w:t>
+      </w:r>
+    </w:p>
+    <w:p>
+      <w:pPr>
+        <w:pStyle w:val="code"/>
+      </w:pPr>
+      <w:r>
+        <w:t># then right click on the full-size image and choose copy image URL</w:t>
+      </w:r>
+    </w:p>
+    <w:p>
+      <w:pPr>
+        <w:pStyle w:val="code"/>
+      </w:pPr>
+      <w:r>
+        <w:t xml:space="preserve">wiki_url = "https://mywikis-wiki-media.s3.us-central-1.wasabisys.com/eha/"   </w:t>
+      </w:r>
+    </w:p>
+    <w:p>
+      <w:pPr>
+        <w:pStyle w:val="code"/>
+      </w:pPr>
+    </w:p>
+    <w:p>
+      <w:pPr>
+        <w:pStyle w:val="code"/>
+      </w:pPr>
+      <w:r>
+        <w:t>categories_file_name = "category_list.txt"           # categories list</w:t>
+      </w:r>
+    </w:p>
+    <w:p>
+      <w:pPr>
+        <w:pStyle w:val="code"/>
+      </w:pPr>
+    </w:p>
+    <w:p>
+      <w:pPr>
+        <w:pStyle w:val="code"/>
+      </w:pPr>
+      <w:r>
+        <w:t>#download = True    # remove comment if media file downloads and access verification are needed</w:t>
+      </w:r>
+    </w:p>
+    <w:p>
+      <w:pPr>
+        <w:pStyle w:val="code"/>
+      </w:pPr>
+      <w:r>
+        <w:t>#write_descriptions # remove comment to write description files</w:t>
+      </w:r>
+    </w:p>
+    <w:p>
+      <w:pPr>
+        <w:pStyle w:val="code"/>
+      </w:pPr>
+    </w:p>
+    <w:p>
+      <w:r>
+        <w:t xml:space="preserve">Similar but slightly different configuration file </w:t>
+      </w:r>
+      <w:r>
+        <w:t>functions are added to the other scripts. crosslink.py is still to be done.</w:t>
+      </w:r>
+    </w:p>
+    <w:p>
+      <w:pPr>
+        <w:pStyle w:val="Heading1"/>
+      </w:pPr>
+      <w:r>
+        <w:t>Revision 6.7 update</w:t>
+      </w:r>
       <w:r>
         <w:t xml:space="preserve"> </w:t>
       </w:r>
-      <w:proofErr w:type="gramStart"/>
-      <w:r>
-        <w:t>=  "</w:t>
-      </w:r>
-      <w:proofErr w:type="gramEnd"/>
-      <w:r>
-        <w:t>wiki-table-eha.txt"             # table of page URLs generated by sitemap.py</w:t>
-      </w:r>
-    </w:p>
-    <w:p>
-      <w:pPr>
-        <w:pStyle w:val="code"/>
-      </w:pPr>
-      <w:proofErr w:type="spellStart"/>
-      <w:r>
-        <w:lastRenderedPageBreak/>
-        <w:t>new_pages_file_name</w:t>
-      </w:r>
-      <w:proofErr w:type="spellEnd"/>
-      <w:r>
-        <w:t xml:space="preserve"> = "new_pages.txt"               # page list file generated by sitemap.py</w:t>
-      </w:r>
-    </w:p>
-    <w:p>
-      <w:pPr>
-        <w:pStyle w:val="code"/>
-      </w:pPr>
-      <w:proofErr w:type="spellStart"/>
-      <w:r>
-        <w:t>csv_file_name</w:t>
-      </w:r>
-      <w:proofErr w:type="spellEnd"/>
-      <w:r>
-        <w:t xml:space="preserve">   = "eha_sitemap.xls"                      # spreadsheet for note-keeping</w:t>
-      </w:r>
-    </w:p>
-    <w:p>
-      <w:pPr>
-        <w:pStyle w:val="code"/>
-      </w:pPr>
-      <w:proofErr w:type="spellStart"/>
-      <w:r>
-        <w:t>media_file_list_name</w:t>
-      </w:r>
-      <w:proofErr w:type="spellEnd"/>
-      <w:r>
-        <w:t xml:space="preserve"> = "combined_file_list_240516.txt"   # list of files available locally in media folder(s)</w:t>
-      </w:r>
-    </w:p>
-    <w:p>
-      <w:pPr>
-        <w:pStyle w:val="code"/>
-      </w:pPr>
-    </w:p>
-    <w:p>
-      <w:pPr>
-        <w:pStyle w:val="code"/>
-      </w:pPr>
-      <w:r>
-        <w:t># Specify URLs</w:t>
-      </w:r>
-    </w:p>
-    <w:p>
-      <w:pPr>
-        <w:pStyle w:val="code"/>
-      </w:pPr>
-      <w:proofErr w:type="spellStart"/>
-      <w:r>
-        <w:t>site_URL</w:t>
-      </w:r>
-      <w:proofErr w:type="spellEnd"/>
-      <w:r>
-        <w:t xml:space="preserve"> = "https://eha.mywikis.wiki/wiki/"          # base URL for site</w:t>
-      </w:r>
-    </w:p>
-    <w:p>
-      <w:pPr>
-        <w:pStyle w:val="code"/>
-      </w:pPr>
-    </w:p>
-    <w:p>
-      <w:pPr>
-        <w:pStyle w:val="code"/>
-      </w:pPr>
-      <w:r>
-        <w:t xml:space="preserve"># </w:t>
-      </w:r>
-      <w:proofErr w:type="gramStart"/>
-      <w:r>
-        <w:t>specify</w:t>
-      </w:r>
-      <w:proofErr w:type="gramEnd"/>
-      <w:r>
-        <w:t xml:space="preserve"> the media URL (with a slash at the end)</w:t>
-      </w:r>
-    </w:p>
-    <w:p>
-      <w:pPr>
-        <w:pStyle w:val="code"/>
-      </w:pPr>
-      <w:r>
-        <w:t xml:space="preserve"># </w:t>
-      </w:r>
-      <w:proofErr w:type="gramStart"/>
-      <w:r>
-        <w:t>click</w:t>
-      </w:r>
-      <w:proofErr w:type="gramEnd"/>
-      <w:r>
-        <w:t xml:space="preserve"> on any image on a wiki page, and the respective media page opens, </w:t>
-      </w:r>
-    </w:p>
-    <w:p>
-      <w:pPr>
-        <w:pStyle w:val="code"/>
-      </w:pPr>
-      <w:r>
-        <w:t xml:space="preserve"># </w:t>
-      </w:r>
-      <w:proofErr w:type="gramStart"/>
-      <w:r>
-        <w:t>then</w:t>
-      </w:r>
-      <w:proofErr w:type="gramEnd"/>
-      <w:r>
-        <w:t xml:space="preserve"> right click on the full-size image and choose copy image URL</w:t>
-      </w:r>
-    </w:p>
-    <w:p>
-      <w:pPr>
-        <w:pStyle w:val="code"/>
-      </w:pPr>
-      <w:proofErr w:type="spellStart"/>
-      <w:r>
-        <w:t>wiki_url</w:t>
-      </w:r>
-      <w:proofErr w:type="spellEnd"/>
-      <w:r>
-        <w:t xml:space="preserve"> = "https://mywikis-wiki-media.s3.us-central-1.wasabisys.com/</w:t>
-      </w:r>
-      <w:proofErr w:type="spellStart"/>
-      <w:r>
-        <w:t>eha</w:t>
-      </w:r>
-      <w:proofErr w:type="spellEnd"/>
-      <w:r>
-        <w:t xml:space="preserve">/"   </w:t>
-      </w:r>
-    </w:p>
-    <w:p>
-      <w:pPr>
-        <w:pStyle w:val="code"/>
-      </w:pPr>
-    </w:p>
-    <w:p>
-      <w:pPr>
-        <w:pStyle w:val="code"/>
-      </w:pPr>
-      <w:proofErr w:type="spellStart"/>
-      <w:r>
-        <w:t>categories_file_name</w:t>
-      </w:r>
-      <w:proofErr w:type="spellEnd"/>
-      <w:r>
-        <w:t xml:space="preserve"> = "category_list.txt"           # categories list</w:t>
-      </w:r>
-    </w:p>
-    <w:p>
-      <w:pPr>
-        <w:pStyle w:val="code"/>
-      </w:pPr>
-    </w:p>
-    <w:p>
-      <w:pPr>
-        <w:pStyle w:val="code"/>
-      </w:pPr>
-      <w:r>
-        <w:t>#download = True    # remove comment if media file downloads and access verification are needed</w:t>
-      </w:r>
-    </w:p>
-    <w:p>
-      <w:pPr>
-        <w:pStyle w:val="code"/>
-      </w:pPr>
-      <w:r>
-        <w:t>#</w:t>
-      </w:r>
-      <w:proofErr w:type="gramStart"/>
-      <w:r>
-        <w:t>write</w:t>
-      </w:r>
-      <w:proofErr w:type="gramEnd"/>
-      <w:r>
-        <w:t>_descriptions # remove comment to write description files</w:t>
-      </w:r>
-    </w:p>
-    <w:p>
-      <w:pPr>
-        <w:pStyle w:val="code"/>
-      </w:pPr>
-    </w:p>
-    <w:p>
-      <w:r>
-        <w:t xml:space="preserve">Similar but slightly different configuration file </w:t>
-      </w:r>
-      <w:r>
-        <w:t>functions are added to the other scripts. crosslink.py is still to be done.</w:t>
-      </w:r>
     </w:p>
     <w:p>
       <w:pPr>
         <w:pStyle w:val="Heading1"/>
       </w:pPr>
       <w:r>
-        <w:t>Revision 6.7 update</w:t>
-      </w:r>
-      <w:r>
-        <w:t xml:space="preserve"> </w:t>
-      </w:r>
-    </w:p>
-    <w:p>
-      <w:pPr>
-        <w:pStyle w:val="Heading1"/>
-      </w:pPr>
-      <w:proofErr w:type="spellStart"/>
-      <w:r>
-        <w:t>PyWikibot</w:t>
-      </w:r>
-      <w:proofErr w:type="spellEnd"/>
-      <w:r>
-        <w:t xml:space="preserve"> Core Folder</w:t>
+        <w:t>PyWikibot Core Folder</w:t>
       </w:r>
       <w:r>
         <w:t xml:space="preserve"> (site-packages)</w:t>
@@ -1667,21 +920,8 @@
       </w:r>
     </w:p>
     <w:p>
-      <w:proofErr w:type="spellStart"/>
-      <w:r>
-        <w:t>Dicovered</w:t>
-      </w:r>
-      <w:proofErr w:type="spellEnd"/>
-      <w:r>
-        <w:t xml:space="preserve"> this folder by searching for “</w:t>
-      </w:r>
-      <w:proofErr w:type="spellStart"/>
-      <w:r>
-        <w:t>PyWikibot</w:t>
-      </w:r>
-      <w:proofErr w:type="spellEnd"/>
-      <w:r>
-        <w:t>” and “Families” folder.</w:t>
+      <w:r>
+        <w:t>Dicovered this folder by searching for “PyWikibot” and “Families” folder.</w:t>
       </w:r>
     </w:p>
     <w:p>
@@ -1705,23 +945,7 @@
         <w:t>_family.py</w:t>
       </w:r>
       <w:r>
-        <w:t xml:space="preserve"> goes to the core folder/</w:t>
-      </w:r>
-      <w:proofErr w:type="spellStart"/>
-      <w:r>
-        <w:t>pywikibot</w:t>
-      </w:r>
-      <w:proofErr w:type="spellEnd"/>
-      <w:r>
-        <w:t>/</w:t>
-      </w:r>
-      <w:proofErr w:type="gramStart"/>
-      <w:r>
-        <w:t>families</w:t>
-      </w:r>
-      <w:proofErr w:type="gramEnd"/>
-      <w:r>
-        <w:t xml:space="preserve"> folder.</w:t>
+        <w:t xml:space="preserve"> goes to the core folder/pywikibot/families folder.</w:t>
       </w:r>
     </w:p>
     <w:p>
@@ -1734,23 +958,7 @@
     </w:p>
     <w:p>
       <w:r>
-        <w:t xml:space="preserve">I could not find pwb.py again, so I copied it </w:t>
-      </w:r>
-      <w:proofErr w:type="gramStart"/>
-      <w:r>
-        <w:t>across</w:t>
-      </w:r>
-      <w:proofErr w:type="gramEnd"/>
-      <w:r>
-        <w:t xml:space="preserve"> but it did not work. It does not seem to come with the official </w:t>
-      </w:r>
-      <w:proofErr w:type="spellStart"/>
-      <w:r>
-        <w:t>pywikibot</w:t>
-      </w:r>
-      <w:proofErr w:type="spellEnd"/>
-      <w:r>
-        <w:t xml:space="preserve"> distribution.</w:t>
+        <w:t>I could not find pwb.py again, so I copied it across but it did not work. It does not seem to come with the official pywikibot distribution.</w:t>
       </w:r>
     </w:p>
     <w:p>
@@ -1776,13 +984,8 @@
     </w:p>
     <w:p>
       <w:r>
-        <w:t xml:space="preserve">pip install </w:t>
-      </w:r>
-      <w:proofErr w:type="spellStart"/>
-      <w:r>
-        <w:t>importlib_metadata</w:t>
-      </w:r>
-      <w:proofErr w:type="spellEnd"/>
+        <w:t>pip install importlib_metadata</w:t>
+      </w:r>
     </w:p>
     <w:p>
       <w:r>
@@ -1794,46 +997,23 @@
     </w:p>
     <w:p>
       <w:r>
-        <w:t xml:space="preserve">  File "C:\Users\00006605\AppData\Local\Programs\Python\Python313\Lib\site-packages\pywikibot\scripts\wrapper.py", line 239, in </w:t>
-      </w:r>
-      <w:proofErr w:type="spellStart"/>
-      <w:r>
-        <w:t>check_modules</w:t>
-      </w:r>
-      <w:proofErr w:type="spellEnd"/>
-    </w:p>
-    <w:p>
-      <w:r>
-        <w:t xml:space="preserve">    from setup import </w:t>
-      </w:r>
-      <w:proofErr w:type="spellStart"/>
-      <w:r>
-        <w:t>script_deps</w:t>
-      </w:r>
-      <w:proofErr w:type="spellEnd"/>
-    </w:p>
-    <w:p>
-      <w:proofErr w:type="spellStart"/>
-      <w:r>
-        <w:t>ModuleNotFoundError</w:t>
-      </w:r>
-      <w:proofErr w:type="spellEnd"/>
-      <w:r>
-        <w:t>: No module named 'setup'</w:t>
+        <w:t xml:space="preserve">  File "C:\Users\00006605\AppData\Local\Programs\Python\Python313\Lib\site-packages\pywikibot\scripts\wrapper.py", line 239, in check_modules</w:t>
+      </w:r>
+    </w:p>
+    <w:p>
+      <w:r>
+        <w:t xml:space="preserve">    from setup import script_deps</w:t>
       </w:r>
     </w:p>
     <w:p>
       <w:r>
         <w:lastRenderedPageBreak/>
-        <w:t xml:space="preserve">CRITICAL: Exiting due to uncaught exception </w:t>
-      </w:r>
-      <w:proofErr w:type="spellStart"/>
-      <w:r>
-        <w:t>ModuleNotFoundError</w:t>
-      </w:r>
-      <w:proofErr w:type="spellEnd"/>
-      <w:r>
-        <w:t>: No module named 'setup'</w:t>
+        <w:t>ModuleNotFoundError: No module named 'setup'</w:t>
+      </w:r>
+    </w:p>
+    <w:p>
+      <w:r>
+        <w:t>CRITICAL: Exiting due to uncaught exception ModuleNotFoundError: No module named 'setup'</w:t>
       </w:r>
     </w:p>
     <w:p>
@@ -1854,15 +1034,7 @@
         <w:t xml:space="preserve">I noticed that instead of </w:t>
       </w:r>
       <w:r>
-        <w:t xml:space="preserve">invoking python with pwb.py, now you just issue the </w:t>
-      </w:r>
-      <w:proofErr w:type="spellStart"/>
-      <w:r>
-        <w:t>pwb</w:t>
-      </w:r>
-      <w:proofErr w:type="spellEnd"/>
-      <w:r>
-        <w:t xml:space="preserve"> login command. </w:t>
+        <w:t xml:space="preserve">invoking python with pwb.py, now you just issue the pwb login command. </w:t>
       </w:r>
     </w:p>
     <w:p>
@@ -1881,15 +1053,7 @@
         <w:t xml:space="preserve">. </w:t>
       </w:r>
       <w:r>
-        <w:t xml:space="preserve">I did pip install </w:t>
-      </w:r>
-      <w:proofErr w:type="spellStart"/>
-      <w:r>
-        <w:t>openai</w:t>
-      </w:r>
-      <w:proofErr w:type="spellEnd"/>
-      <w:r>
-        <w:t>.</w:t>
+        <w:t>I did pip install openai.</w:t>
       </w:r>
       <w:r>
         <w:t xml:space="preserve"> I had to fix the working directory.</w:t>
@@ -1900,15 +1064,7 @@
     </w:p>
     <w:p>
       <w:r>
-        <w:t xml:space="preserve">I tried to run crosslink.py: missing module </w:t>
-      </w:r>
-      <w:proofErr w:type="spellStart"/>
-      <w:r>
-        <w:t>colorama</w:t>
-      </w:r>
-      <w:proofErr w:type="spellEnd"/>
-      <w:r>
-        <w:t xml:space="preserve">. </w:t>
+        <w:t xml:space="preserve">I tried to run crosslink.py: missing module colorama. </w:t>
       </w:r>
       <w:r>
         <w:t>Installed. Then the working directory needs to be fixed.</w:t>
@@ -1957,23 +1113,7 @@
         <w:t>itemap.py</w:t>
       </w:r>
       <w:r>
-        <w:t xml:space="preserve"> – “</w:t>
-      </w:r>
-      <w:proofErr w:type="spellStart"/>
-      <w:r>
-        <w:t>summay</w:t>
-      </w:r>
-      <w:proofErr w:type="spellEnd"/>
-      <w:r>
-        <w:t xml:space="preserve">” spelling error corrected in </w:t>
-      </w:r>
-      <w:proofErr w:type="spellStart"/>
-      <w:r>
-        <w:t>wikitable</w:t>
-      </w:r>
-      <w:proofErr w:type="spellEnd"/>
-      <w:r>
-        <w:t xml:space="preserve"> generation section.</w:t>
+        <w:t xml:space="preserve"> – “summay” spelling error corrected in wikitable generation section.</w:t>
       </w:r>
     </w:p>
     <w:p>
@@ -2010,51 +1150,17 @@
       <w:pPr>
         <w:pStyle w:val="Heading1"/>
       </w:pPr>
-      <w:proofErr w:type="spellStart"/>
-      <w:r>
-        <w:t>PyWikibot</w:t>
-      </w:r>
-      <w:proofErr w:type="spellEnd"/>
-      <w:r>
-        <w:t xml:space="preserve"> Update 241006</w:t>
-      </w:r>
-    </w:p>
-    <w:p>
-      <w:r>
-        <w:t xml:space="preserve">a new stable version '''9.4.0''' of </w:t>
-      </w:r>
-      <w:proofErr w:type="spellStart"/>
-      <w:r>
-        <w:t>Pywikibot</w:t>
-      </w:r>
-      <w:proofErr w:type="spellEnd"/>
-      <w:r>
-        <w:t xml:space="preserve"> was published. Among others the changes include the following:</w:t>
+      <w:r>
+        <w:t>PyWikibot Update 241006</w:t>
+      </w:r>
+    </w:p>
+    <w:p>
+      <w:r>
+        <w:t>a new stable version '''9.4.0''' of Pywikibot was published. Among others the changes include the following:</w:t>
       </w:r>
       <w:r>
         <w:br/>
-        <w:t xml:space="preserve">- Scripts for </w:t>
-      </w:r>
-      <w:proofErr w:type="spellStart"/>
-      <w:r>
-        <w:t>Pywikibot</w:t>
-      </w:r>
-      <w:proofErr w:type="spellEnd"/>
-      <w:r>
-        <w:t xml:space="preserve"> can now also be provided and installed via Python Package Index] (</w:t>
-      </w:r>
-      <w:proofErr w:type="spellStart"/>
-      <w:r>
-        <w:t>PyPI</w:t>
-      </w:r>
-      <w:proofErr w:type="spellEnd"/>
-      <w:proofErr w:type="gramStart"/>
-      <w:r>
-        <w:t>) .</w:t>
-      </w:r>
-      <w:proofErr w:type="gramEnd"/>
-      <w:r>
-        <w:t xml:space="preserve"> Instructions for this can be found at </w:t>
+        <w:t>- Scripts for Pywikibot can now also be provided and installed via Python Package Index] (PyPI) . Instructions for this can be found at </w:t>
       </w:r>
       <w:hyperlink r:id="rId7" w:tgtFrame="_blank" w:history="1">
         <w:r>
@@ -2088,15 +1194,7 @@
       </w:r>
       <w:r>
         <w:br/>
-        <w:t xml:space="preserve">With version '''9.4.0''' and after a longer period of development all </w:t>
-      </w:r>
-      <w:proofErr w:type="spellStart"/>
-      <w:r>
-        <w:t>Pywikibot</w:t>
-      </w:r>
-      <w:proofErr w:type="spellEnd"/>
-      <w:r>
-        <w:t xml:space="preserve"> scripts can now be installed via the Python Package Index see </w:t>
+        <w:t>With version '''9.4.0''' and after a longer period of development all Pywikibot scripts can now be installed via the Python Package Index see </w:t>
       </w:r>
       <w:hyperlink r:id="rId9" w:tgtFrame="_blank" w:history="1">
         <w:r>
@@ -2114,38 +1212,14 @@
       </w:r>
       <w:r>
         <w:br/>
-        <w:t xml:space="preserve">   pip install </w:t>
-      </w:r>
-      <w:proofErr w:type="spellStart"/>
-      <w:r>
-        <w:t>pywikibot</w:t>
-      </w:r>
-      <w:proofErr w:type="spellEnd"/>
-      <w:r>
-        <w:t>-scripts</w:t>
+        <w:t>   pip install pywikibot-scripts</w:t>
       </w:r>
       <w:r>
         <w:br/>
       </w:r>
       <w:r>
         <w:br/>
-        <w:t xml:space="preserve">installs the scripts and the associated </w:t>
-      </w:r>
-      <w:proofErr w:type="spellStart"/>
-      <w:r>
-        <w:t>Pywikibot</w:t>
-      </w:r>
-      <w:proofErr w:type="spellEnd"/>
-      <w:r>
-        <w:t xml:space="preserve"> framework including all required external packages as a site package. The script must be called via the </w:t>
-      </w:r>
-      <w:proofErr w:type="spellStart"/>
-      <w:r>
-        <w:t>pwb</w:t>
-      </w:r>
-      <w:proofErr w:type="spellEnd"/>
-      <w:r>
-        <w:t xml:space="preserve"> wrapper, see </w:t>
+        <w:t>installs the scripts and the associated Pywikibot framework including all required external packages as a site package. The script must be called via the pwb wrapper, see </w:t>
       </w:r>
       <w:hyperlink r:id="rId10" w:anchor="module-pwb" w:tgtFrame="_blank" w:history="1">
         <w:r>
@@ -2162,22 +1236,10 @@
         <w:br/>
       </w:r>
       <w:r>
+        <w:lastRenderedPageBreak/>
         <w:br/>
-        <w:t xml:space="preserve">  </w:t>
-      </w:r>
-      <w:proofErr w:type="spellStart"/>
-      <w:r>
-        <w:t>pwb</w:t>
-      </w:r>
-      <w:proofErr w:type="spellEnd"/>
-      <w:r>
-        <w:t xml:space="preserve"> touch -</w:t>
-      </w:r>
-      <w:proofErr w:type="spellStart"/>
-      <w:r>
-        <w:t>page:Wikipedia:Sandbox</w:t>
-      </w:r>
-      <w:proofErr w:type="spellEnd"/>
+        <w:t>  pwb touch -page:Wikipedia:Sandbox</w:t>
+      </w:r>
     </w:p>
     <w:p/>
     <w:p>
@@ -2265,13 +1327,8 @@
       <w:pPr>
         <w:pStyle w:val="Heading1"/>
       </w:pPr>
-      <w:proofErr w:type="spellStart"/>
-      <w:r>
-        <w:t>Colorama</w:t>
-      </w:r>
-      <w:proofErr w:type="spellEnd"/>
-      <w:r>
-        <w:t xml:space="preserve"> August 2024</w:t>
+      <w:r>
+        <w:t>Colorama August 2024</w:t>
       </w:r>
     </w:p>
     <w:p>
@@ -2283,13 +1340,8 @@
       <w:pPr>
         <w:pStyle w:val="Heading1"/>
       </w:pPr>
-      <w:proofErr w:type="spellStart"/>
-      <w:r>
-        <w:t>Pywikibot</w:t>
-      </w:r>
-      <w:proofErr w:type="spellEnd"/>
-      <w:r>
-        <w:t xml:space="preserve"> Update Aug</w:t>
+      <w:r>
+        <w:t>Pywikibot Update Aug</w:t>
       </w:r>
       <w:r>
         <w:t>u</w:t>
@@ -2300,31 +1352,7 @@
     </w:p>
     <w:p>
       <w:r>
-        <w:t xml:space="preserve">I had to uninstall and re-install because the </w:t>
-      </w:r>
-      <w:proofErr w:type="spellStart"/>
-      <w:r>
-        <w:t>pywikibot</w:t>
-      </w:r>
-      <w:proofErr w:type="spellEnd"/>
-      <w:r>
-        <w:t xml:space="preserve"> code has been updated. </w:t>
-      </w:r>
-      <w:proofErr w:type="gramStart"/>
-      <w:r>
-        <w:t>Also</w:t>
-      </w:r>
-      <w:proofErr w:type="gramEnd"/>
-      <w:r>
-        <w:t xml:space="preserve"> the </w:t>
-      </w:r>
-      <w:proofErr w:type="spellStart"/>
-      <w:r>
-        <w:t>MediaWiki</w:t>
-      </w:r>
-      <w:proofErr w:type="spellEnd"/>
-      <w:r>
-        <w:t xml:space="preserve"> software update to the web site </w:t>
+        <w:t xml:space="preserve">I had to uninstall and re-install because the pywikibot code has been updated. Also the MediaWiki software update to the web site </w:t>
       </w:r>
       <w:r>
         <w:t>changed the API access point!</w:t>
@@ -2354,15 +1382,7 @@
     </w:p>
     <w:p>
       <w:r>
-        <w:t xml:space="preserve">This family file was </w:t>
-      </w:r>
-      <w:proofErr w:type="gramStart"/>
-      <w:r>
-        <w:t>auto-generated</w:t>
-      </w:r>
-      <w:proofErr w:type="gramEnd"/>
-      <w:r>
-        <w:t xml:space="preserve"> by generate_family_file.py script.</w:t>
+        <w:t>This family file was auto-generated by generate_family_file.py script.</w:t>
       </w:r>
     </w:p>
     <w:p/>
@@ -2387,29 +1407,16 @@
         <w:pStyle w:val="code"/>
       </w:pPr>
       <w:r>
-        <w:t xml:space="preserve">  </w:t>
-      </w:r>
-      <w:proofErr w:type="spellStart"/>
-      <w:r>
-        <w:t>url</w:t>
-      </w:r>
-      <w:proofErr w:type="spellEnd"/>
-      <w:r>
-        <w:t xml:space="preserve"> = https://ehwa.mywikis.wiki/wiki/Main_Page</w:t>
-      </w:r>
-    </w:p>
-    <w:p>
-      <w:pPr>
-        <w:pStyle w:val="code"/>
-      </w:pPr>
-      <w:r>
-        <w:t xml:space="preserve">  name = </w:t>
-      </w:r>
-      <w:proofErr w:type="spellStart"/>
-      <w:r>
-        <w:t>ehwa</w:t>
-      </w:r>
-      <w:proofErr w:type="spellEnd"/>
+        <w:t xml:space="preserve">  url = https://ehwa.mywikis.wiki/wiki/Main_Page</w:t>
+      </w:r>
+    </w:p>
+    <w:p>
+      <w:pPr>
+        <w:pStyle w:val="code"/>
+      </w:pPr>
+      <w:r>
+        <w:t xml:space="preserve">  name = ehwa</w:t>
+      </w:r>
     </w:p>
     <w:p>
       <w:pPr>
@@ -2437,73 +1444,18 @@
         <w:pStyle w:val="code"/>
       </w:pPr>
       <w:r>
-        <w:t xml:space="preserve">from </w:t>
-      </w:r>
-      <w:proofErr w:type="spellStart"/>
-      <w:r>
-        <w:t>pywikibot</w:t>
-      </w:r>
-      <w:proofErr w:type="spellEnd"/>
-      <w:r>
-        <w:t xml:space="preserve"> import family</w:t>
-      </w:r>
-    </w:p>
-    <w:p>
-      <w:pPr>
-        <w:pStyle w:val="code"/>
-      </w:pPr>
-    </w:p>
-    <w:p>
-      <w:pPr>
-        <w:pStyle w:val="code"/>
-      </w:pPr>
-    </w:p>
-    <w:p>
-      <w:pPr>
-        <w:pStyle w:val="code"/>
-      </w:pPr>
-      <w:r>
-        <w:t>class Family(</w:t>
-      </w:r>
-      <w:proofErr w:type="spellStart"/>
-      <w:proofErr w:type="gramStart"/>
-      <w:r>
-        <w:t>family.Family</w:t>
-      </w:r>
-      <w:proofErr w:type="spellEnd"/>
-      <w:proofErr w:type="gramEnd"/>
-      <w:r>
-        <w:t xml:space="preserve">):  # </w:t>
-      </w:r>
-      <w:proofErr w:type="spellStart"/>
-      <w:r>
-        <w:t>noqa</w:t>
-      </w:r>
-      <w:proofErr w:type="spellEnd"/>
-      <w:r>
-        <w:t>: D101</w:t>
-      </w:r>
-    </w:p>
-    <w:p>
-      <w:pPr>
-        <w:pStyle w:val="code"/>
-      </w:pPr>
-    </w:p>
-    <w:p>
-      <w:pPr>
-        <w:pStyle w:val="code"/>
-      </w:pPr>
-      <w:r>
-        <w:t xml:space="preserve">    name = '</w:t>
-      </w:r>
-      <w:proofErr w:type="spellStart"/>
-      <w:r>
-        <w:t>ehwa</w:t>
-      </w:r>
-      <w:proofErr w:type="spellEnd"/>
-      <w:r>
-        <w:t>'</w:t>
-      </w:r>
+        <w:t>from pywikibot import family</w:t>
+      </w:r>
+    </w:p>
+    <w:p>
+      <w:pPr>
+        <w:pStyle w:val="code"/>
+      </w:pPr>
+    </w:p>
+    <w:p>
+      <w:pPr>
+        <w:pStyle w:val="code"/>
+      </w:pPr>
     </w:p>
     <w:p>
       <w:pPr>
@@ -2511,44 +1463,36 @@
       </w:pPr>
       <w:r>
         <w:lastRenderedPageBreak/>
-        <w:t xml:space="preserve">    </w:t>
-      </w:r>
-      <w:proofErr w:type="spellStart"/>
-      <w:r>
-        <w:t>langs</w:t>
-      </w:r>
-      <w:proofErr w:type="spellEnd"/>
-      <w:r>
-        <w:t xml:space="preserve"> = {</w:t>
-      </w:r>
-    </w:p>
-    <w:p>
-      <w:pPr>
-        <w:pStyle w:val="code"/>
-      </w:pPr>
-      <w:r>
-        <w:t xml:space="preserve">        '</w:t>
-      </w:r>
-      <w:proofErr w:type="spellStart"/>
-      <w:r>
-        <w:t>en</w:t>
-      </w:r>
-      <w:proofErr w:type="spellEnd"/>
-      <w:r>
-        <w:t>': '</w:t>
-      </w:r>
-      <w:proofErr w:type="spellStart"/>
-      <w:proofErr w:type="gramStart"/>
-      <w:r>
-        <w:t>ehwa.mywikis</w:t>
-      </w:r>
-      <w:proofErr w:type="gramEnd"/>
-      <w:r>
-        <w:t>.wiki</w:t>
-      </w:r>
-      <w:proofErr w:type="spellEnd"/>
-      <w:r>
-        <w:t>',</w:t>
+        <w:t>class Family(family.Family):  # noqa: D101</w:t>
+      </w:r>
+    </w:p>
+    <w:p>
+      <w:pPr>
+        <w:pStyle w:val="code"/>
+      </w:pPr>
+    </w:p>
+    <w:p>
+      <w:pPr>
+        <w:pStyle w:val="code"/>
+      </w:pPr>
+      <w:r>
+        <w:t xml:space="preserve">    name = 'ehwa'</w:t>
+      </w:r>
+    </w:p>
+    <w:p>
+      <w:pPr>
+        <w:pStyle w:val="code"/>
+      </w:pPr>
+      <w:r>
+        <w:t xml:space="preserve">    langs = {</w:t>
+      </w:r>
+    </w:p>
+    <w:p>
+      <w:pPr>
+        <w:pStyle w:val="code"/>
+      </w:pPr>
+      <w:r>
+        <w:t xml:space="preserve">        'en': 'ehwa.mywikis.wiki',</w:t>
       </w:r>
     </w:p>
     <w:p>
@@ -2569,20 +1513,7 @@
         <w:pStyle w:val="code"/>
       </w:pPr>
       <w:r>
-        <w:t xml:space="preserve">    def </w:t>
-      </w:r>
-      <w:proofErr w:type="spellStart"/>
-      <w:proofErr w:type="gramStart"/>
-      <w:r>
-        <w:t>scriptpath</w:t>
-      </w:r>
-      <w:proofErr w:type="spellEnd"/>
-      <w:r>
-        <w:t>(</w:t>
-      </w:r>
-      <w:proofErr w:type="gramEnd"/>
-      <w:r>
-        <w:t>self, code):</w:t>
+        <w:t xml:space="preserve">    def scriptpath(self, code):</w:t>
       </w:r>
     </w:p>
     <w:p>
@@ -2598,52 +1529,28 @@
         <w:pStyle w:val="code"/>
       </w:pPr>
       <w:r>
-        <w:t xml:space="preserve">            '</w:t>
-      </w:r>
-      <w:proofErr w:type="spellStart"/>
-      <w:r>
-        <w:t>en</w:t>
-      </w:r>
-      <w:proofErr w:type="spellEnd"/>
-      <w:r>
-        <w:t>': '/w139',</w:t>
-      </w:r>
-    </w:p>
-    <w:p>
-      <w:pPr>
-        <w:pStyle w:val="code"/>
-      </w:pPr>
-      <w:r>
-        <w:t xml:space="preserve">        </w:t>
-      </w:r>
-      <w:proofErr w:type="gramStart"/>
-      <w:r>
-        <w:t>}[</w:t>
-      </w:r>
-      <w:proofErr w:type="gramEnd"/>
-      <w:r>
-        <w:t>code]</w:t>
-      </w:r>
-    </w:p>
-    <w:p>
-      <w:pPr>
-        <w:pStyle w:val="code"/>
-      </w:pPr>
-    </w:p>
-    <w:p>
-      <w:pPr>
-        <w:pStyle w:val="code"/>
-      </w:pPr>
-      <w:r>
-        <w:t xml:space="preserve">    def </w:t>
-      </w:r>
-      <w:proofErr w:type="gramStart"/>
-      <w:r>
-        <w:t>protocol(</w:t>
-      </w:r>
-      <w:proofErr w:type="gramEnd"/>
-      <w:r>
-        <w:t>self, code):</w:t>
+        <w:t xml:space="preserve">            'en': '/w139',</w:t>
+      </w:r>
+    </w:p>
+    <w:p>
+      <w:pPr>
+        <w:pStyle w:val="code"/>
+      </w:pPr>
+      <w:r>
+        <w:t xml:space="preserve">        }[code]</w:t>
+      </w:r>
+    </w:p>
+    <w:p>
+      <w:pPr>
+        <w:pStyle w:val="code"/>
+      </w:pPr>
+    </w:p>
+    <w:p>
+      <w:pPr>
+        <w:pStyle w:val="code"/>
+      </w:pPr>
+      <w:r>
+        <w:t xml:space="preserve">    def protocol(self, code):</w:t>
       </w:r>
     </w:p>
     <w:p>
@@ -2659,31 +1566,15 @@
         <w:pStyle w:val="code"/>
       </w:pPr>
       <w:r>
-        <w:t xml:space="preserve">            '</w:t>
-      </w:r>
-      <w:proofErr w:type="spellStart"/>
-      <w:r>
-        <w:t>en</w:t>
-      </w:r>
-      <w:proofErr w:type="spellEnd"/>
-      <w:r>
-        <w:t>': 'https',</w:t>
-      </w:r>
-    </w:p>
-    <w:p>
-      <w:pPr>
-        <w:pStyle w:val="code"/>
-      </w:pPr>
-      <w:r>
-        <w:t xml:space="preserve">        </w:t>
-      </w:r>
-      <w:proofErr w:type="gramStart"/>
-      <w:r>
-        <w:t>}[</w:t>
-      </w:r>
-      <w:proofErr w:type="gramEnd"/>
-      <w:r>
-        <w:t>code]</w:t>
+        <w:t xml:space="preserve">            'en': 'https',</w:t>
+      </w:r>
+    </w:p>
+    <w:p>
+      <w:pPr>
+        <w:pStyle w:val="code"/>
+      </w:pPr>
+      <w:r>
+        <w:t xml:space="preserve">        }[code]</w:t>
       </w:r>
     </w:p>
     <w:p/>
@@ -2691,37 +1582,6 @@
       <w:r>
         <w:t xml:space="preserve">It gets generated in the </w:t>
       </w:r>
-      <w:r>
-        <w:rPr>
-          <w:b/>
-          <w:bCs/>
-        </w:rPr>
-        <w:t>\</w:t>
-      </w:r>
-      <w:proofErr w:type="gramStart"/>
-      <w:r>
-        <w:rPr>
-          <w:b/>
-          <w:bCs/>
-        </w:rPr>
-        <w:t>families</w:t>
-      </w:r>
-      <w:proofErr w:type="gramEnd"/>
-      <w:r>
-        <w:t xml:space="preserve"> folder, but it has to be moved to </w:t>
-      </w:r>
-      <w:r>
-        <w:t xml:space="preserve">the folder </w:t>
-      </w:r>
-      <w:proofErr w:type="spellStart"/>
-      <w:r>
-        <w:rPr>
-          <w:b/>
-          <w:bCs/>
-        </w:rPr>
-        <w:t>pywikibot</w:t>
-      </w:r>
-      <w:proofErr w:type="spellEnd"/>
       <w:r>
         <w:rPr>
           <w:b/>
@@ -2729,6 +1589,19 @@
         </w:rPr>
         <w:t>\families</w:t>
       </w:r>
+      <w:r>
+        <w:t xml:space="preserve"> folder, but it has to be moved to </w:t>
+      </w:r>
+      <w:r>
+        <w:t xml:space="preserve">the folder </w:t>
+      </w:r>
+      <w:r>
+        <w:rPr>
+          <w:b/>
+          <w:bCs/>
+        </w:rPr>
+        <w:t>pywikibot\families</w:t>
+      </w:r>
     </w:p>
     <w:p>
       <w:r>
@@ -2740,86 +1613,31 @@
         <w:pStyle w:val="code"/>
       </w:pPr>
       <w:r>
-        <w:t>family = '</w:t>
-      </w:r>
-      <w:proofErr w:type="spellStart"/>
-      <w:r>
-        <w:t>ehwa</w:t>
-      </w:r>
-      <w:proofErr w:type="spellEnd"/>
-      <w:r>
-        <w:t>'</w:t>
-      </w:r>
-    </w:p>
-    <w:p>
-      <w:pPr>
-        <w:pStyle w:val="code"/>
-      </w:pPr>
-      <w:proofErr w:type="spellStart"/>
-      <w:r>
-        <w:t>mylang</w:t>
-      </w:r>
-      <w:proofErr w:type="spellEnd"/>
-      <w:r>
-        <w:t xml:space="preserve"> = '</w:t>
-      </w:r>
-      <w:proofErr w:type="spellStart"/>
-      <w:r>
-        <w:t>en</w:t>
-      </w:r>
-      <w:proofErr w:type="spellEnd"/>
-      <w:r>
-        <w:t>'</w:t>
-      </w:r>
-    </w:p>
-    <w:p>
-      <w:pPr>
-        <w:pStyle w:val="code"/>
-      </w:pPr>
-      <w:r>
-        <w:t>usernames['</w:t>
-      </w:r>
-      <w:proofErr w:type="spellStart"/>
-      <w:r>
-        <w:t>ehwa</w:t>
-      </w:r>
-      <w:proofErr w:type="spellEnd"/>
-      <w:proofErr w:type="gramStart"/>
-      <w:r>
-        <w:t>'][</w:t>
-      </w:r>
-      <w:proofErr w:type="gramEnd"/>
-      <w:r>
-        <w:t>'</w:t>
-      </w:r>
-      <w:proofErr w:type="spellStart"/>
-      <w:r>
-        <w:t>en</w:t>
-      </w:r>
-      <w:proofErr w:type="spellEnd"/>
-      <w:r>
-        <w:t>'] = '</w:t>
-      </w:r>
-      <w:proofErr w:type="spellStart"/>
-      <w:r>
-        <w:t>jamest</w:t>
-      </w:r>
-      <w:proofErr w:type="spellEnd"/>
-      <w:r>
-        <w:t>'</w:t>
-      </w:r>
-    </w:p>
-    <w:p>
-      <w:pPr>
-        <w:pStyle w:val="code"/>
-      </w:pPr>
-      <w:proofErr w:type="spellStart"/>
-      <w:r>
-        <w:t>password_file</w:t>
-      </w:r>
-      <w:proofErr w:type="spellEnd"/>
-      <w:r>
-        <w:t xml:space="preserve"> = ''</w:t>
+        <w:t>family = 'ehwa'</w:t>
+      </w:r>
+    </w:p>
+    <w:p>
+      <w:pPr>
+        <w:pStyle w:val="code"/>
+      </w:pPr>
+      <w:r>
+        <w:t>mylang = 'en'</w:t>
+      </w:r>
+    </w:p>
+    <w:p>
+      <w:pPr>
+        <w:pStyle w:val="code"/>
+      </w:pPr>
+      <w:r>
+        <w:t>usernames['ehwa']['en'] = 'jamest'</w:t>
+      </w:r>
+    </w:p>
+    <w:p>
+      <w:pPr>
+        <w:pStyle w:val="code"/>
+      </w:pPr>
+      <w:r>
+        <w:t>password_file = ''</w:t>
       </w:r>
     </w:p>
     <w:p/>
@@ -2893,13 +1711,8 @@
         <w:pStyle w:val="code"/>
       </w:pPr>
       <w:r>
-        <w:t xml:space="preserve">import </w:t>
-      </w:r>
-      <w:proofErr w:type="spellStart"/>
-      <w:r>
-        <w:t>pywikibot</w:t>
-      </w:r>
-      <w:proofErr w:type="spellEnd"/>
+        <w:t>import pywikibot</w:t>
+      </w:r>
     </w:p>
     <w:p>
       <w:pPr>
@@ -2919,72 +1732,23 @@
         <w:pStyle w:val="code"/>
       </w:pPr>
       <w:r>
-        <w:t xml:space="preserve">site = </w:t>
-      </w:r>
-      <w:proofErr w:type="spellStart"/>
-      <w:proofErr w:type="gramStart"/>
-      <w:r>
-        <w:t>pywikibot.Site</w:t>
-      </w:r>
-      <w:proofErr w:type="spellEnd"/>
-      <w:proofErr w:type="gramEnd"/>
-      <w:r>
-        <w:t>('</w:t>
-      </w:r>
-      <w:proofErr w:type="spellStart"/>
-      <w:r>
-        <w:t>en</w:t>
-      </w:r>
-      <w:proofErr w:type="spellEnd"/>
-      <w:r>
-        <w:t>')</w:t>
-      </w:r>
-    </w:p>
-    <w:p>
-      <w:pPr>
-        <w:pStyle w:val="code"/>
-      </w:pPr>
-      <w:r>
-        <w:t xml:space="preserve">page = </w:t>
-      </w:r>
-      <w:proofErr w:type="spellStart"/>
-      <w:proofErr w:type="gramStart"/>
-      <w:r>
-        <w:t>pywikibot.Page</w:t>
-      </w:r>
-      <w:proofErr w:type="spellEnd"/>
-      <w:proofErr w:type="gramEnd"/>
-      <w:r>
-        <w:t>(site, '</w:t>
-      </w:r>
-      <w:proofErr w:type="spellStart"/>
-      <w:r>
-        <w:t>Person:Frederick_Allsop</w:t>
-      </w:r>
-      <w:proofErr w:type="spellEnd"/>
-      <w:r>
-        <w:t>')</w:t>
-      </w:r>
-    </w:p>
-    <w:p>
-      <w:pPr>
-        <w:pStyle w:val="code"/>
-      </w:pPr>
-      <w:r>
-        <w:t xml:space="preserve">text = </w:t>
-      </w:r>
-      <w:proofErr w:type="spellStart"/>
-      <w:proofErr w:type="gramStart"/>
-      <w:r>
-        <w:t>page.get</w:t>
-      </w:r>
-      <w:proofErr w:type="spellEnd"/>
-      <w:r>
-        <w:t>(</w:t>
-      </w:r>
-      <w:proofErr w:type="gramEnd"/>
-      <w:r>
-        <w:t>)</w:t>
+        <w:t>site = pywikibot.Site('en')</w:t>
+      </w:r>
+    </w:p>
+    <w:p>
+      <w:pPr>
+        <w:pStyle w:val="code"/>
+      </w:pPr>
+      <w:r>
+        <w:t>page = pywikibot.Page(site, 'Person:Frederick_Allsop')</w:t>
+      </w:r>
+    </w:p>
+    <w:p>
+      <w:pPr>
+        <w:pStyle w:val="code"/>
+      </w:pPr>
+      <w:r>
+        <w:t>text = page.get()</w:t>
       </w:r>
     </w:p>
     <w:p>
@@ -2999,78 +1763,24 @@
       <w:pPr>
         <w:pStyle w:val="code"/>
       </w:pPr>
-      <w:proofErr w:type="spellStart"/>
-      <w:r>
-        <w:t>newtext</w:t>
-      </w:r>
-      <w:proofErr w:type="spellEnd"/>
-      <w:r>
-        <w:t xml:space="preserve"> = </w:t>
-      </w:r>
-      <w:proofErr w:type="spellStart"/>
-      <w:proofErr w:type="gramStart"/>
-      <w:r>
-        <w:t>re.sub</w:t>
-      </w:r>
-      <w:proofErr w:type="spellEnd"/>
-      <w:r>
-        <w:t>(</w:t>
-      </w:r>
-      <w:proofErr w:type="gramEnd"/>
-      <w:r>
-        <w:t>"Kalgoorlie","[https://en.wikipedia.org/wiki/Kalgoorlie Kalgoorlie]", text)</w:t>
-      </w:r>
-    </w:p>
-    <w:p>
-      <w:pPr>
-        <w:pStyle w:val="code"/>
-      </w:pPr>
-      <w:r>
-        <w:t>print("\n\n</w:t>
-      </w:r>
-      <w:proofErr w:type="gramStart"/>
-      <w:r>
-        <w:t>",</w:t>
-      </w:r>
-      <w:proofErr w:type="spellStart"/>
-      <w:r>
-        <w:t>newtext</w:t>
-      </w:r>
-      <w:proofErr w:type="spellEnd"/>
-      <w:proofErr w:type="gramEnd"/>
-      <w:r>
-        <w:t>)</w:t>
-      </w:r>
-    </w:p>
-    <w:p>
-      <w:pPr>
-        <w:pStyle w:val="code"/>
-      </w:pPr>
-      <w:proofErr w:type="spellStart"/>
-      <w:proofErr w:type="gramStart"/>
-      <w:r>
-        <w:t>page.put</w:t>
-      </w:r>
-      <w:proofErr w:type="spellEnd"/>
-      <w:r>
-        <w:t>(</w:t>
-      </w:r>
-      <w:proofErr w:type="spellStart"/>
-      <w:proofErr w:type="gramEnd"/>
-      <w:r>
-        <w:t>newtext,summary</w:t>
-      </w:r>
-      <w:proofErr w:type="spellEnd"/>
-      <w:r>
-        <w:t xml:space="preserve">='This is a demonstration </w:t>
-      </w:r>
-      <w:proofErr w:type="spellStart"/>
-      <w:r>
-        <w:t>change',force</w:t>
-      </w:r>
-      <w:proofErr w:type="spellEnd"/>
-      <w:r>
-        <w:t>=True, asynchronous=True)</w:t>
+      <w:r>
+        <w:t>newtext = re.sub("Kalgoorlie","[https://en.wikipedia.org/wiki/Kalgoorlie Kalgoorlie]", text)</w:t>
+      </w:r>
+    </w:p>
+    <w:p>
+      <w:pPr>
+        <w:pStyle w:val="code"/>
+      </w:pPr>
+      <w:r>
+        <w:t>print("\n\n",newtext)</w:t>
+      </w:r>
+    </w:p>
+    <w:p>
+      <w:pPr>
+        <w:pStyle w:val="code"/>
+      </w:pPr>
+      <w:r>
+        <w:t>page.put(newtext,summary='This is a demonstration change',force=True, asynchronous=True)</w:t>
       </w:r>
     </w:p>
     <w:p/>
@@ -3106,6 +1816,7 @@
         </w:numPr>
       </w:pPr>
       <w:r>
+        <w:lastRenderedPageBreak/>
         <w:t xml:space="preserve">A version of crosslinks2 with the editing modules that </w:t>
       </w:r>
       <w:r>
@@ -3121,7 +1832,6 @@
         <w:pStyle w:val="Heading1"/>
       </w:pPr>
       <w:r>
-        <w:lastRenderedPageBreak/>
         <w:t>Numerical Methods</w:t>
       </w:r>
     </w:p>
@@ -3131,11 +1841,9 @@
       </w:r>
     </w:p>
     <w:p>
-      <w:proofErr w:type="spellStart"/>
       <w:r>
         <w:t>DearPyGUI</w:t>
       </w:r>
-      <w:proofErr w:type="spellEnd"/>
       <w:r>
         <w:t xml:space="preserve"> – fast GUI</w:t>
       </w:r>
@@ -3146,13 +1854,8 @@
       </w:r>
     </w:p>
     <w:p>
-      <w:proofErr w:type="spellStart"/>
-      <w:r>
-        <w:t>VPython</w:t>
-      </w:r>
-      <w:proofErr w:type="spellEnd"/>
-      <w:r>
-        <w:t xml:space="preserve"> – 3D graphics</w:t>
+      <w:r>
+        <w:t>VPython – 3D graphics</w:t>
       </w:r>
     </w:p>
     <w:p>
@@ -3229,24 +1932,20 @@
       <w:r>
         <w:t xml:space="preserve">pip install </w:t>
       </w:r>
-      <w:proofErr w:type="spellStart"/>
       <w:r>
         <w:t>openpyxl</w:t>
       </w:r>
-      <w:proofErr w:type="spellEnd"/>
     </w:p>
     <w:p>
       <w:pPr>
         <w:pStyle w:val="Heading1"/>
       </w:pPr>
-      <w:proofErr w:type="spellStart"/>
       <w:r>
         <w:t>Py</w:t>
       </w:r>
       <w:r>
         <w:t>Wikibot</w:t>
       </w:r>
-      <w:proofErr w:type="spellEnd"/>
       <w:r>
         <w:t xml:space="preserve"> Installation Notes</w:t>
       </w:r>
@@ -3276,68 +1975,28 @@
     </w:p>
     <w:p>
       <w:r>
+        <w:lastRenderedPageBreak/>
         <w:t>Y</w:t>
       </w:r>
       <w:r>
-        <w:t xml:space="preserve">ou need to know where to unzip the stable </w:t>
-      </w:r>
-      <w:proofErr w:type="spellStart"/>
-      <w:r>
-        <w:t>pywikibot</w:t>
-      </w:r>
-      <w:proofErr w:type="spellEnd"/>
-      <w:r>
-        <w:t xml:space="preserve"> installation which I only found by using the recommended command “python -m pip install </w:t>
-      </w:r>
-      <w:proofErr w:type="spellStart"/>
-      <w:r>
-        <w:t>pywikibot</w:t>
-      </w:r>
-      <w:proofErr w:type="spellEnd"/>
-      <w:r>
-        <w:t xml:space="preserve">” and then searching for </w:t>
-      </w:r>
-      <w:r>
-        <w:t>the “</w:t>
-      </w:r>
-      <w:proofErr w:type="spellStart"/>
-      <w:r>
-        <w:t>pywikibot</w:t>
-      </w:r>
-      <w:proofErr w:type="spellEnd"/>
-      <w:r>
-        <w:t xml:space="preserve">” folder on my “C” drive. </w:t>
+        <w:t xml:space="preserve">ou need to know where to unzip the stable pywikibot installation which I only found by using the recommended command “python -m pip install pywikibot” and then searching for </w:t>
+      </w:r>
+      <w:r>
+        <w:t xml:space="preserve">the “pywikibot” folder on my “C” drive. </w:t>
       </w:r>
       <w:r>
         <w:t xml:space="preserve"> My installs have all been to a folder specific to my user files since the installer, apparently, could not access the normal system install folder.</w:t>
       </w:r>
       <w:r>
-        <w:t xml:space="preserve"> I did this command to uninstall the “pip” version: “python -m pip uninstall </w:t>
-      </w:r>
-      <w:proofErr w:type="spellStart"/>
-      <w:r>
-        <w:t>pywikibot</w:t>
-      </w:r>
-      <w:proofErr w:type="spellEnd"/>
-      <w:r>
-        <w:t xml:space="preserve">”. </w:t>
-      </w:r>
-    </w:p>
-    <w:p>
-      <w:r>
-        <w:lastRenderedPageBreak/>
+        <w:t xml:space="preserve"> I did this command to uninstall the “pip” version: “python -m pip uninstall pywikibot”. </w:t>
+      </w:r>
+    </w:p>
+    <w:p>
+      <w:r>
         <w:t>Then I unzipped the “stable distribution” referred to above</w:t>
       </w:r>
       <w:r>
-        <w:t xml:space="preserve"> into a folder, and copied everything to the “core folder”, which is the folder above the “</w:t>
-      </w:r>
-      <w:proofErr w:type="spellStart"/>
-      <w:r>
-        <w:t>pywikibot</w:t>
-      </w:r>
-      <w:proofErr w:type="spellEnd"/>
-      <w:r>
-        <w:t>” folder.</w:t>
+        <w:t xml:space="preserve"> into a folder, and copied everything to the “core folder”, which is the folder above the “pywikibot” folder.</w:t>
       </w:r>
     </w:p>
     <w:p>
@@ -3446,86 +2105,31 @@
         <w:pStyle w:val="code"/>
       </w:pPr>
       <w:r>
-        <w:t>family = '</w:t>
-      </w:r>
-      <w:proofErr w:type="spellStart"/>
-      <w:r>
-        <w:t>ehwa</w:t>
-      </w:r>
-      <w:proofErr w:type="spellEnd"/>
-      <w:r>
-        <w:t>'</w:t>
-      </w:r>
-    </w:p>
-    <w:p>
-      <w:pPr>
-        <w:pStyle w:val="code"/>
-      </w:pPr>
-      <w:proofErr w:type="spellStart"/>
-      <w:r>
-        <w:t>mylang</w:t>
-      </w:r>
-      <w:proofErr w:type="spellEnd"/>
-      <w:r>
-        <w:t xml:space="preserve"> = '</w:t>
-      </w:r>
-      <w:proofErr w:type="spellStart"/>
-      <w:r>
-        <w:t>en</w:t>
-      </w:r>
-      <w:proofErr w:type="spellEnd"/>
-      <w:r>
-        <w:t>'</w:t>
-      </w:r>
-    </w:p>
-    <w:p>
-      <w:pPr>
-        <w:pStyle w:val="code"/>
-      </w:pPr>
-      <w:r>
-        <w:t>usernames['</w:t>
-      </w:r>
-      <w:proofErr w:type="spellStart"/>
-      <w:r>
-        <w:t>ehwa</w:t>
-      </w:r>
-      <w:proofErr w:type="spellEnd"/>
-      <w:proofErr w:type="gramStart"/>
-      <w:r>
-        <w:t>'][</w:t>
-      </w:r>
-      <w:proofErr w:type="gramEnd"/>
-      <w:r>
-        <w:t>'</w:t>
-      </w:r>
-      <w:proofErr w:type="spellStart"/>
-      <w:r>
-        <w:t>en</w:t>
-      </w:r>
-      <w:proofErr w:type="spellEnd"/>
-      <w:r>
-        <w:t>'] = '</w:t>
-      </w:r>
-      <w:proofErr w:type="spellStart"/>
-      <w:r>
-        <w:t>jamest</w:t>
-      </w:r>
-      <w:proofErr w:type="spellEnd"/>
-      <w:r>
-        <w:t>'</w:t>
-      </w:r>
-    </w:p>
-    <w:p>
-      <w:pPr>
-        <w:pStyle w:val="code"/>
-      </w:pPr>
-      <w:proofErr w:type="spellStart"/>
-      <w:r>
-        <w:t>password_file</w:t>
-      </w:r>
-      <w:proofErr w:type="spellEnd"/>
-      <w:r>
-        <w:t xml:space="preserve"> = 'user-password.py'</w:t>
+        <w:t>family = 'ehwa'</w:t>
+      </w:r>
+    </w:p>
+    <w:p>
+      <w:pPr>
+        <w:pStyle w:val="code"/>
+      </w:pPr>
+      <w:r>
+        <w:t>mylang = 'en'</w:t>
+      </w:r>
+    </w:p>
+    <w:p>
+      <w:pPr>
+        <w:pStyle w:val="code"/>
+      </w:pPr>
+      <w:r>
+        <w:t>usernames['ehwa']['en'] = 'jamest'</w:t>
+      </w:r>
+    </w:p>
+    <w:p>
+      <w:pPr>
+        <w:pStyle w:val="code"/>
+      </w:pPr>
+      <w:r>
+        <w:t>password_file = 'user-password.py'</w:t>
       </w:r>
     </w:p>
     <w:p/>
@@ -3542,23 +2146,10 @@
         <w:pStyle w:val="code"/>
       </w:pPr>
       <w:r>
-        <w:t>(</w:t>
-      </w:r>
-      <w:proofErr w:type="spellStart"/>
-      <w:proofErr w:type="gramStart"/>
-      <w:r>
-        <w:t>jamest</w:t>
-      </w:r>
-      <w:proofErr w:type="spellEnd"/>
-      <w:r>
-        <w:t>,</w:t>
-      </w:r>
-      <w:r>
-        <w:t>*</w:t>
-      </w:r>
-      <w:proofErr w:type="gramEnd"/>
-      <w:r>
-        <w:t>***********</w:t>
+        <w:t>(jamest,</w:t>
+      </w:r>
+      <w:r>
+        <w:t>************</w:t>
       </w:r>
       <w:r>
         <w:t>)</w:t>
@@ -3584,20 +2175,7 @@
         <w:t>Families folder</w:t>
       </w:r>
       <w:r>
-        <w:t xml:space="preserve"> </w:t>
-      </w:r>
-      <w:proofErr w:type="gramStart"/>
-      <w:r>
-        <w:t>(./</w:t>
-      </w:r>
-      <w:proofErr w:type="spellStart"/>
-      <w:proofErr w:type="gramEnd"/>
-      <w:r>
-        <w:t>pywikibot</w:t>
-      </w:r>
-      <w:proofErr w:type="spellEnd"/>
-      <w:r>
-        <w:t>/</w:t>
+        <w:t xml:space="preserve"> (./pywikibot/</w:t>
       </w:r>
       <w:r>
         <w:t>families/)</w:t>
@@ -3630,15 +2208,7 @@
     </w:p>
     <w:p>
       <w:r>
-        <w:t xml:space="preserve">"""Family module for </w:t>
-      </w:r>
-      <w:proofErr w:type="spellStart"/>
-      <w:r>
-        <w:t>ehwa</w:t>
-      </w:r>
-      <w:proofErr w:type="spellEnd"/>
-      <w:r>
-        <w:t xml:space="preserve"> wiki."""</w:t>
+        <w:t>"""Family module for ehwa wiki."""</w:t>
       </w:r>
     </w:p>
     <w:p>
@@ -3654,15 +2224,7 @@
         <w:pStyle w:val="code"/>
       </w:pPr>
       <w:r>
-        <w:t xml:space="preserve">from </w:t>
-      </w:r>
-      <w:proofErr w:type="spellStart"/>
-      <w:r>
-        <w:t>pywikibot</w:t>
-      </w:r>
-      <w:proofErr w:type="spellEnd"/>
-      <w:r>
-        <w:t xml:space="preserve"> import family</w:t>
+        <w:t>from pywikibot import family</w:t>
       </w:r>
     </w:p>
     <w:p>
@@ -3677,14 +2239,12 @@
       <w:r>
         <w:t xml:space="preserve"># </w:t>
       </w:r>
-      <w:proofErr w:type="spellStart"/>
       <w:r>
         <w:rPr>
           <w:highlight w:val="yellow"/>
         </w:rPr>
         <w:t>ehwa</w:t>
       </w:r>
-      <w:proofErr w:type="spellEnd"/>
       <w:r>
         <w:t xml:space="preserve"> family module</w:t>
       </w:r>
@@ -3699,17 +2259,7 @@
         <w:pStyle w:val="code"/>
       </w:pPr>
       <w:r>
-        <w:t>class Family(</w:t>
-      </w:r>
-      <w:proofErr w:type="spellStart"/>
-      <w:proofErr w:type="gramStart"/>
-      <w:r>
-        <w:t>family.Family</w:t>
-      </w:r>
-      <w:proofErr w:type="spellEnd"/>
-      <w:proofErr w:type="gramEnd"/>
-      <w:r>
-        <w:t>):</w:t>
+        <w:t>class Family(family.Family):</w:t>
       </w:r>
     </w:p>
     <w:p>
@@ -3719,14 +2269,12 @@
       <w:r>
         <w:t xml:space="preserve">    name = '</w:t>
       </w:r>
-      <w:proofErr w:type="spellStart"/>
       <w:r>
         <w:rPr>
           <w:highlight w:val="yellow"/>
         </w:rPr>
         <w:t>ehwa</w:t>
       </w:r>
-      <w:proofErr w:type="spellEnd"/>
       <w:r>
         <w:t>' # Set the family name; this should be the same as in the filename.</w:t>
       </w:r>
@@ -3736,48 +2284,22 @@
         <w:pStyle w:val="code"/>
       </w:pPr>
       <w:r>
-        <w:t xml:space="preserve">    </w:t>
-      </w:r>
-      <w:proofErr w:type="spellStart"/>
-      <w:r>
-        <w:t>langs</w:t>
-      </w:r>
-      <w:proofErr w:type="spellEnd"/>
-      <w:r>
-        <w:t xml:space="preserve"> = {</w:t>
-      </w:r>
-    </w:p>
-    <w:p>
-      <w:pPr>
-        <w:pStyle w:val="code"/>
-      </w:pPr>
-      <w:r>
-        <w:t xml:space="preserve">        '</w:t>
-      </w:r>
-      <w:proofErr w:type="spellStart"/>
-      <w:r>
-        <w:t>en</w:t>
-      </w:r>
-      <w:proofErr w:type="spellEnd"/>
-      <w:r>
-        <w:t>': '</w:t>
-      </w:r>
-      <w:proofErr w:type="spellStart"/>
-      <w:proofErr w:type="gramStart"/>
+        <w:t xml:space="preserve">    langs = {</w:t>
+      </w:r>
+    </w:p>
+    <w:p>
+      <w:pPr>
+        <w:pStyle w:val="code"/>
+      </w:pPr>
+      <w:r>
+        <w:t xml:space="preserve">        'en': '</w:t>
+      </w:r>
       <w:r>
         <w:rPr>
           <w:highlight w:val="yellow"/>
         </w:rPr>
-        <w:t>ehwa.mywikis</w:t>
-      </w:r>
-      <w:proofErr w:type="gramEnd"/>
-      <w:r>
-        <w:rPr>
-          <w:highlight w:val="yellow"/>
-        </w:rPr>
-        <w:t>.wiki</w:t>
-      </w:r>
-      <w:proofErr w:type="spellEnd"/>
+        <w:t>ehwa.mywikis.wiki</w:t>
+      </w:r>
       <w:r>
         <w:t>', # Put the hostname here.</w:t>
       </w:r>
@@ -3787,7 +2309,6 @@
         <w:pStyle w:val="code"/>
       </w:pPr>
       <w:r>
-        <w:lastRenderedPageBreak/>
         <w:t xml:space="preserve">    }</w:t>
       </w:r>
     </w:p>
@@ -3809,17 +2330,7 @@
         <w:pStyle w:val="code"/>
       </w:pPr>
       <w:r>
-        <w:t xml:space="preserve">    # Most namespaces are inherited from </w:t>
-      </w:r>
-      <w:proofErr w:type="spellStart"/>
-      <w:proofErr w:type="gramStart"/>
-      <w:r>
-        <w:t>family.Family</w:t>
-      </w:r>
-      <w:proofErr w:type="spellEnd"/>
-      <w:proofErr w:type="gramEnd"/>
-      <w:r>
-        <w:t>.</w:t>
+        <w:t xml:space="preserve">    # Most namespaces are inherited from family.Family.</w:t>
       </w:r>
     </w:p>
     <w:p>
@@ -3851,15 +2362,7 @@
         <w:pStyle w:val="code"/>
       </w:pPr>
       <w:r>
-        <w:t xml:space="preserve">    #</w:t>
-      </w:r>
-      <w:proofErr w:type="gramStart"/>
-      <w:r>
-        <w:t>namespaces[</w:t>
-      </w:r>
-      <w:proofErr w:type="gramEnd"/>
-      <w:r>
-        <w:t>4] = {</w:t>
+        <w:t xml:space="preserve">    #namespaces[4] = {</w:t>
       </w:r>
     </w:p>
     <w:p>
@@ -3897,15 +2400,7 @@
         <w:pStyle w:val="code"/>
       </w:pPr>
       <w:r>
-        <w:t xml:space="preserve">    #</w:t>
-      </w:r>
-      <w:proofErr w:type="gramStart"/>
-      <w:r>
-        <w:t>namespaces[</w:t>
-      </w:r>
-      <w:proofErr w:type="gramEnd"/>
-      <w:r>
-        <w:t>5] = {</w:t>
+        <w:t xml:space="preserve">    #namespaces[5] = {</w:t>
       </w:r>
     </w:p>
     <w:p>
@@ -3943,15 +2438,7 @@
         <w:pStyle w:val="code"/>
       </w:pPr>
       <w:r>
-        <w:t xml:space="preserve">    def </w:t>
-      </w:r>
-      <w:proofErr w:type="gramStart"/>
-      <w:r>
-        <w:t>version(</w:t>
-      </w:r>
-      <w:proofErr w:type="gramEnd"/>
-      <w:r>
-        <w:t>self, code):</w:t>
+        <w:t xml:space="preserve">    def version(self, code):</w:t>
       </w:r>
     </w:p>
     <w:p>
@@ -3967,47 +2454,21 @@
         </w:rPr>
         <w:t>1.35.13</w:t>
       </w:r>
-      <w:proofErr w:type="gramStart"/>
-      <w:r>
-        <w:t>"  #</w:t>
-      </w:r>
-      <w:proofErr w:type="gramEnd"/>
-      <w:r>
-        <w:t xml:space="preserve"> The </w:t>
-      </w:r>
-      <w:proofErr w:type="spellStart"/>
-      <w:r>
-        <w:t>MediaWiki</w:t>
-      </w:r>
-      <w:proofErr w:type="spellEnd"/>
-      <w:r>
-        <w:t xml:space="preserve"> version used.</w:t>
-      </w:r>
-    </w:p>
-    <w:p>
-      <w:pPr>
-        <w:pStyle w:val="code"/>
-      </w:pPr>
-    </w:p>
-    <w:p>
-      <w:pPr>
-        <w:pStyle w:val="code"/>
-      </w:pPr>
-      <w:r>
-        <w:t xml:space="preserve">    def </w:t>
-      </w:r>
-      <w:proofErr w:type="spellStart"/>
-      <w:proofErr w:type="gramStart"/>
-      <w:r>
-        <w:t>scriptpath</w:t>
-      </w:r>
-      <w:proofErr w:type="spellEnd"/>
-      <w:r>
-        <w:t>(</w:t>
-      </w:r>
-      <w:proofErr w:type="gramEnd"/>
-      <w:r>
-        <w:t>self, code):</w:t>
+      <w:r>
+        <w:t>"  # The MediaWiki version used.</w:t>
+      </w:r>
+    </w:p>
+    <w:p>
+      <w:pPr>
+        <w:pStyle w:val="code"/>
+      </w:pPr>
+    </w:p>
+    <w:p>
+      <w:pPr>
+        <w:pStyle w:val="code"/>
+      </w:pPr>
+      <w:r>
+        <w:t xml:space="preserve">    def scriptpath(self, code):</w:t>
       </w:r>
     </w:p>
     <w:p>
@@ -4035,112 +2496,57 @@
         <w:t xml:space="preserve">        </w:t>
       </w:r>
       <w:r>
-        <w:t xml:space="preserve"># The relative path of </w:t>
-      </w:r>
-      <w:proofErr w:type="spellStart"/>
-      <w:r>
-        <w:t>index.php</w:t>
-      </w:r>
-      <w:proofErr w:type="spellEnd"/>
-      <w:r>
-        <w:t xml:space="preserve">, </w:t>
-      </w:r>
-      <w:proofErr w:type="spellStart"/>
-      <w:proofErr w:type="gramStart"/>
-      <w:r>
-        <w:t>api.php</w:t>
-      </w:r>
-      <w:proofErr w:type="spellEnd"/>
-      <w:r>
-        <w:t xml:space="preserve"> :</w:t>
-      </w:r>
-      <w:proofErr w:type="gramEnd"/>
+        <w:t xml:space="preserve"># The relative path of index.php, api.php : </w:t>
+      </w:r>
+    </w:p>
+    <w:p>
+      <w:pPr>
+        <w:pStyle w:val="code"/>
+      </w:pPr>
+      <w:r>
+        <w:t xml:space="preserve">        # </w:t>
+      </w:r>
+      <w:r>
+        <w:t>look at your wiki address.</w:t>
+      </w:r>
+    </w:p>
+    <w:p>
+      <w:pPr>
+        <w:pStyle w:val="code"/>
+      </w:pPr>
+      <w:r>
+        <w:t xml:space="preserve">        # This line may need to be changed to /wiki or /w,</w:t>
+      </w:r>
+    </w:p>
+    <w:p>
+      <w:pPr>
+        <w:pStyle w:val="code"/>
+      </w:pPr>
+      <w:r>
+        <w:t xml:space="preserve">        # depending on the folder where your mediawiki program is located.</w:t>
+      </w:r>
+    </w:p>
+    <w:p>
+      <w:pPr>
+        <w:pStyle w:val="code"/>
+      </w:pPr>
+      <w:r>
+        <w:t xml:space="preserve">        # Note: Do not _include_ index.php, etc.</w:t>
+      </w:r>
+    </w:p>
+    <w:p/>
+    <w:p>
+      <w:r>
+        <w:t xml:space="preserve">I found that the </w:t>
+      </w:r>
+      <w:r>
+        <w:t>scriptpath return had to be ‘/w’ by trial and error. I found that when I first tried,</w:t>
+      </w:r>
       <w:r>
         <w:t xml:space="preserve"> </w:t>
       </w:r>
-    </w:p>
-    <w:p>
-      <w:pPr>
-        <w:pStyle w:val="code"/>
-      </w:pPr>
-      <w:r>
-        <w:t xml:space="preserve">        # </w:t>
-      </w:r>
-      <w:proofErr w:type="gramStart"/>
-      <w:r>
-        <w:t>look</w:t>
-      </w:r>
-      <w:proofErr w:type="gramEnd"/>
-      <w:r>
-        <w:t xml:space="preserve"> at your wiki address.</w:t>
-      </w:r>
-    </w:p>
-    <w:p>
-      <w:pPr>
-        <w:pStyle w:val="code"/>
-      </w:pPr>
-      <w:r>
-        <w:t xml:space="preserve">        # This line may need to be changed to /wiki or /w,</w:t>
-      </w:r>
-    </w:p>
-    <w:p>
-      <w:pPr>
-        <w:pStyle w:val="code"/>
-      </w:pPr>
-      <w:r>
-        <w:t xml:space="preserve">        # depending on the folder where your </w:t>
-      </w:r>
-      <w:proofErr w:type="spellStart"/>
-      <w:r>
-        <w:t>mediawiki</w:t>
-      </w:r>
-      <w:proofErr w:type="spellEnd"/>
-      <w:r>
-        <w:t xml:space="preserve"> program is located.</w:t>
-      </w:r>
-    </w:p>
-    <w:p>
-      <w:pPr>
-        <w:pStyle w:val="code"/>
-      </w:pPr>
-      <w:r>
-        <w:t xml:space="preserve">        # Note: Do not _include_ </w:t>
-      </w:r>
-      <w:proofErr w:type="spellStart"/>
-      <w:r>
-        <w:t>index.php</w:t>
-      </w:r>
-      <w:proofErr w:type="spellEnd"/>
-      <w:r>
-        <w:t>, etc.</w:t>
-      </w:r>
-    </w:p>
-    <w:p/>
-    <w:p>
-      <w:r>
-        <w:t xml:space="preserve">I found that the </w:t>
-      </w:r>
-      <w:proofErr w:type="spellStart"/>
-      <w:r>
-        <w:t>scriptpath</w:t>
-      </w:r>
-      <w:proofErr w:type="spellEnd"/>
-      <w:r>
-        <w:t xml:space="preserve"> return had to be ‘/w’ by trial and error. I found that when I first tried,</w:t>
-      </w:r>
-      <w:r>
-        <w:t xml:space="preserve"> </w:t>
-      </w:r>
-      <w:r>
-        <w:t xml:space="preserve">“namespaces” was an undefined </w:t>
-      </w:r>
-      <w:proofErr w:type="gramStart"/>
-      <w:r>
-        <w:t>symbol</w:t>
-      </w:r>
-      <w:proofErr w:type="gramEnd"/>
-      <w:r>
-        <w:t xml:space="preserve"> so I commented out the lines assigning values to it.</w:t>
+      <w:r>
+        <w:t>“namespaces” was an undefined symbol so I commented out the lines assigning values to it.</w:t>
       </w:r>
     </w:p>
     <w:p>
@@ -4212,48 +2618,17 @@
         <w:t>w</w:t>
       </w:r>
       <w:r>
-        <w:t>b.py upload C:\D\2024\240315_EHWA\ehwa_downloads\lettuce.jpg -</w:t>
-      </w:r>
-      <w:proofErr w:type="spellStart"/>
-      <w:r>
-        <w:t>ignorewarn</w:t>
-      </w:r>
-      <w:proofErr w:type="spellEnd"/>
+        <w:t xml:space="preserve">b.py upload C:\D\2024\240315_EHWA\ehwa_downloads\lettuce.jpg -ignorewarn </w:t>
+      </w:r>
+      <w:r>
+        <w:t>-noverify</w:t>
+      </w:r>
       <w:r>
         <w:t xml:space="preserve"> </w:t>
       </w:r>
       <w:r>
-        <w:t>-</w:t>
-      </w:r>
-      <w:proofErr w:type="spellStart"/>
-      <w:r>
-        <w:t>noverify</w:t>
-      </w:r>
-      <w:proofErr w:type="spellEnd"/>
-      <w:r>
-        <w:t xml:space="preserve"> </w:t>
-      </w:r>
-      <w:r>
-        <w:t>-keep -</w:t>
-      </w:r>
-      <w:proofErr w:type="spellStart"/>
-      <w:proofErr w:type="gramStart"/>
-      <w:r>
-        <w:t>descfile:C</w:t>
-      </w:r>
-      <w:proofErr w:type="spellEnd"/>
-      <w:r>
-        <w:t>:\D\2024\240315_EHWA\</w:t>
-      </w:r>
-      <w:proofErr w:type="spellStart"/>
-      <w:r>
-        <w:t>ehwa_downloads</w:t>
-      </w:r>
-      <w:proofErr w:type="spellEnd"/>
-      <w:r>
-        <w:t>\lettuce_desc.txt</w:t>
-      </w:r>
-      <w:proofErr w:type="gramEnd"/>
+        <w:t>-keep -descfile:C:\D\2024\240315_EHWA\ehwa_downloads\lettuce_desc.txt</w:t>
+      </w:r>
     </w:p>
     <w:p>
       <w:pPr>
@@ -4272,52 +2647,19 @@
         <w:t>1</w:t>
       </w:r>
       <w:r>
-        <w:t>.jpg -</w:t>
-      </w:r>
-      <w:proofErr w:type="spellStart"/>
-      <w:r>
-        <w:t>ignorewarn</w:t>
-      </w:r>
-      <w:proofErr w:type="spellEnd"/>
-      <w:r>
-        <w:t xml:space="preserve"> </w:t>
-      </w:r>
-      <w:r>
-        <w:t>-</w:t>
-      </w:r>
-      <w:proofErr w:type="spellStart"/>
-      <w:r>
-        <w:t>noverify</w:t>
-      </w:r>
-      <w:proofErr w:type="spellEnd"/>
-      <w:r>
-        <w:t xml:space="preserve"> </w:t>
-      </w:r>
-      <w:r>
-        <w:t>-keep -</w:t>
-      </w:r>
-      <w:proofErr w:type="spellStart"/>
-      <w:proofErr w:type="gramStart"/>
-      <w:r>
-        <w:t>descfile:C</w:t>
-      </w:r>
-      <w:proofErr w:type="spellEnd"/>
-      <w:r>
-        <w:t>:\D\2024\240315_EHWA\</w:t>
-      </w:r>
-      <w:proofErr w:type="spellStart"/>
-      <w:r>
-        <w:t>ehwa_downloads</w:t>
-      </w:r>
-      <w:proofErr w:type="spellEnd"/>
-      <w:r>
-        <w:t>\lettuce_desc.txt</w:t>
-      </w:r>
-      <w:proofErr w:type="gramEnd"/>
+        <w:t xml:space="preserve">.jpg -ignorewarn </w:t>
+      </w:r>
+      <w:r>
+        <w:t xml:space="preserve">-noverify </w:t>
+      </w:r>
+      <w:r>
+        <w:t>-keep -descfile:C:\D\2024\240315_EHWA\ehwa_downloads\lettuce_desc.txt</w:t>
+      </w:r>
     </w:p>
     <w:p/>
     <w:p>
       <w:r>
+        <w:lastRenderedPageBreak/>
         <w:t>Upload help text</w:t>
       </w:r>
     </w:p>
@@ -4347,15 +2689,7 @@
         <w:pStyle w:val="code"/>
       </w:pPr>
       <w:r>
-        <w:t xml:space="preserve">  -keep         </w:t>
-      </w:r>
-      <w:proofErr w:type="spellStart"/>
-      <w:r>
-        <w:t>Keep</w:t>
-      </w:r>
-      <w:proofErr w:type="spellEnd"/>
-      <w:r>
-        <w:t xml:space="preserve"> the filename as is</w:t>
+        <w:t xml:space="preserve">  -keep         Keep the filename as is</w:t>
       </w:r>
     </w:p>
     <w:p>
@@ -4371,7 +2705,6 @@
         <w:pStyle w:val="code"/>
       </w:pPr>
       <w:r>
-        <w:lastRenderedPageBreak/>
         <w:t xml:space="preserve">  -prefix:      Add specified prefix to every filename.</w:t>
       </w:r>
     </w:p>
@@ -4380,15 +2713,7 @@
         <w:pStyle w:val="code"/>
       </w:pPr>
       <w:r>
-        <w:t xml:space="preserve">  -</w:t>
-      </w:r>
-      <w:proofErr w:type="spellStart"/>
-      <w:r>
-        <w:t>noverify</w:t>
-      </w:r>
-      <w:proofErr w:type="spellEnd"/>
-      <w:r>
-        <w:t xml:space="preserve">     Do not ask for verification of the upload description if one</w:t>
+        <w:t xml:space="preserve">  -noverify     Do not ask for verification of the upload description if one</w:t>
       </w:r>
     </w:p>
     <w:p>
@@ -4404,15 +2729,7 @@
         <w:pStyle w:val="code"/>
       </w:pPr>
       <w:r>
-        <w:t xml:space="preserve">  -</w:t>
-      </w:r>
-      <w:proofErr w:type="spellStart"/>
-      <w:r>
-        <w:t>abortonwarn</w:t>
-      </w:r>
-      <w:proofErr w:type="spellEnd"/>
-      <w:r>
-        <w:t>: Abort upload on the specified warning type. If no warning type</w:t>
+        <w:t xml:space="preserve">  -abortonwarn: Abort upload on the specified warning type. If no warning type</w:t>
       </w:r>
     </w:p>
     <w:p>
@@ -4428,15 +2745,7 @@
         <w:pStyle w:val="code"/>
       </w:pPr>
       <w:r>
-        <w:t xml:space="preserve">  -</w:t>
-      </w:r>
-      <w:proofErr w:type="spellStart"/>
-      <w:r>
-        <w:t>ignorewarn</w:t>
-      </w:r>
-      <w:proofErr w:type="spellEnd"/>
-      <w:r>
-        <w:t>:  Ignores specified upload warnings. If no warning type is</w:t>
+        <w:t xml:space="preserve">  -ignorewarn:  Ignores specified upload warnings. If no warning type is</w:t>
       </w:r>
     </w:p>
     <w:p>
@@ -4452,15 +2761,7 @@
         <w:pStyle w:val="code"/>
       </w:pPr>
       <w:r>
-        <w:t xml:space="preserve">  -chunked:     Upload the file in chunks (more overhead, but </w:t>
-      </w:r>
-      <w:proofErr w:type="spellStart"/>
-      <w:r>
-        <w:t>restartable</w:t>
-      </w:r>
-      <w:proofErr w:type="spellEnd"/>
-      <w:r>
-        <w:t>). If</w:t>
+        <w:t xml:space="preserve">  -chunked:     Upload the file in chunks (more overhead, but restartable). If</w:t>
       </w:r>
     </w:p>
     <w:p>
@@ -4566,29 +2867,8 @@
         <w:pStyle w:val="code"/>
       </w:pPr>
       <w:r>
-        <w:t xml:space="preserve">                -</w:t>
-      </w:r>
-      <w:proofErr w:type="spellStart"/>
-      <w:r>
-        <w:t>noverify</w:t>
-      </w:r>
-      <w:proofErr w:type="spellEnd"/>
-      <w:r>
-        <w:t xml:space="preserve"> and require that either -</w:t>
-      </w:r>
-      <w:proofErr w:type="spellStart"/>
-      <w:r>
-        <w:t>abortonwarn</w:t>
-      </w:r>
-      <w:proofErr w:type="spellEnd"/>
-      <w:r>
-        <w:t xml:space="preserve"> or -</w:t>
-      </w:r>
-      <w:proofErr w:type="spellStart"/>
-      <w:r>
-        <w:t>ignorewarn</w:t>
-      </w:r>
-      <w:proofErr w:type="spellEnd"/>
+        <w:t xml:space="preserve">                -noverify and require that either -abortonwarn or -ignorewarn</w:t>
+      </w:r>
     </w:p>
     <w:p>
       <w:pPr>
@@ -4603,15 +2883,7 @@
         <w:pStyle w:val="code"/>
       </w:pPr>
       <w:r>
-        <w:t xml:space="preserve">                description. It'll only overwrite files if -</w:t>
-      </w:r>
-      <w:proofErr w:type="spellStart"/>
-      <w:r>
-        <w:t>ignorewarn</w:t>
-      </w:r>
-      <w:proofErr w:type="spellEnd"/>
-      <w:r>
-        <w:t xml:space="preserve"> includes</w:t>
+        <w:t xml:space="preserve">                description. It'll only overwrite files if -ignorewarn includes</w:t>
       </w:r>
     </w:p>
     <w:p>
@@ -4651,60 +2923,28 @@
         <w:pStyle w:val="code"/>
       </w:pPr>
       <w:r>
-        <w:t xml:space="preserve">  -</w:t>
-      </w:r>
-      <w:proofErr w:type="spellStart"/>
-      <w:r>
-        <w:t>descfile</w:t>
-      </w:r>
-      <w:proofErr w:type="spellEnd"/>
-      <w:r>
-        <w:t>:    Specify a filename where the description is stored</w:t>
-      </w:r>
-    </w:p>
-    <w:p>
-      <w:pPr>
-        <w:pStyle w:val="code"/>
-      </w:pPr>
-    </w:p>
-    <w:p>
-      <w:pPr>
-        <w:pStyle w:val="code"/>
-      </w:pPr>
-      <w:r>
-        <w:t>It is possible to combine -</w:t>
-      </w:r>
-      <w:proofErr w:type="spellStart"/>
-      <w:r>
-        <w:t>abortonwarn</w:t>
-      </w:r>
-      <w:proofErr w:type="spellEnd"/>
-      <w:r>
-        <w:t xml:space="preserve"> and -</w:t>
-      </w:r>
-      <w:proofErr w:type="spellStart"/>
-      <w:r>
-        <w:t>ignorewarn</w:t>
-      </w:r>
-      <w:proofErr w:type="spellEnd"/>
-      <w:r>
-        <w:t xml:space="preserve"> so that if the specific</w:t>
-      </w:r>
-    </w:p>
-    <w:p>
-      <w:pPr>
-        <w:pStyle w:val="code"/>
-      </w:pPr>
-      <w:r>
-        <w:t xml:space="preserve">warning is given it won't apply the general one but more specific one. </w:t>
-      </w:r>
-      <w:proofErr w:type="gramStart"/>
-      <w:r>
-        <w:t>So</w:t>
-      </w:r>
-      <w:proofErr w:type="gramEnd"/>
-      <w:r>
-        <w:t xml:space="preserve"> if it</w:t>
+        <w:t xml:space="preserve">  -descfile:    Specify a filename where the description is stored</w:t>
+      </w:r>
+    </w:p>
+    <w:p>
+      <w:pPr>
+        <w:pStyle w:val="code"/>
+      </w:pPr>
+    </w:p>
+    <w:p>
+      <w:pPr>
+        <w:pStyle w:val="code"/>
+      </w:pPr>
+      <w:r>
+        <w:t>It is possible to combine -abortonwarn and -ignorewarn so that if the specific</w:t>
+      </w:r>
+    </w:p>
+    <w:p>
+      <w:pPr>
+        <w:pStyle w:val="code"/>
+      </w:pPr>
+      <w:r>
+        <w:t>warning is given it won't apply the general one but more specific one. So if it</w:t>
       </w:r>
     </w:p>
     <w:p>
@@ -4720,23 +2960,7 @@
         <w:pStyle w:val="code"/>
       </w:pPr>
       <w:r>
-        <w:t>no warning for -</w:t>
-      </w:r>
-      <w:proofErr w:type="spellStart"/>
-      <w:r>
-        <w:t>abortonwarn</w:t>
-      </w:r>
-      <w:proofErr w:type="spellEnd"/>
-      <w:r>
-        <w:t xml:space="preserve"> and the specific warnings for -</w:t>
-      </w:r>
-      <w:proofErr w:type="spellStart"/>
-      <w:r>
-        <w:t>ignorewarn</w:t>
-      </w:r>
-      <w:proofErr w:type="spellEnd"/>
-      <w:r>
-        <w:t>. The</w:t>
+        <w:t>no warning for -abortonwarn and the specific warnings for -ignorewarn. The</w:t>
       </w:r>
     </w:p>
     <w:p>
@@ -4844,17 +3068,7 @@
         <w:pStyle w:val="code"/>
       </w:pPr>
       <w:r>
-        <w:t>For global options use -</w:t>
-      </w:r>
-      <w:proofErr w:type="spellStart"/>
-      <w:proofErr w:type="gramStart"/>
-      <w:r>
-        <w:t>help:global</w:t>
-      </w:r>
-      <w:proofErr w:type="spellEnd"/>
-      <w:proofErr w:type="gramEnd"/>
-      <w:r>
-        <w:t xml:space="preserve"> or run pwb.py -help</w:t>
+        <w:t>For global options use -help:global or run pwb.py -help</w:t>
       </w:r>
     </w:p>
     <w:p/>
@@ -4862,27 +3076,13 @@
     <w:p/>
     <w:p>
       <w:r>
-        <w:t xml:space="preserve">I also managed to remove the category accidentally added to all the imported WA pages </w:t>
-      </w:r>
-      <w:proofErr w:type="spellStart"/>
-      <w:r>
-        <w:t>EHWA_Main</w:t>
-      </w:r>
-      <w:proofErr w:type="spellEnd"/>
-      <w:r>
-        <w:t>.</w:t>
-      </w:r>
-    </w:p>
-    <w:p>
-      <w:r>
-        <w:lastRenderedPageBreak/>
-        <w:t xml:space="preserve">python pwb.py category remove </w:t>
-      </w:r>
-      <w:proofErr w:type="spellStart"/>
-      <w:r>
-        <w:t>EHWA_Main</w:t>
-      </w:r>
-      <w:proofErr w:type="spellEnd"/>
+        <w:t>I also managed to remove the category accidentally added to all the imported WA pages EHWA_Main.</w:t>
+      </w:r>
+    </w:p>
+    <w:p>
+      <w:r>
+        <w:t>python pwb.py category remove EHWA_Main</w:t>
+      </w:r>
     </w:p>
     <w:p>
       <w:r>
@@ -4912,13 +3112,8 @@
       </w:r>
     </w:p>
     <w:p>
-      <w:proofErr w:type="gramStart"/>
-      <w:r>
-        <w:t>Also</w:t>
-      </w:r>
-      <w:proofErr w:type="gramEnd"/>
-      <w:r>
-        <w:t xml:space="preserve"> PyCharm development environment</w:t>
+      <w:r>
+        <w:t>Also PyCharm development environment</w:t>
       </w:r>
     </w:p>
     <w:p>
@@ -4958,132 +3153,58 @@
       <w:pPr>
         <w:pStyle w:val="code"/>
       </w:pPr>
-      <w:proofErr w:type="spellStart"/>
-      <w:proofErr w:type="gramStart"/>
-      <w:r>
-        <w:t>os.chdir</w:t>
-      </w:r>
-      <w:proofErr w:type="spellEnd"/>
-      <w:proofErr w:type="gramEnd"/>
-      <w:r>
-        <w:t>('C:/Users/HP/OneDrive - Close Comfort Pty Ltd/Documents')</w:t>
-      </w:r>
-    </w:p>
-    <w:p>
-      <w:pPr>
-        <w:pStyle w:val="code"/>
-      </w:pPr>
-      <w:r>
-        <w:t>print(</w:t>
-      </w:r>
-      <w:proofErr w:type="spellStart"/>
-      <w:proofErr w:type="gramStart"/>
-      <w:r>
-        <w:t>os.getcwd</w:t>
-      </w:r>
-      <w:proofErr w:type="spellEnd"/>
-      <w:proofErr w:type="gramEnd"/>
-      <w:r>
-        <w:t>())</w:t>
-      </w:r>
-    </w:p>
-    <w:p>
-      <w:pPr>
-        <w:pStyle w:val="code"/>
-      </w:pPr>
-    </w:p>
-    <w:p>
-      <w:pPr>
-        <w:pStyle w:val="code"/>
-      </w:pPr>
-      <w:r>
-        <w:t xml:space="preserve">with </w:t>
-      </w:r>
-      <w:proofErr w:type="gramStart"/>
-      <w:r>
-        <w:t>open(</w:t>
-      </w:r>
-      <w:proofErr w:type="gramEnd"/>
-      <w:r>
-        <w:t>'eh.xml', '</w:t>
-      </w:r>
-      <w:proofErr w:type="spellStart"/>
-      <w:r>
-        <w:t>rb</w:t>
-      </w:r>
-      <w:proofErr w:type="spellEnd"/>
-      <w:r>
-        <w:t>') as file:</w:t>
-      </w:r>
-    </w:p>
-    <w:p>
-      <w:pPr>
-        <w:pStyle w:val="code"/>
-      </w:pPr>
-      <w:r>
-        <w:t xml:space="preserve">    content = </w:t>
-      </w:r>
-      <w:proofErr w:type="spellStart"/>
-      <w:proofErr w:type="gramStart"/>
-      <w:r>
-        <w:t>file.read</w:t>
-      </w:r>
-      <w:proofErr w:type="spellEnd"/>
-      <w:proofErr w:type="gramEnd"/>
-      <w:r>
-        <w:t>()</w:t>
-      </w:r>
-    </w:p>
-    <w:p>
-      <w:pPr>
-        <w:pStyle w:val="code"/>
-      </w:pPr>
-    </w:p>
-    <w:p>
-      <w:pPr>
-        <w:pStyle w:val="code"/>
-      </w:pPr>
-      <w:r>
-        <w:t xml:space="preserve">import </w:t>
-      </w:r>
-      <w:proofErr w:type="spellStart"/>
-      <w:proofErr w:type="gramStart"/>
-      <w:r>
-        <w:t>xml.etree</w:t>
-      </w:r>
-      <w:proofErr w:type="gramEnd"/>
-      <w:r>
-        <w:t>.ElementTree</w:t>
-      </w:r>
-      <w:proofErr w:type="spellEnd"/>
-      <w:r>
-        <w:t xml:space="preserve"> as ET</w:t>
-      </w:r>
-    </w:p>
-    <w:p>
-      <w:pPr>
-        <w:pStyle w:val="code"/>
-      </w:pPr>
-      <w:r>
-        <w:t xml:space="preserve">root = </w:t>
-      </w:r>
-      <w:proofErr w:type="spellStart"/>
-      <w:proofErr w:type="gramStart"/>
-      <w:r>
-        <w:t>ET.fromstring</w:t>
-      </w:r>
-      <w:proofErr w:type="spellEnd"/>
-      <w:proofErr w:type="gramEnd"/>
-      <w:r>
-        <w:t>(</w:t>
-      </w:r>
-      <w:proofErr w:type="spellStart"/>
-      <w:r>
-        <w:t>content.decode</w:t>
-      </w:r>
-      <w:proofErr w:type="spellEnd"/>
-      <w:r>
-        <w:t>('utf-8'))</w:t>
+      <w:r>
+        <w:t>os.chdir('C:/Users/HP/OneDrive - Close Comfort Pty Ltd/Documents')</w:t>
+      </w:r>
+    </w:p>
+    <w:p>
+      <w:pPr>
+        <w:pStyle w:val="code"/>
+      </w:pPr>
+      <w:r>
+        <w:t>print(os.getcwd())</w:t>
+      </w:r>
+    </w:p>
+    <w:p>
+      <w:pPr>
+        <w:pStyle w:val="code"/>
+      </w:pPr>
+    </w:p>
+    <w:p>
+      <w:pPr>
+        <w:pStyle w:val="code"/>
+      </w:pPr>
+      <w:r>
+        <w:t>with open('eh.xml', 'rb') as file:</w:t>
+      </w:r>
+    </w:p>
+    <w:p>
+      <w:pPr>
+        <w:pStyle w:val="code"/>
+      </w:pPr>
+      <w:r>
+        <w:t xml:space="preserve">    content = file.read()</w:t>
+      </w:r>
+    </w:p>
+    <w:p>
+      <w:pPr>
+        <w:pStyle w:val="code"/>
+      </w:pPr>
+    </w:p>
+    <w:p>
+      <w:pPr>
+        <w:pStyle w:val="code"/>
+      </w:pPr>
+      <w:r>
+        <w:t>import xml.etree.ElementTree as ET</w:t>
+      </w:r>
+    </w:p>
+    <w:p>
+      <w:pPr>
+        <w:pStyle w:val="code"/>
+      </w:pPr>
+      <w:r>
+        <w:t>root = ET.fromstring(content.decode('utf-8'))</w:t>
       </w:r>
     </w:p>
     <w:p>
@@ -5117,20 +3238,7 @@
         <w:pStyle w:val="code"/>
       </w:pPr>
       <w:r>
-        <w:t xml:space="preserve">import </w:t>
-      </w:r>
-      <w:proofErr w:type="spellStart"/>
-      <w:proofErr w:type="gramStart"/>
-      <w:r>
-        <w:t>xml.etree</w:t>
-      </w:r>
-      <w:proofErr w:type="gramEnd"/>
-      <w:r>
-        <w:t>.ElementTree</w:t>
-      </w:r>
-      <w:proofErr w:type="spellEnd"/>
-      <w:r>
-        <w:t xml:space="preserve"> as ET </w:t>
+        <w:t xml:space="preserve">import xml.etree.ElementTree as ET </w:t>
       </w:r>
     </w:p>
     <w:p>
@@ -5150,42 +3258,16 @@
       <w:pPr>
         <w:pStyle w:val="code"/>
       </w:pPr>
-      <w:proofErr w:type="spellStart"/>
-      <w:r>
-        <w:t>page_name_pattern</w:t>
-      </w:r>
-      <w:proofErr w:type="spellEnd"/>
-      <w:r>
-        <w:t xml:space="preserve"> = r'&lt;title&gt;</w:t>
-      </w:r>
-      <w:proofErr w:type="gramStart"/>
-      <w:r>
-        <w:t>(.*</w:t>
-      </w:r>
-      <w:proofErr w:type="gramEnd"/>
-      <w:r>
-        <w:t xml:space="preserve">?)&lt;/title&gt;' </w:t>
-      </w:r>
-    </w:p>
-    <w:p>
-      <w:pPr>
-        <w:pStyle w:val="code"/>
-      </w:pPr>
-      <w:proofErr w:type="spellStart"/>
-      <w:r>
-        <w:t>image_file_pattern</w:t>
-      </w:r>
-      <w:proofErr w:type="spellEnd"/>
-      <w:r>
-        <w:t xml:space="preserve"> = r'</w:t>
-      </w:r>
-      <w:proofErr w:type="gramStart"/>
-      <w:r>
-        <w:t>(?&lt;</w:t>
-      </w:r>
-      <w:proofErr w:type="gramEnd"/>
-      <w:r>
-        <w:t xml:space="preserve">=File:)(.+?)(?=\|)' </w:t>
+      <w:r>
+        <w:t xml:space="preserve">page_name_pattern = r'&lt;title&gt;(.*?)&lt;/title&gt;' </w:t>
+      </w:r>
+    </w:p>
+    <w:p>
+      <w:pPr>
+        <w:pStyle w:val="code"/>
+      </w:pPr>
+      <w:r>
+        <w:t xml:space="preserve">image_file_pattern = r'(?&lt;=File:)(.+?)(?=\|)' </w:t>
       </w:r>
     </w:p>
     <w:p>
@@ -5206,41 +3288,15 @@
         <w:pStyle w:val="code"/>
       </w:pPr>
       <w:r>
-        <w:t xml:space="preserve">def </w:t>
-      </w:r>
-      <w:proofErr w:type="spellStart"/>
-      <w:r>
-        <w:t>extract_page_names</w:t>
-      </w:r>
-      <w:proofErr w:type="spellEnd"/>
-      <w:r>
-        <w:t xml:space="preserve">(text): </w:t>
-      </w:r>
-    </w:p>
-    <w:p>
-      <w:pPr>
-        <w:pStyle w:val="code"/>
-      </w:pPr>
-      <w:r>
-        <w:t xml:space="preserve">    return </w:t>
-      </w:r>
-      <w:proofErr w:type="spellStart"/>
-      <w:proofErr w:type="gramStart"/>
-      <w:r>
-        <w:t>re.findall</w:t>
-      </w:r>
-      <w:proofErr w:type="spellEnd"/>
-      <w:proofErr w:type="gramEnd"/>
-      <w:r>
-        <w:t>(</w:t>
-      </w:r>
-      <w:proofErr w:type="spellStart"/>
-      <w:r>
-        <w:t>page_name_pattern</w:t>
-      </w:r>
-      <w:proofErr w:type="spellEnd"/>
-      <w:r>
-        <w:t xml:space="preserve">, text) </w:t>
+        <w:t xml:space="preserve">def extract_page_names(text): </w:t>
+      </w:r>
+    </w:p>
+    <w:p>
+      <w:pPr>
+        <w:pStyle w:val="code"/>
+      </w:pPr>
+      <w:r>
+        <w:t xml:space="preserve">    return re.findall(page_name_pattern, text) </w:t>
       </w:r>
     </w:p>
     <w:p>
@@ -5261,41 +3317,15 @@
         <w:pStyle w:val="code"/>
       </w:pPr>
       <w:r>
-        <w:t xml:space="preserve">def </w:t>
-      </w:r>
-      <w:proofErr w:type="spellStart"/>
-      <w:r>
-        <w:t>extract_image_files</w:t>
-      </w:r>
-      <w:proofErr w:type="spellEnd"/>
-      <w:r>
-        <w:t xml:space="preserve">(text): </w:t>
-      </w:r>
-    </w:p>
-    <w:p>
-      <w:pPr>
-        <w:pStyle w:val="code"/>
-      </w:pPr>
-      <w:r>
-        <w:t xml:space="preserve">    return </w:t>
-      </w:r>
-      <w:proofErr w:type="spellStart"/>
-      <w:proofErr w:type="gramStart"/>
-      <w:r>
-        <w:t>re.findall</w:t>
-      </w:r>
-      <w:proofErr w:type="spellEnd"/>
-      <w:proofErr w:type="gramEnd"/>
-      <w:r>
-        <w:t>(</w:t>
-      </w:r>
-      <w:proofErr w:type="spellStart"/>
-      <w:r>
-        <w:t>image_file_pattern</w:t>
-      </w:r>
-      <w:proofErr w:type="spellEnd"/>
-      <w:r>
-        <w:t xml:space="preserve">, text) </w:t>
+        <w:t xml:space="preserve">def extract_image_files(text): </w:t>
+      </w:r>
+    </w:p>
+    <w:p>
+      <w:pPr>
+        <w:pStyle w:val="code"/>
+      </w:pPr>
+      <w:r>
+        <w:t xml:space="preserve">    return re.findall(image_file_pattern, text) </w:t>
       </w:r>
     </w:p>
     <w:p>
@@ -5316,35 +3346,15 @@
         <w:pStyle w:val="code"/>
       </w:pPr>
       <w:r>
-        <w:t xml:space="preserve">tree = </w:t>
-      </w:r>
-      <w:proofErr w:type="spellStart"/>
-      <w:proofErr w:type="gramStart"/>
-      <w:r>
-        <w:t>ET.parse</w:t>
-      </w:r>
-      <w:proofErr w:type="spellEnd"/>
-      <w:proofErr w:type="gramEnd"/>
-      <w:r>
-        <w:t xml:space="preserve">('eh.xml') </w:t>
-      </w:r>
-    </w:p>
-    <w:p>
-      <w:pPr>
-        <w:pStyle w:val="code"/>
-      </w:pPr>
-      <w:r>
-        <w:t xml:space="preserve">root = </w:t>
-      </w:r>
-      <w:proofErr w:type="spellStart"/>
-      <w:proofErr w:type="gramStart"/>
-      <w:r>
-        <w:t>tree.getroot</w:t>
-      </w:r>
-      <w:proofErr w:type="spellEnd"/>
-      <w:proofErr w:type="gramEnd"/>
-      <w:r>
-        <w:t xml:space="preserve">() </w:t>
+        <w:t xml:space="preserve">tree = ET.parse('eh.xml') </w:t>
+      </w:r>
+    </w:p>
+    <w:p>
+      <w:pPr>
+        <w:pStyle w:val="code"/>
+      </w:pPr>
+      <w:r>
+        <w:t xml:space="preserve">root = tree.getroot() </w:t>
       </w:r>
     </w:p>
     <w:p>
@@ -5364,62 +3374,32 @@
       <w:pPr>
         <w:pStyle w:val="code"/>
       </w:pPr>
-      <w:proofErr w:type="spellStart"/>
-      <w:r>
-        <w:t>page_names</w:t>
-      </w:r>
-      <w:proofErr w:type="spellEnd"/>
-      <w:r>
-        <w:t xml:space="preserve"> = [] </w:t>
-      </w:r>
-    </w:p>
-    <w:p>
-      <w:pPr>
-        <w:pStyle w:val="code"/>
-      </w:pPr>
-      <w:proofErr w:type="spellStart"/>
-      <w:r>
-        <w:t>image_files</w:t>
-      </w:r>
-      <w:proofErr w:type="spellEnd"/>
-      <w:r>
-        <w:t xml:space="preserve"> = [] </w:t>
-      </w:r>
-    </w:p>
-    <w:p>
-      <w:pPr>
-        <w:pStyle w:val="code"/>
-      </w:pPr>
-      <w:r>
-        <w:t xml:space="preserve">for page in </w:t>
-      </w:r>
-      <w:proofErr w:type="spellStart"/>
-      <w:proofErr w:type="gramStart"/>
-      <w:r>
-        <w:t>root.findall</w:t>
-      </w:r>
-      <w:proofErr w:type="spellEnd"/>
-      <w:proofErr w:type="gramEnd"/>
-      <w:r>
-        <w:t xml:space="preserve">('.//page'): </w:t>
-      </w:r>
-    </w:p>
-    <w:p>
-      <w:pPr>
-        <w:pStyle w:val="code"/>
-      </w:pPr>
-      <w:r>
-        <w:t xml:space="preserve">    title = </w:t>
-      </w:r>
-      <w:proofErr w:type="spellStart"/>
-      <w:proofErr w:type="gramStart"/>
-      <w:r>
-        <w:t>page.find</w:t>
-      </w:r>
-      <w:proofErr w:type="spellEnd"/>
-      <w:proofErr w:type="gramEnd"/>
-      <w:r>
-        <w:t>('title').text</w:t>
+      <w:r>
+        <w:t xml:space="preserve">page_names = [] </w:t>
+      </w:r>
+    </w:p>
+    <w:p>
+      <w:pPr>
+        <w:pStyle w:val="code"/>
+      </w:pPr>
+      <w:r>
+        <w:t xml:space="preserve">image_files = [] </w:t>
+      </w:r>
+    </w:p>
+    <w:p>
+      <w:pPr>
+        <w:pStyle w:val="code"/>
+      </w:pPr>
+      <w:r>
+        <w:t xml:space="preserve">for page in root.findall('.//page'): </w:t>
+      </w:r>
+    </w:p>
+    <w:p>
+      <w:pPr>
+        <w:pStyle w:val="code"/>
+      </w:pPr>
+      <w:r>
+        <w:t xml:space="preserve">    title = page.find('title').text</w:t>
       </w:r>
     </w:p>
     <w:p>
@@ -5435,17 +3415,7 @@
         <w:pStyle w:val="code"/>
       </w:pPr>
       <w:r>
-        <w:t xml:space="preserve">    revision = </w:t>
-      </w:r>
-      <w:proofErr w:type="spellStart"/>
-      <w:proofErr w:type="gramStart"/>
-      <w:r>
-        <w:t>page.find</w:t>
-      </w:r>
-      <w:proofErr w:type="spellEnd"/>
-      <w:proofErr w:type="gramEnd"/>
-      <w:r>
-        <w:t xml:space="preserve">('.//revision') </w:t>
+        <w:t xml:space="preserve">    revision = page.find('.//revision') </w:t>
       </w:r>
     </w:p>
     <w:p>
@@ -5461,75 +3431,23 @@
         <w:pStyle w:val="code"/>
       </w:pPr>
       <w:r>
-        <w:t xml:space="preserve">        text = </w:t>
-      </w:r>
-      <w:proofErr w:type="spellStart"/>
-      <w:proofErr w:type="gramStart"/>
-      <w:r>
-        <w:t>revision.find</w:t>
-      </w:r>
-      <w:proofErr w:type="spellEnd"/>
-      <w:proofErr w:type="gramEnd"/>
-      <w:r>
-        <w:t xml:space="preserve">('text').text or '' </w:t>
-      </w:r>
-    </w:p>
-    <w:p>
-      <w:pPr>
-        <w:pStyle w:val="code"/>
-      </w:pPr>
-      <w:r>
-        <w:t xml:space="preserve">        </w:t>
-      </w:r>
-      <w:proofErr w:type="spellStart"/>
-      <w:r>
-        <w:t>page_</w:t>
-      </w:r>
-      <w:proofErr w:type="gramStart"/>
-      <w:r>
-        <w:t>names.extend</w:t>
-      </w:r>
-      <w:proofErr w:type="spellEnd"/>
-      <w:proofErr w:type="gramEnd"/>
-      <w:r>
-        <w:t>(</w:t>
-      </w:r>
-      <w:proofErr w:type="spellStart"/>
-      <w:r>
-        <w:t>extract_page_names</w:t>
-      </w:r>
-      <w:proofErr w:type="spellEnd"/>
-      <w:r>
-        <w:t xml:space="preserve">(title)) </w:t>
-      </w:r>
-    </w:p>
-    <w:p>
-      <w:pPr>
-        <w:pStyle w:val="code"/>
-      </w:pPr>
-      <w:r>
-        <w:t xml:space="preserve">        </w:t>
-      </w:r>
-      <w:proofErr w:type="spellStart"/>
-      <w:r>
-        <w:t>image_</w:t>
-      </w:r>
-      <w:proofErr w:type="gramStart"/>
-      <w:r>
-        <w:t>files.extend</w:t>
-      </w:r>
-      <w:proofErr w:type="spellEnd"/>
-      <w:proofErr w:type="gramEnd"/>
-      <w:r>
-        <w:t>(</w:t>
-      </w:r>
-      <w:proofErr w:type="spellStart"/>
-      <w:r>
-        <w:t>extract_image_files</w:t>
-      </w:r>
-      <w:proofErr w:type="spellEnd"/>
-      <w:r>
-        <w:t xml:space="preserve">(text)) </w:t>
+        <w:t xml:space="preserve">        text = revision.find('text').text or '' </w:t>
+      </w:r>
+    </w:p>
+    <w:p>
+      <w:pPr>
+        <w:pStyle w:val="code"/>
+      </w:pPr>
+      <w:r>
+        <w:t xml:space="preserve">        page_names.extend(extract_page_names(title)) </w:t>
+      </w:r>
+    </w:p>
+    <w:p>
+      <w:pPr>
+        <w:pStyle w:val="code"/>
+      </w:pPr>
+      <w:r>
+        <w:t xml:space="preserve">        image_files.extend(extract_image_files(text)) </w:t>
       </w:r>
     </w:p>
     <w:p>
@@ -5549,30 +3467,17 @@
       <w:pPr>
         <w:pStyle w:val="code"/>
       </w:pPr>
-      <w:proofErr w:type="gramStart"/>
       <w:r>
         <w:lastRenderedPageBreak/>
-        <w:t>print(</w:t>
-      </w:r>
-      <w:proofErr w:type="gramEnd"/>
-      <w:r>
-        <w:t xml:space="preserve">"Page Names:") </w:t>
-      </w:r>
-    </w:p>
-    <w:p>
-      <w:pPr>
-        <w:pStyle w:val="code"/>
-      </w:pPr>
-      <w:r>
-        <w:t>for name in set(</w:t>
-      </w:r>
-      <w:proofErr w:type="spellStart"/>
-      <w:r>
-        <w:t>page_names</w:t>
-      </w:r>
-      <w:proofErr w:type="spellEnd"/>
-      <w:r>
-        <w:t xml:space="preserve">): </w:t>
+        <w:t xml:space="preserve">print("Page Names:") </w:t>
+      </w:r>
+    </w:p>
+    <w:p>
+      <w:pPr>
+        <w:pStyle w:val="code"/>
+      </w:pPr>
+      <w:r>
+        <w:t xml:space="preserve">for name in set(page_names): </w:t>
       </w:r>
     </w:p>
     <w:p>
@@ -5592,37 +3497,16 @@
       <w:pPr>
         <w:pStyle w:val="code"/>
       </w:pPr>
-      <w:proofErr w:type="gramStart"/>
-      <w:r>
-        <w:t>print(</w:t>
-      </w:r>
-      <w:proofErr w:type="gramEnd"/>
-      <w:r>
-        <w:t>"\</w:t>
-      </w:r>
-      <w:proofErr w:type="spellStart"/>
-      <w:r>
-        <w:t>nImage</w:t>
-      </w:r>
-      <w:proofErr w:type="spellEnd"/>
-      <w:r>
-        <w:t xml:space="preserve"> Files:") </w:t>
-      </w:r>
-    </w:p>
-    <w:p>
-      <w:pPr>
-        <w:pStyle w:val="code"/>
-      </w:pPr>
-      <w:r>
-        <w:t>for file in set(</w:t>
-      </w:r>
-      <w:proofErr w:type="spellStart"/>
-      <w:r>
-        <w:t>image_files</w:t>
-      </w:r>
-      <w:proofErr w:type="spellEnd"/>
-      <w:r>
-        <w:t xml:space="preserve">): </w:t>
+      <w:r>
+        <w:t xml:space="preserve">print("\nImage Files:") </w:t>
+      </w:r>
+    </w:p>
+    <w:p>
+      <w:pPr>
+        <w:pStyle w:val="code"/>
+      </w:pPr>
+      <w:r>
+        <w:t xml:space="preserve">for file in set(image_files): </w:t>
       </w:r>
     </w:p>
     <w:p>
